--- a/Activities/L4 - USART.docx
+++ b/Activities/L4 - USART.docx
@@ -929,9 +929,9 @@
           <w:lang w:val="en-US"/>
         </w:rPr>
         <w:drawing>
-          <wp:inline distT="0" distB="0" distL="0" distR="0" wp14:anchorId="2D5D84AA" wp14:editId="00110C6A">
-            <wp:extent cx="2719434" cy="494828"/>
-            <wp:effectExtent l="0" t="0" r="5080" b="635"/>
+          <wp:inline distT="0" distB="0" distL="0" distR="0" wp14:anchorId="2D5D84AA" wp14:editId="6433E0D2">
+            <wp:extent cx="5128260" cy="933138"/>
+            <wp:effectExtent l="0" t="0" r="0" b="635"/>
             <wp:docPr id="7" name="Picture 7"/>
             <wp:cNvGraphicFramePr>
               <a:graphicFrameLocks xmlns:a="http://schemas.openxmlformats.org/drawingml/2006/main" noChangeAspect="1"/>
@@ -958,7 +958,7 @@
                   <pic:spPr>
                     <a:xfrm>
                       <a:off x="0" y="0"/>
-                      <a:ext cx="3133519" cy="570175"/>
+                      <a:ext cx="6032558" cy="1097684"/>
                     </a:xfrm>
                     <a:prstGeom prst="rect">
                       <a:avLst/>
@@ -1149,9 +1149,9 @@
           <w:lang w:val="en-US"/>
         </w:rPr>
         <w:drawing>
-          <wp:inline distT="0" distB="0" distL="0" distR="0" wp14:anchorId="162642BD" wp14:editId="229672A8">
-            <wp:extent cx="2929133" cy="862002"/>
-            <wp:effectExtent l="0" t="0" r="5080" b="0"/>
+          <wp:inline distT="0" distB="0" distL="0" distR="0" wp14:anchorId="162642BD" wp14:editId="0B9010D5">
+            <wp:extent cx="2547090" cy="749572"/>
+            <wp:effectExtent l="0" t="0" r="5715" b="0"/>
             <wp:docPr id="842163261" name="Picture 4"/>
             <wp:cNvGraphicFramePr>
               <a:graphicFrameLocks xmlns:a="http://schemas.openxmlformats.org/drawingml/2006/main" noChangeAspect="1"/>
@@ -1164,7 +1164,7 @@
                     <pic:cNvPicPr/>
                   </pic:nvPicPr>
                   <pic:blipFill>
-                    <a:blip r:embed="rId12">
+                    <a:blip r:embed="rId12" cstate="print">
                       <a:extLst>
                         <a:ext uri="{28A0092B-C50C-407E-A947-70E740481C1C}">
                           <a14:useLocalDpi xmlns:a14="http://schemas.microsoft.com/office/drawing/2010/main" val="0"/>
@@ -1178,7 +1178,7 @@
                   <pic:spPr>
                     <a:xfrm>
                       <a:off x="0" y="0"/>
-                      <a:ext cx="2996826" cy="881923"/>
+                      <a:ext cx="2615321" cy="769651"/>
                     </a:xfrm>
                     <a:prstGeom prst="rect">
                       <a:avLst/>
@@ -1397,7 +1397,6 @@
           <w:szCs w:val="18"/>
           <w:lang w:val="en-US"/>
         </w:rPr>
-        <w:lastRenderedPageBreak/>
         <w:t xml:space="preserve">Figure </w:t>
       </w:r>
       <w:r>
@@ -1453,6 +1452,7 @@
           <w:rFonts w:ascii="Arial Narrow" w:hAnsi="Arial Narrow" w:cs="Arial"/>
           <w:lang w:val="en-US"/>
         </w:rPr>
+        <w:lastRenderedPageBreak/>
         <w:t xml:space="preserve">Connect only the </w:t>
       </w:r>
       <w:r>
@@ -2391,6 +2391,7 @@
           <w:iCs/>
           <w:lang w:val="en-US"/>
         </w:rPr>
+        <w:lastRenderedPageBreak/>
         <w:t xml:space="preserve">Section 2: </w:t>
       </w:r>
       <w:r>
@@ -2919,7 +2920,29 @@
           <w:szCs w:val="18"/>
           <w:lang w:val="en-US"/>
         </w:rPr>
-        <w:t>Table 2.2. RN42 configuration</w:t>
+        <w:t xml:space="preserve">Table 2.2. </w:t>
+      </w:r>
+      <w:r>
+        <w:rPr>
+          <w:rFonts w:ascii="Arial Narrow" w:hAnsi="Arial Narrow"/>
+          <w:i/>
+          <w:iCs/>
+          <w:sz w:val="18"/>
+          <w:szCs w:val="18"/>
+          <w:lang w:val="en-US"/>
+        </w:rPr>
+        <w:t>HM10</w:t>
+      </w:r>
+      <w:r>
+        <w:rPr>
+          <w:rFonts w:ascii="Arial Narrow" w:hAnsi="Arial Narrow"/>
+          <w:i/>
+          <w:iCs/>
+          <w:sz w:val="18"/>
+          <w:szCs w:val="18"/>
+          <w:lang w:val="en-US"/>
+        </w:rPr>
+        <w:t xml:space="preserve"> configuration</w:t>
       </w:r>
     </w:p>
     <w:tbl>
@@ -3427,6 +3450,32 @@
           <w:lang w:val="en-US"/>
         </w:rPr>
       </w:pPr>
+    </w:p>
+    <w:p>
+      <w:pPr>
+        <w:spacing w:after="0"/>
+        <w:rPr>
+          <w:rFonts w:ascii="Arial Narrow" w:hAnsi="Arial Narrow"/>
+          <w:b/>
+          <w:bCs/>
+          <w:i/>
+          <w:iCs/>
+          <w:lang w:val="en-US"/>
+        </w:rPr>
+      </w:pPr>
+    </w:p>
+    <w:p>
+      <w:pPr>
+        <w:spacing w:after="0"/>
+        <w:rPr>
+          <w:rFonts w:ascii="Arial Narrow" w:hAnsi="Arial Narrow"/>
+          <w:b/>
+          <w:bCs/>
+          <w:i/>
+          <w:iCs/>
+          <w:lang w:val="en-US"/>
+        </w:rPr>
+      </w:pPr>
       <w:r>
         <w:rPr>
           <w:rFonts w:ascii="Arial Narrow" w:hAnsi="Arial Narrow"/>
@@ -3627,15 +3676,15 @@
         <w:spacing w:after="0" w:line="240" w:lineRule="auto"/>
         <w:jc w:val="both"/>
         <w:rPr>
+          <w:rFonts w:ascii="Arial Narrow" w:hAnsi="Arial Narrow"/>
+          <w:lang w:val="en-US"/>
+        </w:rPr>
+      </w:pPr>
+      <w:r>
+        <w:rPr>
           <w:rFonts w:ascii="Arial Narrow" w:hAnsi="Arial Narrow" w:cs="Arial"/>
           <w:lang w:val="en-US"/>
         </w:rPr>
-      </w:pPr>
-      <w:r>
-        <w:rPr>
-          <w:rFonts w:ascii="Arial Narrow" w:hAnsi="Arial Narrow" w:cs="Arial"/>
-          <w:lang w:val="en-US"/>
-        </w:rPr>
         <w:t xml:space="preserve">Open the </w:t>
       </w:r>
       <w:r>
@@ -3651,14 +3700,92 @@
           <w:rFonts w:ascii="Arial Narrow" w:hAnsi="Arial Narrow"/>
           <w:lang w:val="en-US"/>
         </w:rPr>
-        <w:t xml:space="preserve">. Go to three bars button &gt; Devices. Select the device paired in the last step. </w:t>
+        <w:t xml:space="preserve">. Go to three bars button &gt; </w:t>
+      </w:r>
+      <w:r>
+        <w:rPr>
+          <w:rFonts w:ascii="Arial Narrow" w:hAnsi="Arial Narrow"/>
+          <w:lang w:val="en-US"/>
+        </w:rPr>
+        <w:t>Settings</w:t>
+      </w:r>
+      <w:r>
+        <w:rPr>
+          <w:rFonts w:ascii="Arial Narrow" w:hAnsi="Arial Narrow"/>
+          <w:lang w:val="en-US"/>
+        </w:rPr>
+        <w:t xml:space="preserve">. </w:t>
+      </w:r>
+      <w:r>
+        <w:rPr>
+          <w:rFonts w:ascii="Arial Narrow" w:hAnsi="Arial Narrow"/>
+          <w:lang w:val="en-US"/>
+        </w:rPr>
+        <w:t xml:space="preserve">Ensure that on the </w:t>
+      </w:r>
+      <w:r>
+        <w:rPr>
+          <w:rFonts w:ascii="Arial Narrow" w:hAnsi="Arial Narrow"/>
+          <w:u w:val="single"/>
+          <w:lang w:val="en-US"/>
+        </w:rPr>
+        <w:t>Send</w:t>
+      </w:r>
+      <w:r>
+        <w:rPr>
+          <w:rFonts w:ascii="Arial Narrow" w:hAnsi="Arial Narrow"/>
+          <w:lang w:val="en-US"/>
+        </w:rPr>
+        <w:t xml:space="preserve"> and </w:t>
+      </w:r>
+      <w:r>
+        <w:rPr>
+          <w:rFonts w:ascii="Arial Narrow" w:hAnsi="Arial Narrow"/>
+          <w:u w:val="single"/>
+          <w:lang w:val="en-US"/>
+        </w:rPr>
+        <w:t>Receive</w:t>
+      </w:r>
+      <w:r>
+        <w:rPr>
+          <w:rFonts w:ascii="Arial Narrow" w:hAnsi="Arial Narrow"/>
+          <w:lang w:val="en-US"/>
+        </w:rPr>
+        <w:t xml:space="preserve"> tabs </w:t>
+      </w:r>
+      <w:r>
+        <w:rPr>
+          <w:rFonts w:ascii="Arial Narrow" w:hAnsi="Arial Narrow"/>
+          <w:u w:val="single"/>
+          <w:lang w:val="en-US"/>
+        </w:rPr>
+        <w:t xml:space="preserve">Newline = </w:t>
+      </w:r>
+      <w:r>
+        <w:rPr>
+          <w:rFonts w:ascii="Arial Narrow" w:hAnsi="Arial Narrow"/>
+          <w:i/>
+          <w:iCs/>
+          <w:u w:val="single"/>
+          <w:lang w:val="en-US"/>
+        </w:rPr>
+        <w:t>LF</w:t>
+      </w:r>
+      <w:r>
+        <w:rPr>
+          <w:rFonts w:ascii="Arial Narrow" w:hAnsi="Arial Narrow"/>
+          <w:u w:val="single"/>
+          <w:lang w:val="en-US"/>
+        </w:rPr>
+        <w:t xml:space="preserve">. </w:t>
       </w:r>
     </w:p>
     <w:p>
       <w:pPr>
-        <w:pStyle w:val="ListParagraph"/>
-        <w:rPr>
-          <w:rFonts w:ascii="Arial Narrow" w:hAnsi="Arial Narrow" w:cs="Arial"/>
+        <w:spacing w:after="0" w:line="240" w:lineRule="auto"/>
+        <w:jc w:val="both"/>
+        <w:rPr>
+          <w:rFonts w:ascii="Arial Narrow" w:hAnsi="Arial Narrow"/>
           <w:lang w:val="en-US"/>
         </w:rPr>
       </w:pPr>
@@ -3682,6 +3809,72 @@
           <w:rFonts w:ascii="Arial Narrow" w:hAnsi="Arial Narrow" w:cs="Arial"/>
           <w:lang w:val="en-US"/>
         </w:rPr>
+        <w:t>In</w:t>
+      </w:r>
+      <w:r>
+        <w:rPr>
+          <w:rFonts w:ascii="Arial Narrow" w:hAnsi="Arial Narrow" w:cs="Arial"/>
+          <w:lang w:val="en-US"/>
+        </w:rPr>
+        <w:t xml:space="preserve"> the </w:t>
+      </w:r>
+      <w:r>
+        <w:rPr>
+          <w:rFonts w:ascii="Arial Narrow" w:hAnsi="Arial Narrow"/>
+          <w:u w:val="single"/>
+          <w:lang w:val="en-US"/>
+        </w:rPr>
+        <w:t>Serial Bluetooth Terminal</w:t>
+      </w:r>
+      <w:r>
+        <w:rPr>
+          <w:rFonts w:ascii="Arial Narrow" w:hAnsi="Arial Narrow"/>
+          <w:lang w:val="en-US"/>
+        </w:rPr>
+        <w:t>. Go to three bars button &gt; Devices. Select the device paired in step</w:t>
+      </w:r>
+      <w:r>
+        <w:rPr>
+          <w:rFonts w:ascii="Arial Narrow" w:hAnsi="Arial Narrow"/>
+          <w:lang w:val="en-US"/>
+        </w:rPr>
+        <w:t xml:space="preserve"> 2</w:t>
+      </w:r>
+      <w:r>
+        <w:rPr>
+          <w:rFonts w:ascii="Arial Narrow" w:hAnsi="Arial Narrow"/>
+          <w:lang w:val="en-US"/>
+        </w:rPr>
+        <w:t xml:space="preserve">. </w:t>
+      </w:r>
+      <w:r>
+        <w:rPr>
+          <w:rFonts w:ascii="Arial Narrow" w:hAnsi="Arial Narrow"/>
+          <w:lang w:val="en-US"/>
+        </w:rPr>
+        <w:t xml:space="preserve"> </w:t>
+      </w:r>
+    </w:p>
+    <w:p>
+      <w:pPr>
+        <w:pStyle w:val="ListParagraph"/>
+        <w:numPr>
+          <w:ilvl w:val="0"/>
+          <w:numId w:val="43"/>
+        </w:numPr>
+        <w:spacing w:after="0" w:line="240" w:lineRule="auto"/>
+        <w:jc w:val="both"/>
+        <w:rPr>
+          <w:rFonts w:ascii="Arial Narrow" w:hAnsi="Arial Narrow" w:cs="Arial"/>
+          <w:lang w:val="en-US"/>
+        </w:rPr>
+      </w:pPr>
+      <w:r>
+        <w:rPr>
+          <w:rFonts w:ascii="Arial Narrow" w:hAnsi="Arial Narrow" w:cs="Arial"/>
+          <w:lang w:val="en-US"/>
+        </w:rPr>
+        <w:lastRenderedPageBreak/>
         <w:t xml:space="preserve">Enter </w:t>
       </w:r>
       <w:r>
@@ -4234,7 +4427,40 @@
           <w:iCs/>
           <w:lang w:val="en-US"/>
         </w:rPr>
-        <w:t>Example with USART2 on STM32F3DISCOVERY</w:t>
+        <w:t>Example with USART</w:t>
+      </w:r>
+      <w:r>
+        <w:rPr>
+          <w:rFonts w:ascii="Arial Narrow" w:hAnsi="Arial Narrow"/>
+          <w:b/>
+          <w:bCs/>
+          <w:i/>
+          <w:iCs/>
+          <w:lang w:val="en-US"/>
+        </w:rPr>
+        <w:t>1</w:t>
+      </w:r>
+      <w:r>
+        <w:rPr>
+          <w:rFonts w:ascii="Arial Narrow" w:hAnsi="Arial Narrow"/>
+          <w:b/>
+          <w:bCs/>
+          <w:i/>
+          <w:iCs/>
+          <w:lang w:val="en-US"/>
+        </w:rPr>
+        <w:t xml:space="preserve"> on </w:t>
+      </w:r>
+      <w:r>
+        <w:rPr>
+          <w:rFonts w:ascii="Arial Narrow" w:hAnsi="Arial Narrow"/>
+          <w:b/>
+          <w:bCs/>
+          <w:i/>
+          <w:iCs/>
+          <w:lang w:val="en-US"/>
+        </w:rPr>
+        <w:t>STM32H533RE-NUCLEO</w:t>
       </w:r>
     </w:p>
     <w:p>
@@ -4264,45 +4490,54 @@
       </w:pPr>
       <w:r>
         <w:rPr>
-          <w:rFonts w:ascii="Arial Narrow" w:hAnsi="Arial Narrow"/>
-          <w:lang w:val="en-US"/>
-        </w:rPr>
-        <w:t xml:space="preserve">Import the </w:t>
-      </w:r>
-      <w:r>
-        <w:rPr>
-          <w:rFonts w:ascii="Arial Narrow" w:hAnsi="Arial Narrow"/>
+          <w:rFonts w:ascii="Arial Narrow" w:hAnsi="Arial Narrow" w:cs="Arial"/>
+          <w:lang w:val="en-US"/>
+        </w:rPr>
+        <w:t xml:space="preserve">Change the </w:t>
+      </w:r>
+      <w:r>
+        <w:rPr>
+          <w:rFonts w:ascii="Arial Narrow" w:hAnsi="Arial Narrow" w:cs="Arial"/>
+          <w:i/>
+          <w:iCs/>
+          <w:lang w:val="en-US"/>
+        </w:rPr>
+        <w:t xml:space="preserve">Enter Key Emulation </w:t>
+      </w:r>
+      <w:r>
+        <w:rPr>
+          <w:rFonts w:ascii="Arial Narrow" w:hAnsi="Arial Narrow" w:cs="Arial"/>
+          <w:lang w:val="en-US"/>
+        </w:rPr>
+        <w:t xml:space="preserve">setting in </w:t>
+      </w:r>
+      <w:proofErr w:type="spellStart"/>
+      <w:r>
+        <w:rPr>
+          <w:rFonts w:ascii="Arial Narrow" w:hAnsi="Arial Narrow" w:cs="Arial"/>
+          <w:lang w:val="en-US"/>
+        </w:rPr>
+        <w:t>CoolTerm</w:t>
+      </w:r>
+      <w:proofErr w:type="spellEnd"/>
+      <w:r>
+        <w:rPr>
+          <w:rFonts w:ascii="Arial Narrow" w:hAnsi="Arial Narrow" w:cs="Arial"/>
+          <w:lang w:val="en-US"/>
+        </w:rPr>
+        <w:t xml:space="preserve"> to </w:t>
+      </w:r>
+      <w:r>
+        <w:rPr>
+          <w:rFonts w:ascii="Arial Narrow" w:hAnsi="Arial Narrow" w:cs="Arial"/>
           <w:u w:val="single"/>
           <w:lang w:val="en-US"/>
         </w:rPr>
-        <w:t>L</w:t>
-      </w:r>
-      <w:r>
-        <w:rPr>
-          <w:rFonts w:ascii="Arial Narrow" w:hAnsi="Arial Narrow"/>
-          <w:u w:val="single"/>
-          <w:lang w:val="en-US"/>
-        </w:rPr>
-        <w:t>4</w:t>
-      </w:r>
-      <w:r>
-        <w:rPr>
-          <w:rFonts w:ascii="Arial Narrow" w:hAnsi="Arial Narrow"/>
-          <w:lang w:val="en-US"/>
-        </w:rPr>
-        <w:t xml:space="preserve"> STM32 project into the </w:t>
-      </w:r>
-      <w:r>
-        <w:rPr>
-          <w:rFonts w:ascii="Arial Narrow" w:hAnsi="Arial Narrow"/>
-          <w:u w:val="single"/>
-          <w:lang w:val="en-US"/>
-        </w:rPr>
-        <w:t>STM32CubeIDE</w:t>
-      </w:r>
-      <w:r>
-        <w:rPr>
-          <w:rFonts w:ascii="Arial Narrow" w:hAnsi="Arial Narrow"/>
+        <w:t>LF</w:t>
+      </w:r>
+      <w:r>
+        <w:rPr>
+          <w:rFonts w:ascii="Arial Narrow" w:hAnsi="Arial Narrow" w:cs="Arial"/>
           <w:lang w:val="en-US"/>
         </w:rPr>
         <w:t>.</w:t>
@@ -4311,6 +4546,164 @@
     <w:p>
       <w:pPr>
         <w:spacing w:after="0" w:line="240" w:lineRule="auto"/>
+        <w:jc w:val="center"/>
+        <w:rPr>
+          <w:rFonts w:ascii="Arial Narrow" w:hAnsi="Arial Narrow" w:cs="Arial"/>
+          <w:lang w:val="en-US"/>
+        </w:rPr>
+      </w:pPr>
+    </w:p>
+    <w:p>
+      <w:pPr>
+        <w:spacing w:after="0" w:line="240" w:lineRule="auto"/>
+        <w:jc w:val="center"/>
+        <w:rPr>
+          <w:rFonts w:ascii="Arial Narrow" w:hAnsi="Arial Narrow" w:cs="Arial"/>
+          <w:lang w:val="en-US"/>
+        </w:rPr>
+      </w:pPr>
+      <w:r>
+        <w:rPr>
+          <w:rFonts w:ascii="Arial Narrow" w:hAnsi="Arial Narrow" w:cs="Arial"/>
+          <w:lang w:val="en-US"/>
+        </w:rPr>
+        <w:drawing>
+          <wp:inline distT="0" distB="0" distL="0" distR="0" wp14:anchorId="68EA123C" wp14:editId="55BCAD9A">
+            <wp:extent cx="3106420" cy="3500887"/>
+            <wp:effectExtent l="0" t="0" r="0" b="4445"/>
+            <wp:docPr id="2" name="Picture 2"/>
+            <wp:cNvGraphicFramePr>
+              <a:graphicFrameLocks xmlns:a="http://schemas.openxmlformats.org/drawingml/2006/main" noChangeAspect="1"/>
+            </wp:cNvGraphicFramePr>
+            <a:graphic xmlns:a="http://schemas.openxmlformats.org/drawingml/2006/main">
+              <a:graphicData uri="http://schemas.openxmlformats.org/drawingml/2006/picture">
+                <pic:pic xmlns:pic="http://schemas.openxmlformats.org/drawingml/2006/picture">
+                  <pic:nvPicPr>
+                    <pic:cNvPr id="1" name=""/>
+                    <pic:cNvPicPr/>
+                  </pic:nvPicPr>
+                  <pic:blipFill rotWithShape="1">
+                    <a:blip r:embed="rId20"/>
+                    <a:srcRect l="1248" r="468"/>
+                    <a:stretch/>
+                  </pic:blipFill>
+                  <pic:spPr bwMode="auto">
+                    <a:xfrm>
+                      <a:off x="0" y="0"/>
+                      <a:ext cx="3122765" cy="3519308"/>
+                    </a:xfrm>
+                    <a:prstGeom prst="rect">
+                      <a:avLst/>
+                    </a:prstGeom>
+                    <a:ln>
+                      <a:noFill/>
+                    </a:ln>
+                    <a:extLst>
+                      <a:ext uri="{53640926-AAD7-44D8-BBD7-CCE9431645EC}">
+                        <a14:shadowObscured xmlns:a14="http://schemas.microsoft.com/office/drawing/2010/main"/>
+                      </a:ext>
+                    </a:extLst>
+                  </pic:spPr>
+                </pic:pic>
+              </a:graphicData>
+            </a:graphic>
+          </wp:inline>
+        </w:drawing>
+      </w:r>
+    </w:p>
+    <w:p>
+      <w:pPr>
+        <w:spacing w:after="0" w:line="240" w:lineRule="auto"/>
+        <w:jc w:val="center"/>
+        <w:rPr>
+          <w:rFonts w:ascii="Arial Narrow" w:hAnsi="Arial Narrow"/>
+          <w:sz w:val="20"/>
+          <w:szCs w:val="20"/>
+          <w:lang w:val="en-US"/>
+        </w:rPr>
+      </w:pPr>
+      <w:r>
+        <w:rPr>
+          <w:rFonts w:ascii="Arial Narrow" w:hAnsi="Arial Narrow"/>
+          <w:i/>
+          <w:iCs/>
+          <w:sz w:val="18"/>
+          <w:szCs w:val="18"/>
+          <w:lang w:val="en-US"/>
+        </w:rPr>
+        <w:t xml:space="preserve">Figure </w:t>
+      </w:r>
+      <w:r>
+        <w:rPr>
+          <w:rFonts w:ascii="Arial Narrow" w:hAnsi="Arial Narrow"/>
+          <w:i/>
+          <w:iCs/>
+          <w:sz w:val="18"/>
+          <w:szCs w:val="18"/>
+          <w:lang w:val="en-US"/>
+        </w:rPr>
+        <w:t>4</w:t>
+      </w:r>
+      <w:r>
+        <w:rPr>
+          <w:rFonts w:ascii="Arial Narrow" w:hAnsi="Arial Narrow"/>
+          <w:i/>
+          <w:iCs/>
+          <w:sz w:val="18"/>
+          <w:szCs w:val="18"/>
+          <w:lang w:val="en-US"/>
+        </w:rPr>
+        <w:t>.</w:t>
+      </w:r>
+      <w:r>
+        <w:rPr>
+          <w:rFonts w:ascii="Arial Narrow" w:hAnsi="Arial Narrow"/>
+          <w:i/>
+          <w:iCs/>
+          <w:sz w:val="18"/>
+          <w:szCs w:val="18"/>
+          <w:lang w:val="en-US"/>
+        </w:rPr>
+        <w:t>1.</w:t>
+      </w:r>
+      <w:r>
+        <w:rPr>
+          <w:rFonts w:ascii="Arial Narrow" w:hAnsi="Arial Narrow"/>
+          <w:i/>
+          <w:iCs/>
+          <w:sz w:val="18"/>
+          <w:szCs w:val="18"/>
+          <w:lang w:val="en-US"/>
+        </w:rPr>
+        <w:t xml:space="preserve"> </w:t>
+      </w:r>
+      <w:r>
+        <w:rPr>
+          <w:rFonts w:ascii="Arial Narrow" w:hAnsi="Arial Narrow"/>
+          <w:i/>
+          <w:iCs/>
+          <w:sz w:val="18"/>
+          <w:szCs w:val="18"/>
+          <w:lang w:val="en-US"/>
+        </w:rPr>
+        <w:t>Replacing Enter Key Emulation parameter</w:t>
+      </w:r>
+    </w:p>
+    <w:p>
+      <w:pPr>
+        <w:spacing w:after="0" w:line="240" w:lineRule="auto"/>
+        <w:jc w:val="center"/>
+        <w:rPr>
+          <w:rFonts w:ascii="Arial Narrow" w:hAnsi="Arial Narrow" w:cs="Arial"/>
+          <w:lang w:val="en-US"/>
+        </w:rPr>
+      </w:pPr>
+    </w:p>
+    <w:p>
+      <w:pPr>
+        <w:pStyle w:val="ListParagraph"/>
+        <w:spacing w:after="0" w:line="240" w:lineRule="auto"/>
+        <w:ind w:left="360"/>
         <w:jc w:val="both"/>
         <w:rPr>
           <w:rFonts w:ascii="Arial Narrow" w:hAnsi="Arial Narrow" w:cs="Arial"/>
@@ -4329,29 +4722,59 @@
         <w:jc w:val="both"/>
         <w:rPr>
           <w:rFonts w:ascii="Arial Narrow" w:hAnsi="Arial Narrow" w:cs="Arial"/>
-          <w:u w:val="single"/>
-          <w:lang w:val="en-US"/>
-        </w:rPr>
-      </w:pPr>
-      <w:r>
-        <w:rPr>
-          <w:rFonts w:ascii="Arial Narrow" w:hAnsi="Arial Narrow"/>
-          <w:lang w:val="en-US"/>
-        </w:rPr>
-        <w:t xml:space="preserve">Using the </w:t>
-      </w:r>
-      <w:proofErr w:type="spellStart"/>
-      <w:r>
+          <w:lang w:val="en-US"/>
+        </w:rPr>
+      </w:pPr>
+      <w:r>
+        <w:rPr>
+          <w:rFonts w:ascii="Arial Narrow" w:hAnsi="Arial Narrow"/>
+          <w:lang w:val="en-US"/>
+        </w:rPr>
+        <w:t xml:space="preserve">Import the </w:t>
+      </w:r>
+      <w:r>
+        <w:rPr>
+          <w:rFonts w:ascii="Arial Narrow" w:hAnsi="Arial Narrow"/>
+          <w:lang w:val="en-US"/>
+        </w:rPr>
+        <w:t xml:space="preserve">following code into a </w:t>
+      </w:r>
+      <w:r>
+        <w:rPr>
+          <w:rFonts w:ascii="Arial Narrow" w:hAnsi="Arial Narrow"/>
+          <w:lang w:val="en-US"/>
+        </w:rPr>
+        <w:t xml:space="preserve">STM32 project </w:t>
+      </w:r>
+      <w:r>
+        <w:rPr>
+          <w:rFonts w:ascii="Arial Narrow" w:hAnsi="Arial Narrow"/>
+          <w:lang w:val="en-US"/>
+        </w:rPr>
+        <w:t>that has a 240MHz SYSCLCK:</w:t>
+      </w:r>
+    </w:p>
+    <w:p>
+      <w:pPr>
+        <w:spacing w:after="0" w:line="240" w:lineRule="auto"/>
+        <w:jc w:val="both"/>
+        <w:rPr>
+          <w:rFonts w:ascii="Arial Narrow" w:hAnsi="Arial Narrow" w:cs="Arial"/>
+          <w:lang w:val="en-US"/>
+        </w:rPr>
+      </w:pPr>
+    </w:p>
+    <w:p>
+      <w:pPr>
+        <w:spacing w:after="0" w:line="240" w:lineRule="auto"/>
+        <w:jc w:val="center"/>
         <w:rPr>
           <w:rFonts w:ascii="Arial Narrow" w:hAnsi="Arial Narrow"/>
           <w:sz w:val="20"/>
           <w:szCs w:val="20"/>
-          <w:u w:val="single"/>
-          <w:lang w:val="en-US"/>
-        </w:rPr>
-        <w:t>CoolTerm</w:t>
-      </w:r>
-      <w:proofErr w:type="spellEnd"/>
+          <w:lang w:val="en-US"/>
+        </w:rPr>
+      </w:pPr>
       <w:r>
         <w:rPr>
           <w:rFonts w:ascii="Arial Narrow" w:hAnsi="Arial Narrow"/>
@@ -4359,17 +4782,16 @@
           <w:szCs w:val="20"/>
           <w:lang w:val="en-US"/>
         </w:rPr>
-        <w:t xml:space="preserve"> program, run the project. </w:t>
+        <w:t xml:space="preserve">Listing </w:t>
       </w:r>
       <w:r>
         <w:rPr>
           <w:rFonts w:ascii="Arial Narrow" w:hAnsi="Arial Narrow"/>
           <w:sz w:val="20"/>
           <w:szCs w:val="20"/>
-          <w:u w:val="single"/>
-          <w:lang w:val="en-US"/>
-        </w:rPr>
-        <w:t>Table 4.1.</w:t>
+          <w:lang w:val="en-US"/>
+        </w:rPr>
+        <w:t>4</w:t>
       </w:r>
       <w:r>
         <w:rPr>
@@ -4378,1136 +4800,25 @@
           <w:szCs w:val="20"/>
           <w:lang w:val="en-US"/>
         </w:rPr>
-        <w:t xml:space="preserve"> describes the behavior of the project. The sequence of bits after the L or S characters is a mask.</w:t>
-      </w:r>
-    </w:p>
-    <w:p>
-      <w:pPr>
-        <w:spacing w:after="0" w:line="240" w:lineRule="auto"/>
-        <w:jc w:val="both"/>
-        <w:rPr>
-          <w:rFonts w:ascii="Arial Narrow" w:hAnsi="Arial Narrow" w:cs="Arial"/>
-          <w:lang w:val="en-US"/>
-        </w:rPr>
-      </w:pPr>
-    </w:p>
-    <w:p>
-      <w:pPr>
-        <w:spacing w:after="0" w:line="240" w:lineRule="auto"/>
-        <w:jc w:val="center"/>
-        <w:rPr>
-          <w:rFonts w:ascii="Arial Narrow" w:hAnsi="Arial Narrow" w:cs="Arial"/>
-          <w:lang w:val="en-US"/>
-        </w:rPr>
-      </w:pPr>
-      <w:r>
-        <w:rPr>
-          <w:rFonts w:ascii="Arial Narrow" w:hAnsi="Arial Narrow"/>
-          <w:i/>
-          <w:iCs/>
-          <w:sz w:val="18"/>
-          <w:szCs w:val="18"/>
-          <w:lang w:val="en-US"/>
-        </w:rPr>
-        <w:t xml:space="preserve">Table </w:t>
-      </w:r>
-      <w:r>
-        <w:rPr>
-          <w:rFonts w:ascii="Arial Narrow" w:hAnsi="Arial Narrow"/>
-          <w:i/>
-          <w:iCs/>
-          <w:sz w:val="18"/>
-          <w:szCs w:val="18"/>
-          <w:lang w:val="en-US"/>
-        </w:rPr>
-        <w:t>4</w:t>
-      </w:r>
-      <w:r>
-        <w:rPr>
-          <w:rFonts w:ascii="Arial Narrow" w:hAnsi="Arial Narrow"/>
-          <w:i/>
-          <w:iCs/>
-          <w:sz w:val="18"/>
-          <w:szCs w:val="18"/>
-          <w:lang w:val="en-US"/>
-        </w:rPr>
-        <w:t>.</w:t>
-      </w:r>
-      <w:r>
-        <w:rPr>
-          <w:rFonts w:ascii="Arial Narrow" w:hAnsi="Arial Narrow"/>
-          <w:i/>
-          <w:iCs/>
-          <w:sz w:val="18"/>
-          <w:szCs w:val="18"/>
-          <w:lang w:val="en-US"/>
-        </w:rPr>
-        <w:t>1</w:t>
-      </w:r>
-      <w:r>
-        <w:rPr>
-          <w:rFonts w:ascii="Arial Narrow" w:hAnsi="Arial Narrow"/>
-          <w:i/>
-          <w:iCs/>
-          <w:sz w:val="18"/>
-          <w:szCs w:val="18"/>
-          <w:lang w:val="en-US"/>
-        </w:rPr>
-        <w:t xml:space="preserve">. </w:t>
-      </w:r>
-      <w:r>
-        <w:rPr>
-          <w:rFonts w:ascii="Arial Narrow" w:hAnsi="Arial Narrow"/>
-          <w:i/>
-          <w:iCs/>
-          <w:sz w:val="18"/>
-          <w:szCs w:val="18"/>
-          <w:lang w:val="en-US"/>
-        </w:rPr>
-        <w:t>HM10</w:t>
-      </w:r>
-      <w:r>
-        <w:rPr>
-          <w:rFonts w:ascii="Arial Narrow" w:hAnsi="Arial Narrow"/>
-          <w:i/>
-          <w:iCs/>
-          <w:sz w:val="18"/>
-          <w:szCs w:val="18"/>
-          <w:lang w:val="en-US"/>
-        </w:rPr>
-        <w:t xml:space="preserve"> configuration</w:t>
-      </w:r>
-    </w:p>
-    <w:tbl>
-      <w:tblPr>
-        <w:tblStyle w:val="TableGrid"/>
-        <w:tblW w:w="0" w:type="auto"/>
-        <w:jc w:val="center"/>
-        <w:tblLook w:val="04A0" w:firstRow="1" w:lastRow="0" w:firstColumn="1" w:lastColumn="0" w:noHBand="0" w:noVBand="1"/>
-      </w:tblPr>
-      <w:tblGrid>
-        <w:gridCol w:w="1064"/>
-        <w:gridCol w:w="3690"/>
-      </w:tblGrid>
-      <w:tr>
-        <w:trPr>
-          <w:jc w:val="center"/>
-        </w:trPr>
-        <w:tc>
-          <w:tcPr>
-            <w:tcW w:w="1064" w:type="dxa"/>
-          </w:tcPr>
-          <w:p>
-            <w:pPr>
-              <w:jc w:val="center"/>
-              <w:rPr>
-                <w:rFonts w:ascii="Arial Narrow" w:hAnsi="Arial Narrow"/>
-                <w:b/>
-                <w:bCs/>
-                <w:sz w:val="20"/>
-                <w:szCs w:val="20"/>
-                <w:lang w:val="en-US"/>
-              </w:rPr>
-            </w:pPr>
-            <w:r>
-              <w:rPr>
-                <w:rFonts w:ascii="Arial Narrow" w:hAnsi="Arial Narrow"/>
-                <w:b/>
-                <w:bCs/>
-                <w:sz w:val="20"/>
-                <w:szCs w:val="20"/>
-                <w:lang w:val="en-US"/>
-              </w:rPr>
-              <w:t>Command</w:t>
-            </w:r>
-          </w:p>
-        </w:tc>
-        <w:tc>
-          <w:tcPr>
-            <w:tcW w:w="3690" w:type="dxa"/>
-          </w:tcPr>
-          <w:p>
-            <w:pPr>
-              <w:jc w:val="center"/>
-              <w:rPr>
-                <w:rFonts w:ascii="Arial Narrow" w:hAnsi="Arial Narrow"/>
-                <w:b/>
-                <w:bCs/>
-                <w:sz w:val="20"/>
-                <w:szCs w:val="20"/>
-                <w:lang w:val="en-US"/>
-              </w:rPr>
-            </w:pPr>
-            <w:r>
-              <w:rPr>
-                <w:rFonts w:ascii="Arial Narrow" w:hAnsi="Arial Narrow"/>
-                <w:b/>
-                <w:bCs/>
-                <w:sz w:val="20"/>
-                <w:szCs w:val="20"/>
-                <w:lang w:val="en-US"/>
-              </w:rPr>
-              <w:t>Result on the STM32F3DISCOVERY board</w:t>
-            </w:r>
-          </w:p>
-        </w:tc>
-      </w:tr>
-      <w:tr>
-        <w:trPr>
-          <w:jc w:val="center"/>
-        </w:trPr>
-        <w:tc>
-          <w:tcPr>
-            <w:tcW w:w="1064" w:type="dxa"/>
-          </w:tcPr>
-          <w:p>
-            <w:pPr>
-              <w:jc w:val="center"/>
-              <w:rPr>
-                <w:rFonts w:ascii="Arial Narrow" w:hAnsi="Arial Narrow"/>
-                <w:sz w:val="20"/>
-                <w:szCs w:val="20"/>
-                <w:lang w:val="en-US"/>
-              </w:rPr>
-            </w:pPr>
-            <w:r>
-              <w:rPr>
-                <w:rFonts w:ascii="Arial Narrow" w:hAnsi="Arial Narrow"/>
-                <w:sz w:val="20"/>
-                <w:szCs w:val="20"/>
-                <w:lang w:val="en-US"/>
-              </w:rPr>
-              <w:t>L0001</w:t>
-            </w:r>
-          </w:p>
-        </w:tc>
-        <w:tc>
-          <w:tcPr>
-            <w:tcW w:w="3690" w:type="dxa"/>
-          </w:tcPr>
-          <w:p>
-            <w:pPr>
-              <w:jc w:val="center"/>
-              <w:rPr>
-                <w:rFonts w:ascii="Arial Narrow" w:hAnsi="Arial Narrow"/>
-                <w:sz w:val="20"/>
-                <w:szCs w:val="20"/>
-                <w:lang w:val="en-US"/>
-              </w:rPr>
-            </w:pPr>
-            <w:r>
-              <w:rPr>
-                <w:rFonts w:ascii="Arial Narrow" w:hAnsi="Arial Narrow"/>
-                <w:sz w:val="20"/>
-                <w:szCs w:val="20"/>
-                <w:lang w:val="en-US"/>
-              </w:rPr>
-              <w:t>Turns on PE8 (LD4 LED)</w:t>
-            </w:r>
-          </w:p>
-        </w:tc>
-      </w:tr>
-      <w:tr>
-        <w:trPr>
-          <w:jc w:val="center"/>
-        </w:trPr>
-        <w:tc>
-          <w:tcPr>
-            <w:tcW w:w="1064" w:type="dxa"/>
-          </w:tcPr>
-          <w:p>
-            <w:pPr>
-              <w:jc w:val="center"/>
-              <w:rPr>
-                <w:rFonts w:ascii="Arial Narrow" w:hAnsi="Arial Narrow"/>
-                <w:sz w:val="20"/>
-                <w:szCs w:val="20"/>
-                <w:lang w:val="en-US"/>
-              </w:rPr>
-            </w:pPr>
-            <w:r>
-              <w:rPr>
-                <w:rFonts w:ascii="Arial Narrow" w:hAnsi="Arial Narrow"/>
-                <w:sz w:val="20"/>
-                <w:szCs w:val="20"/>
-                <w:lang w:val="en-US"/>
-              </w:rPr>
-              <w:t>L0000</w:t>
-            </w:r>
-          </w:p>
-        </w:tc>
-        <w:tc>
-          <w:tcPr>
-            <w:tcW w:w="3690" w:type="dxa"/>
-          </w:tcPr>
-          <w:p>
-            <w:pPr>
-              <w:jc w:val="center"/>
-              <w:rPr>
-                <w:rFonts w:ascii="Arial Narrow" w:hAnsi="Arial Narrow"/>
-                <w:sz w:val="20"/>
-                <w:szCs w:val="20"/>
-                <w:lang w:val="en-US"/>
-              </w:rPr>
-            </w:pPr>
-            <w:r>
-              <w:rPr>
-                <w:rFonts w:ascii="Arial Narrow" w:hAnsi="Arial Narrow"/>
-                <w:sz w:val="20"/>
-                <w:szCs w:val="20"/>
-                <w:lang w:val="en-US"/>
-              </w:rPr>
-              <w:t>Turns off PE8 (LD4 LED)</w:t>
-            </w:r>
-          </w:p>
-        </w:tc>
-      </w:tr>
-      <w:tr>
-        <w:trPr>
-          <w:jc w:val="center"/>
-        </w:trPr>
-        <w:tc>
-          <w:tcPr>
-            <w:tcW w:w="1064" w:type="dxa"/>
-          </w:tcPr>
-          <w:p>
-            <w:pPr>
-              <w:jc w:val="center"/>
-              <w:rPr>
-                <w:rFonts w:ascii="Arial Narrow" w:hAnsi="Arial Narrow"/>
-                <w:sz w:val="20"/>
-                <w:szCs w:val="20"/>
-                <w:lang w:val="en-US"/>
-              </w:rPr>
-            </w:pPr>
-            <w:r>
-              <w:rPr>
-                <w:rFonts w:ascii="Arial Narrow" w:hAnsi="Arial Narrow"/>
-                <w:sz w:val="20"/>
-                <w:szCs w:val="20"/>
-                <w:lang w:val="en-US"/>
-              </w:rPr>
-              <w:t>S0001</w:t>
-            </w:r>
-          </w:p>
-        </w:tc>
-        <w:tc>
-          <w:tcPr>
-            <w:tcW w:w="3690" w:type="dxa"/>
-          </w:tcPr>
-          <w:p>
-            <w:pPr>
-              <w:jc w:val="center"/>
-              <w:rPr>
-                <w:rFonts w:ascii="Arial Narrow" w:hAnsi="Arial Narrow"/>
-                <w:sz w:val="20"/>
-                <w:szCs w:val="20"/>
-                <w:lang w:val="en-US"/>
-              </w:rPr>
-            </w:pPr>
-            <w:r>
-              <w:rPr>
-                <w:rFonts w:ascii="Arial Narrow" w:hAnsi="Arial Narrow"/>
-                <w:sz w:val="20"/>
-                <w:szCs w:val="20"/>
-                <w:lang w:val="en-US"/>
-              </w:rPr>
-              <w:t>Returns the status of the PA0 pin (user button)</w:t>
-            </w:r>
-          </w:p>
-        </w:tc>
-      </w:tr>
-    </w:tbl>
-    <w:p>
-      <w:pPr>
-        <w:spacing w:after="0" w:line="240" w:lineRule="auto"/>
-        <w:jc w:val="both"/>
-        <w:rPr>
-          <w:rFonts w:ascii="Arial Narrow" w:hAnsi="Arial Narrow" w:cs="Arial"/>
-          <w:lang w:val="en-US"/>
-        </w:rPr>
-      </w:pPr>
-    </w:p>
-    <w:p>
-      <w:pPr>
-        <w:pStyle w:val="ListParagraph"/>
-        <w:numPr>
-          <w:ilvl w:val="0"/>
-          <w:numId w:val="44"/>
-        </w:numPr>
-        <w:spacing w:after="0" w:line="240" w:lineRule="auto"/>
-        <w:jc w:val="both"/>
-        <w:rPr>
-          <w:rFonts w:ascii="Arial Narrow" w:hAnsi="Arial Narrow" w:cs="Arial"/>
-          <w:lang w:val="en-US"/>
-        </w:rPr>
-      </w:pPr>
-      <w:r>
-        <w:rPr>
-          <w:rFonts w:ascii="Arial Narrow" w:hAnsi="Arial Narrow" w:cs="Arial"/>
-          <w:lang w:val="en-US"/>
-        </w:rPr>
-        <w:t xml:space="preserve">Place a screenshot of the </w:t>
-      </w:r>
-      <w:r>
-        <w:rPr>
-          <w:rFonts w:ascii="Arial Narrow" w:hAnsi="Arial Narrow" w:cs="Arial"/>
-          <w:lang w:val="en-US"/>
-        </w:rPr>
-        <w:t xml:space="preserve">output in the </w:t>
-      </w:r>
-      <w:proofErr w:type="spellStart"/>
-      <w:r>
-        <w:rPr>
-          <w:rFonts w:ascii="Arial Narrow" w:hAnsi="Arial Narrow" w:cs="Arial"/>
-          <w:lang w:val="en-US"/>
-        </w:rPr>
-        <w:t>CoolTerm</w:t>
-      </w:r>
-      <w:proofErr w:type="spellEnd"/>
-      <w:r>
-        <w:rPr>
-          <w:rFonts w:ascii="Arial Narrow" w:hAnsi="Arial Narrow" w:cs="Arial"/>
-          <w:lang w:val="en-US"/>
-        </w:rPr>
-        <w:t xml:space="preserve"> program from running the project.</w:t>
-      </w:r>
-    </w:p>
-    <w:p>
-      <w:pPr>
-        <w:pStyle w:val="ListParagraph"/>
-        <w:spacing w:after="0" w:line="240" w:lineRule="auto"/>
-        <w:ind w:left="360"/>
-        <w:jc w:val="both"/>
-        <w:rPr>
-          <w:rFonts w:ascii="Arial Narrow" w:hAnsi="Arial Narrow" w:cs="Arial"/>
-          <w:lang w:val="en-US"/>
-        </w:rPr>
-      </w:pPr>
-    </w:p>
-    <w:p>
-      <w:pPr>
-        <w:spacing w:after="0" w:line="240" w:lineRule="auto"/>
-        <w:jc w:val="center"/>
-        <w:rPr>
-          <w:rFonts w:ascii="Arial Narrow" w:hAnsi="Arial Narrow"/>
-          <w:i/>
-          <w:iCs/>
+        <w:t xml:space="preserve">.1. Code for </w:t>
+      </w:r>
+      <w:r>
+        <w:rPr>
+          <w:rFonts w:ascii="Arial Narrow" w:hAnsi="Arial Narrow"/>
           <w:sz w:val="20"/>
           <w:szCs w:val="20"/>
           <w:lang w:val="en-US"/>
         </w:rPr>
-      </w:pPr>
-      <w:r>
-        <w:rPr>
-          <w:rFonts w:ascii="Arial Narrow" w:hAnsi="Arial Narrow"/>
-          <w:i/>
-          <w:iCs/>
+        <w:t xml:space="preserve">section </w:t>
+      </w:r>
+      <w:r>
+        <w:rPr>
+          <w:rFonts w:ascii="Arial Narrow" w:hAnsi="Arial Narrow"/>
           <w:sz w:val="20"/>
           <w:szCs w:val="20"/>
           <w:lang w:val="en-US"/>
         </w:rPr>
-        <w:t xml:space="preserve">Picture </w:t>
-      </w:r>
-      <w:r>
-        <w:rPr>
-          <w:rFonts w:ascii="Arial Narrow" w:hAnsi="Arial Narrow"/>
-          <w:i/>
-          <w:iCs/>
-          <w:sz w:val="20"/>
-          <w:szCs w:val="20"/>
-          <w:lang w:val="en-US"/>
-        </w:rPr>
         <w:t>4</w:t>
-      </w:r>
-      <w:r>
-        <w:rPr>
-          <w:rFonts w:ascii="Arial Narrow" w:hAnsi="Arial Narrow"/>
-          <w:i/>
-          <w:iCs/>
-          <w:sz w:val="20"/>
-          <w:szCs w:val="20"/>
-          <w:lang w:val="en-US"/>
-        </w:rPr>
-        <w:t>.</w:t>
-      </w:r>
-      <w:r>
-        <w:rPr>
-          <w:rFonts w:ascii="Arial Narrow" w:hAnsi="Arial Narrow"/>
-          <w:i/>
-          <w:iCs/>
-          <w:sz w:val="20"/>
-          <w:szCs w:val="20"/>
-          <w:lang w:val="en-US"/>
-        </w:rPr>
-        <w:t>1.</w:t>
-      </w:r>
-      <w:r>
-        <w:rPr>
-          <w:rFonts w:ascii="Arial Narrow" w:hAnsi="Arial Narrow"/>
-          <w:i/>
-          <w:iCs/>
-          <w:sz w:val="20"/>
-          <w:szCs w:val="20"/>
-          <w:lang w:val="en-US"/>
-        </w:rPr>
-        <w:t xml:space="preserve"> Screenshot </w:t>
-      </w:r>
-      <w:r>
-        <w:rPr>
-          <w:rFonts w:ascii="Arial Narrow" w:hAnsi="Arial Narrow"/>
-          <w:i/>
-          <w:iCs/>
-          <w:sz w:val="20"/>
-          <w:szCs w:val="20"/>
-          <w:lang w:val="en-US"/>
-        </w:rPr>
-        <w:t>from</w:t>
-      </w:r>
-      <w:r>
-        <w:rPr>
-          <w:rFonts w:ascii="Arial Narrow" w:hAnsi="Arial Narrow"/>
-          <w:i/>
-          <w:iCs/>
-          <w:sz w:val="20"/>
-          <w:szCs w:val="20"/>
-          <w:lang w:val="en-US"/>
-        </w:rPr>
-        <w:t xml:space="preserve"> </w:t>
-      </w:r>
-      <w:proofErr w:type="spellStart"/>
-      <w:r>
-        <w:rPr>
-          <w:rFonts w:ascii="Arial Narrow" w:hAnsi="Arial Narrow"/>
-          <w:i/>
-          <w:iCs/>
-          <w:sz w:val="20"/>
-          <w:szCs w:val="20"/>
-          <w:lang w:val="en-US"/>
-        </w:rPr>
-        <w:t>CoolTerm</w:t>
-      </w:r>
-      <w:proofErr w:type="spellEnd"/>
-      <w:r>
-        <w:rPr>
-          <w:rFonts w:ascii="Arial Narrow" w:hAnsi="Arial Narrow"/>
-          <w:i/>
-          <w:iCs/>
-          <w:sz w:val="20"/>
-          <w:szCs w:val="20"/>
-          <w:lang w:val="en-US"/>
-        </w:rPr>
-        <w:t xml:space="preserve"> terminal output running the L3 project</w:t>
-      </w:r>
-    </w:p>
-    <w:tbl>
-      <w:tblPr>
-        <w:tblW w:w="0" w:type="auto"/>
-        <w:tblBorders>
-          <w:top w:val="dashSmallGap" w:sz="18" w:space="0" w:color="17365D" w:themeColor="text2" w:themeShade="BF"/>
-          <w:left w:val="dashSmallGap" w:sz="18" w:space="0" w:color="17365D" w:themeColor="text2" w:themeShade="BF"/>
-          <w:bottom w:val="dashSmallGap" w:sz="18" w:space="0" w:color="17365D" w:themeColor="text2" w:themeShade="BF"/>
-          <w:right w:val="dashSmallGap" w:sz="18" w:space="0" w:color="17365D" w:themeColor="text2" w:themeShade="BF"/>
-          <w:insideH w:val="dashSmallGap" w:sz="18" w:space="0" w:color="17365D" w:themeColor="text2" w:themeShade="BF"/>
-          <w:insideV w:val="dashSmallGap" w:sz="18" w:space="0" w:color="17365D" w:themeColor="text2" w:themeShade="BF"/>
-        </w:tblBorders>
-        <w:tblCellMar>
-          <w:left w:w="90" w:type="dxa"/>
-        </w:tblCellMar>
-        <w:tblLook w:val="04A0" w:firstRow="1" w:lastRow="0" w:firstColumn="1" w:lastColumn="0" w:noHBand="0" w:noVBand="1"/>
-      </w:tblPr>
-      <w:tblGrid>
-        <w:gridCol w:w="10112"/>
-      </w:tblGrid>
-      <w:tr>
-        <w:tc>
-          <w:tcPr>
-            <w:tcW w:w="10112" w:type="dxa"/>
-            <w:shd w:val="clear" w:color="auto" w:fill="auto"/>
-            <w:tcMar>
-              <w:left w:w="90" w:type="dxa"/>
-            </w:tcMar>
-          </w:tcPr>
-          <w:p>
-            <w:pPr>
-              <w:spacing w:after="0" w:line="240" w:lineRule="auto"/>
-              <w:jc w:val="center"/>
-              <w:rPr>
-                <w:rFonts w:ascii="Arial Narrow" w:hAnsi="Arial Narrow" w:cs="Arial"/>
-                <w:lang w:val="en-US"/>
-              </w:rPr>
-            </w:pPr>
-          </w:p>
-          <w:p>
-            <w:pPr>
-              <w:spacing w:after="0" w:line="240" w:lineRule="auto"/>
-              <w:jc w:val="center"/>
-              <w:rPr>
-                <w:rFonts w:ascii="Arial Narrow" w:hAnsi="Arial Narrow" w:cs="Arial"/>
-                <w:lang w:val="en-US"/>
-              </w:rPr>
-            </w:pPr>
-          </w:p>
-          <w:p>
-            <w:pPr>
-              <w:spacing w:after="0" w:line="240" w:lineRule="auto"/>
-              <w:jc w:val="center"/>
-              <w:rPr>
-                <w:rFonts w:ascii="Arial Narrow" w:hAnsi="Arial Narrow" w:cs="Arial"/>
-                <w:lang w:val="en-US"/>
-              </w:rPr>
-            </w:pPr>
-          </w:p>
-        </w:tc>
-      </w:tr>
-    </w:tbl>
-    <w:p>
-      <w:pPr>
-        <w:spacing w:after="0" w:line="240" w:lineRule="auto"/>
-        <w:jc w:val="both"/>
-        <w:rPr>
-          <w:rFonts w:ascii="Arial Narrow" w:hAnsi="Arial Narrow" w:cs="Arial"/>
-          <w:lang w:val="en-US"/>
-        </w:rPr>
-      </w:pPr>
-    </w:p>
-    <w:p>
-      <w:pPr>
-        <w:spacing w:after="0" w:line="240" w:lineRule="auto"/>
-        <w:jc w:val="both"/>
-        <w:rPr>
-          <w:rFonts w:ascii="Arial Narrow" w:hAnsi="Arial Narrow" w:cs="Arial"/>
-          <w:lang w:val="en-US"/>
-        </w:rPr>
-      </w:pPr>
-    </w:p>
-    <w:p>
-      <w:pPr>
-        <w:spacing w:after="0"/>
-        <w:rPr>
-          <w:rFonts w:ascii="Arial Narrow" w:hAnsi="Arial Narrow"/>
-          <w:b/>
-          <w:bCs/>
-          <w:i/>
-          <w:iCs/>
-          <w:lang w:val="en-US"/>
-        </w:rPr>
-      </w:pPr>
-      <w:r>
-        <w:rPr>
-          <w:rFonts w:ascii="Arial Narrow" w:hAnsi="Arial Narrow"/>
-          <w:b/>
-          <w:bCs/>
-          <w:i/>
-          <w:iCs/>
-          <w:lang w:val="en-US"/>
-        </w:rPr>
-        <w:t xml:space="preserve">Section </w:t>
-      </w:r>
-      <w:r>
-        <w:rPr>
-          <w:rFonts w:ascii="Arial Narrow" w:hAnsi="Arial Narrow"/>
-          <w:b/>
-          <w:bCs/>
-          <w:i/>
-          <w:iCs/>
-          <w:lang w:val="en-US"/>
-        </w:rPr>
-        <w:t>5</w:t>
-      </w:r>
-      <w:r>
-        <w:rPr>
-          <w:rFonts w:ascii="Arial Narrow" w:hAnsi="Arial Narrow"/>
-          <w:b/>
-          <w:bCs/>
-          <w:i/>
-          <w:iCs/>
-          <w:lang w:val="en-US"/>
-        </w:rPr>
-        <w:t xml:space="preserve">: </w:t>
-      </w:r>
-      <w:r>
-        <w:rPr>
-          <w:rFonts w:ascii="Arial Narrow" w:hAnsi="Arial Narrow"/>
-          <w:b/>
-          <w:bCs/>
-          <w:i/>
-          <w:iCs/>
-          <w:lang w:val="en-US"/>
-        </w:rPr>
-        <w:t>USART</w:t>
-      </w:r>
-      <w:r>
-        <w:rPr>
-          <w:rFonts w:ascii="Arial Narrow" w:hAnsi="Arial Narrow"/>
-          <w:b/>
-          <w:bCs/>
-          <w:i/>
-          <w:iCs/>
-          <w:lang w:val="en-US"/>
-        </w:rPr>
-        <w:t>2</w:t>
-      </w:r>
-      <w:r>
-        <w:rPr>
-          <w:rFonts w:ascii="Arial Narrow" w:hAnsi="Arial Narrow"/>
-          <w:b/>
-          <w:bCs/>
-          <w:i/>
-          <w:iCs/>
-          <w:lang w:val="en-US"/>
-        </w:rPr>
-        <w:t xml:space="preserve"> on STM32F3DISCOVERY with </w:t>
-      </w:r>
-      <w:r>
-        <w:rPr>
-          <w:rFonts w:ascii="Arial Narrow" w:hAnsi="Arial Narrow"/>
-          <w:b/>
-          <w:bCs/>
-          <w:i/>
-          <w:iCs/>
-          <w:lang w:val="en-US"/>
-        </w:rPr>
-        <w:t>HM10</w:t>
-      </w:r>
-      <w:r>
-        <w:rPr>
-          <w:rFonts w:ascii="Arial Narrow" w:hAnsi="Arial Narrow"/>
-          <w:b/>
-          <w:bCs/>
-          <w:i/>
-          <w:iCs/>
-          <w:lang w:val="en-US"/>
-        </w:rPr>
-        <w:t xml:space="preserve"> Bluetooth Module</w:t>
-      </w:r>
-    </w:p>
-    <w:p>
-      <w:pPr>
-        <w:pStyle w:val="ListParagraph"/>
-        <w:spacing w:after="0" w:line="240" w:lineRule="auto"/>
-        <w:ind w:left="360"/>
-        <w:jc w:val="both"/>
-        <w:rPr>
-          <w:rFonts w:ascii="Arial Narrow" w:hAnsi="Arial Narrow" w:cs="Arial"/>
-          <w:lang w:val="en-US"/>
-        </w:rPr>
-      </w:pPr>
-    </w:p>
-    <w:p>
-      <w:pPr>
-        <w:pStyle w:val="ListParagraph"/>
-        <w:numPr>
-          <w:ilvl w:val="0"/>
-          <w:numId w:val="45"/>
-        </w:numPr>
-        <w:spacing w:after="0" w:line="240" w:lineRule="auto"/>
-        <w:jc w:val="both"/>
-        <w:rPr>
-          <w:rFonts w:ascii="Arial Narrow" w:hAnsi="Arial Narrow" w:cs="Arial"/>
-          <w:lang w:val="en-US"/>
-        </w:rPr>
-      </w:pPr>
-      <w:r>
-        <w:rPr>
-          <w:rFonts w:ascii="Arial Narrow" w:hAnsi="Arial Narrow"/>
-          <w:lang w:val="en-US"/>
-        </w:rPr>
-        <w:t xml:space="preserve">Connect the </w:t>
-      </w:r>
-      <w:r>
-        <w:rPr>
-          <w:rFonts w:ascii="Arial Narrow" w:hAnsi="Arial Narrow"/>
-          <w:lang w:val="en-US"/>
-        </w:rPr>
-        <w:t>HM10</w:t>
-      </w:r>
-      <w:r>
-        <w:rPr>
-          <w:rFonts w:ascii="Arial Narrow" w:hAnsi="Arial Narrow"/>
-          <w:lang w:val="en-US"/>
-        </w:rPr>
-        <w:t xml:space="preserve"> Bluetooth module and send the commands from </w:t>
-      </w:r>
-      <w:r>
-        <w:rPr>
-          <w:rFonts w:ascii="Arial Narrow" w:hAnsi="Arial Narrow"/>
-          <w:u w:val="single"/>
-          <w:lang w:val="en-US"/>
-        </w:rPr>
-        <w:t>Table 4.1</w:t>
-      </w:r>
-      <w:r>
-        <w:rPr>
-          <w:rFonts w:ascii="Arial Narrow" w:hAnsi="Arial Narrow"/>
-          <w:lang w:val="en-US"/>
-        </w:rPr>
-        <w:t xml:space="preserve"> from the smartphone.</w:t>
-      </w:r>
-    </w:p>
-    <w:p>
-      <w:pPr>
-        <w:pStyle w:val="ListParagraph"/>
-        <w:rPr>
-          <w:rFonts w:ascii="Arial Narrow" w:hAnsi="Arial Narrow" w:cs="Arial"/>
-          <w:lang w:val="en-US"/>
-        </w:rPr>
-      </w:pPr>
-    </w:p>
-    <w:p>
-      <w:pPr>
-        <w:pStyle w:val="ListParagraph"/>
-        <w:numPr>
-          <w:ilvl w:val="0"/>
-          <w:numId w:val="45"/>
-        </w:numPr>
-        <w:spacing w:after="0" w:line="240" w:lineRule="auto"/>
-        <w:jc w:val="both"/>
-        <w:rPr>
-          <w:rFonts w:ascii="Arial Narrow" w:hAnsi="Arial Narrow" w:cs="Arial"/>
-          <w:lang w:val="en-US"/>
-        </w:rPr>
-      </w:pPr>
-      <w:r>
-        <w:rPr>
-          <w:rFonts w:ascii="Arial Narrow" w:hAnsi="Arial Narrow" w:cs="Arial"/>
-          <w:lang w:val="en-US"/>
-        </w:rPr>
-        <w:t>Extend the previously used commands to write into 4 LEDs and read from 4 switches.</w:t>
-      </w:r>
-    </w:p>
-    <w:p>
-      <w:pPr>
-        <w:spacing w:after="0" w:line="240" w:lineRule="auto"/>
-        <w:jc w:val="both"/>
-        <w:rPr>
-          <w:rFonts w:ascii="Arial Narrow" w:hAnsi="Arial Narrow" w:cs="Arial"/>
-          <w:lang w:val="en-US"/>
-        </w:rPr>
-      </w:pPr>
-    </w:p>
-    <w:p>
-      <w:pPr>
-        <w:pStyle w:val="ListParagraph"/>
-        <w:numPr>
-          <w:ilvl w:val="0"/>
-          <w:numId w:val="45"/>
-        </w:numPr>
-        <w:spacing w:after="0" w:line="240" w:lineRule="auto"/>
-        <w:jc w:val="both"/>
-        <w:rPr>
-          <w:rFonts w:ascii="Arial Narrow" w:hAnsi="Arial Narrow" w:cs="Arial"/>
-          <w:lang w:val="en-US"/>
-        </w:rPr>
-      </w:pPr>
-      <w:r>
-        <w:rPr>
-          <w:rFonts w:ascii="Arial Narrow" w:hAnsi="Arial Narrow"/>
-          <w:lang w:val="en-US"/>
-        </w:rPr>
-        <w:t xml:space="preserve">Using the </w:t>
-      </w:r>
-      <w:r>
-        <w:rPr>
-          <w:rFonts w:ascii="Arial Narrow" w:hAnsi="Arial Narrow"/>
-          <w:u w:val="single"/>
-          <w:lang w:val="en-US"/>
-        </w:rPr>
-        <w:t>Serial Bluetooth Terminal</w:t>
-      </w:r>
-      <w:r>
-        <w:rPr>
-          <w:rFonts w:ascii="Arial Narrow" w:hAnsi="Arial Narrow"/>
-          <w:sz w:val="20"/>
-          <w:szCs w:val="20"/>
-          <w:lang w:val="en-US"/>
-        </w:rPr>
-        <w:t xml:space="preserve"> program, run the new project</w:t>
-      </w:r>
-      <w:r>
-        <w:rPr>
-          <w:rFonts w:ascii="Arial Narrow" w:hAnsi="Arial Narrow"/>
-          <w:sz w:val="20"/>
-          <w:szCs w:val="20"/>
-          <w:lang w:val="en-US"/>
-        </w:rPr>
-        <w:t xml:space="preserve"> and place a screenshot of the working program.</w:t>
-      </w:r>
-    </w:p>
-    <w:p>
-      <w:pPr>
-        <w:rPr>
-          <w:rFonts w:ascii="Arial Narrow" w:hAnsi="Arial Narrow" w:cs="Arial"/>
-          <w:lang w:val="en-US"/>
-        </w:rPr>
-      </w:pPr>
-    </w:p>
-    <w:p>
-      <w:pPr>
-        <w:spacing w:after="0" w:line="240" w:lineRule="auto"/>
-        <w:jc w:val="center"/>
-        <w:rPr>
-          <w:rFonts w:ascii="Arial Narrow" w:hAnsi="Arial Narrow"/>
-          <w:i/>
-          <w:iCs/>
-          <w:sz w:val="20"/>
-          <w:szCs w:val="20"/>
-          <w:lang w:val="en-US"/>
-        </w:rPr>
-      </w:pPr>
-      <w:r>
-        <w:rPr>
-          <w:rFonts w:ascii="Arial Narrow" w:hAnsi="Arial Narrow"/>
-          <w:i/>
-          <w:iCs/>
-          <w:sz w:val="20"/>
-          <w:szCs w:val="20"/>
-          <w:lang w:val="en-US"/>
-        </w:rPr>
-        <w:t xml:space="preserve">Picture </w:t>
-      </w:r>
-      <w:r>
-        <w:rPr>
-          <w:rFonts w:ascii="Arial Narrow" w:hAnsi="Arial Narrow"/>
-          <w:i/>
-          <w:iCs/>
-          <w:sz w:val="20"/>
-          <w:szCs w:val="20"/>
-          <w:lang w:val="en-US"/>
-        </w:rPr>
-        <w:t>5</w:t>
-      </w:r>
-      <w:r>
-        <w:rPr>
-          <w:rFonts w:ascii="Arial Narrow" w:hAnsi="Arial Narrow"/>
-          <w:i/>
-          <w:iCs/>
-          <w:sz w:val="20"/>
-          <w:szCs w:val="20"/>
-          <w:lang w:val="en-US"/>
-        </w:rPr>
-        <w:t xml:space="preserve">.1. Screenshot from </w:t>
-      </w:r>
-      <w:r>
-        <w:rPr>
-          <w:rFonts w:ascii="Arial Narrow" w:hAnsi="Arial Narrow"/>
-          <w:i/>
-          <w:iCs/>
-          <w:sz w:val="20"/>
-          <w:szCs w:val="20"/>
-          <w:lang w:val="en-US"/>
-        </w:rPr>
-        <w:t xml:space="preserve">Serial Bluetooth Terminal </w:t>
-      </w:r>
-      <w:r>
-        <w:rPr>
-          <w:rFonts w:ascii="Arial Narrow" w:hAnsi="Arial Narrow"/>
-          <w:i/>
-          <w:iCs/>
-          <w:sz w:val="20"/>
-          <w:szCs w:val="20"/>
-          <w:lang w:val="en-US"/>
-        </w:rPr>
-        <w:t xml:space="preserve">output running the </w:t>
-      </w:r>
-      <w:r>
-        <w:rPr>
-          <w:rFonts w:ascii="Arial Narrow" w:hAnsi="Arial Narrow"/>
-          <w:i/>
-          <w:iCs/>
-          <w:sz w:val="20"/>
-          <w:szCs w:val="20"/>
-          <w:lang w:val="en-US"/>
-        </w:rPr>
-        <w:t xml:space="preserve">modified </w:t>
-      </w:r>
-      <w:r>
-        <w:rPr>
-          <w:rFonts w:ascii="Arial Narrow" w:hAnsi="Arial Narrow"/>
-          <w:i/>
-          <w:iCs/>
-          <w:sz w:val="20"/>
-          <w:szCs w:val="20"/>
-          <w:lang w:val="en-US"/>
-        </w:rPr>
-        <w:t>L</w:t>
-      </w:r>
-      <w:r>
-        <w:rPr>
-          <w:rFonts w:ascii="Arial Narrow" w:hAnsi="Arial Narrow"/>
-          <w:i/>
-          <w:iCs/>
-          <w:sz w:val="20"/>
-          <w:szCs w:val="20"/>
-          <w:lang w:val="en-US"/>
-        </w:rPr>
-        <w:t>4</w:t>
-      </w:r>
-      <w:r>
-        <w:rPr>
-          <w:rFonts w:ascii="Arial Narrow" w:hAnsi="Arial Narrow"/>
-          <w:i/>
-          <w:iCs/>
-          <w:sz w:val="20"/>
-          <w:szCs w:val="20"/>
-          <w:lang w:val="en-US"/>
-        </w:rPr>
-        <w:t xml:space="preserve"> project</w:t>
-      </w:r>
-    </w:p>
-    <w:tbl>
-      <w:tblPr>
-        <w:tblW w:w="0" w:type="auto"/>
-        <w:tblBorders>
-          <w:top w:val="dashSmallGap" w:sz="18" w:space="0" w:color="17365D" w:themeColor="text2" w:themeShade="BF"/>
-          <w:left w:val="dashSmallGap" w:sz="18" w:space="0" w:color="17365D" w:themeColor="text2" w:themeShade="BF"/>
-          <w:bottom w:val="dashSmallGap" w:sz="18" w:space="0" w:color="17365D" w:themeColor="text2" w:themeShade="BF"/>
-          <w:right w:val="dashSmallGap" w:sz="18" w:space="0" w:color="17365D" w:themeColor="text2" w:themeShade="BF"/>
-          <w:insideH w:val="dashSmallGap" w:sz="18" w:space="0" w:color="17365D" w:themeColor="text2" w:themeShade="BF"/>
-          <w:insideV w:val="dashSmallGap" w:sz="18" w:space="0" w:color="17365D" w:themeColor="text2" w:themeShade="BF"/>
-        </w:tblBorders>
-        <w:tblCellMar>
-          <w:left w:w="90" w:type="dxa"/>
-        </w:tblCellMar>
-        <w:tblLook w:val="04A0" w:firstRow="1" w:lastRow="0" w:firstColumn="1" w:lastColumn="0" w:noHBand="0" w:noVBand="1"/>
-      </w:tblPr>
-      <w:tblGrid>
-        <w:gridCol w:w="10112"/>
-      </w:tblGrid>
-      <w:tr>
-        <w:tc>
-          <w:tcPr>
-            <w:tcW w:w="10112" w:type="dxa"/>
-            <w:shd w:val="clear" w:color="auto" w:fill="auto"/>
-            <w:tcMar>
-              <w:left w:w="90" w:type="dxa"/>
-            </w:tcMar>
-          </w:tcPr>
-          <w:p>
-            <w:pPr>
-              <w:spacing w:after="0" w:line="240" w:lineRule="auto"/>
-              <w:jc w:val="center"/>
-              <w:rPr>
-                <w:rFonts w:ascii="Arial Narrow" w:hAnsi="Arial Narrow" w:cs="Arial"/>
-                <w:lang w:val="en-US"/>
-              </w:rPr>
-            </w:pPr>
-          </w:p>
-          <w:p>
-            <w:pPr>
-              <w:spacing w:after="0" w:line="240" w:lineRule="auto"/>
-              <w:jc w:val="center"/>
-              <w:rPr>
-                <w:rFonts w:ascii="Arial Narrow" w:hAnsi="Arial Narrow" w:cs="Arial"/>
-                <w:lang w:val="en-US"/>
-              </w:rPr>
-            </w:pPr>
-          </w:p>
-          <w:p>
-            <w:pPr>
-              <w:spacing w:after="0" w:line="240" w:lineRule="auto"/>
-              <w:jc w:val="center"/>
-              <w:rPr>
-                <w:rFonts w:ascii="Arial Narrow" w:hAnsi="Arial Narrow" w:cs="Arial"/>
-                <w:lang w:val="en-US"/>
-              </w:rPr>
-            </w:pPr>
-          </w:p>
-        </w:tc>
-      </w:tr>
-    </w:tbl>
-    <w:p>
-      <w:pPr>
-        <w:spacing w:after="0" w:line="240" w:lineRule="auto"/>
-        <w:jc w:val="both"/>
-        <w:rPr>
-          <w:rFonts w:ascii="Arial Narrow" w:hAnsi="Arial Narrow"/>
-          <w:sz w:val="20"/>
-          <w:szCs w:val="20"/>
-          <w:lang w:val="en-US"/>
-        </w:rPr>
-      </w:pPr>
-    </w:p>
-    <w:p>
-      <w:pPr>
-        <w:pStyle w:val="ListParagraph"/>
-        <w:numPr>
-          <w:ilvl w:val="0"/>
-          <w:numId w:val="45"/>
-        </w:numPr>
-        <w:spacing w:after="0" w:line="240" w:lineRule="auto"/>
-        <w:jc w:val="both"/>
-        <w:rPr>
-          <w:rFonts w:ascii="Arial Narrow" w:hAnsi="Arial Narrow" w:cs="Arial"/>
-          <w:lang w:val="en-US"/>
-        </w:rPr>
-      </w:pPr>
-      <w:r>
-        <w:rPr>
-          <w:rFonts w:ascii="Arial Narrow" w:hAnsi="Arial Narrow"/>
-          <w:lang w:val="en-US"/>
-        </w:rPr>
-        <w:t>Add and comment the sections of the program modified to implement this new project.</w:t>
-      </w:r>
-    </w:p>
-    <w:p>
-      <w:pPr>
-        <w:spacing w:after="0" w:line="240" w:lineRule="auto"/>
-        <w:jc w:val="center"/>
-        <w:rPr>
-          <w:rFonts w:ascii="Arial Narrow" w:hAnsi="Arial Narrow"/>
-          <w:sz w:val="20"/>
-          <w:szCs w:val="20"/>
-          <w:lang w:val="en-US"/>
-        </w:rPr>
-      </w:pPr>
-    </w:p>
-    <w:p>
-      <w:pPr>
-        <w:spacing w:after="0" w:line="240" w:lineRule="auto"/>
-        <w:jc w:val="center"/>
-        <w:rPr>
-          <w:rFonts w:ascii="Arial Narrow" w:hAnsi="Arial Narrow"/>
-          <w:sz w:val="20"/>
-          <w:szCs w:val="20"/>
-          <w:lang w:val="en-US"/>
-        </w:rPr>
-      </w:pPr>
-      <w:r>
-        <w:rPr>
-          <w:rFonts w:ascii="Arial Narrow" w:hAnsi="Arial Narrow"/>
-          <w:sz w:val="20"/>
-          <w:szCs w:val="20"/>
-          <w:lang w:val="en-US"/>
-        </w:rPr>
-        <w:t xml:space="preserve">Listing </w:t>
-      </w:r>
-      <w:r>
-        <w:rPr>
-          <w:rFonts w:ascii="Arial Narrow" w:hAnsi="Arial Narrow"/>
-          <w:sz w:val="20"/>
-          <w:szCs w:val="20"/>
-          <w:lang w:val="en-US"/>
-        </w:rPr>
-        <w:t>5</w:t>
-      </w:r>
-      <w:r>
-        <w:rPr>
-          <w:rFonts w:ascii="Arial Narrow" w:hAnsi="Arial Narrow"/>
-          <w:sz w:val="20"/>
-          <w:szCs w:val="20"/>
-          <w:lang w:val="en-US"/>
-        </w:rPr>
-        <w:t xml:space="preserve">.1. Code for </w:t>
-      </w:r>
-      <w:r>
-        <w:rPr>
-          <w:rFonts w:ascii="Arial Narrow" w:hAnsi="Arial Narrow"/>
-          <w:sz w:val="20"/>
-          <w:szCs w:val="20"/>
-          <w:lang w:val="en-US"/>
-        </w:rPr>
-        <w:t>section 5</w:t>
       </w:r>
     </w:p>
     <w:tbl>
@@ -5547,6 +4858,4629 @@
           <w:p>
             <w:pPr>
               <w:spacing w:after="0" w:line="240" w:lineRule="auto"/>
+              <w:rPr>
+                <w:rFonts w:ascii="Arial Narrow" w:hAnsi="Arial Narrow" w:cs="Arial"/>
+              </w:rPr>
+            </w:pPr>
+            <w:proofErr w:type="spellStart"/>
+            <w:r>
+              <w:rPr>
+                <w:rFonts w:ascii="Arial Narrow" w:hAnsi="Arial Narrow" w:cs="Arial"/>
+              </w:rPr>
+              <w:t>void</w:t>
+            </w:r>
+            <w:proofErr w:type="spellEnd"/>
+            <w:r>
+              <w:rPr>
+                <w:rFonts w:ascii="Arial Narrow" w:hAnsi="Arial Narrow" w:cs="Arial"/>
+              </w:rPr>
+              <w:t xml:space="preserve"> usart1_tx_</w:t>
+            </w:r>
+            <w:proofErr w:type="gramStart"/>
+            <w:r>
+              <w:rPr>
+                <w:rFonts w:ascii="Arial Narrow" w:hAnsi="Arial Narrow" w:cs="Arial"/>
+              </w:rPr>
+              <w:t>byte(</w:t>
+            </w:r>
+            <w:proofErr w:type="spellStart"/>
+            <w:proofErr w:type="gramEnd"/>
+            <w:r>
+              <w:rPr>
+                <w:rFonts w:ascii="Arial Narrow" w:hAnsi="Arial Narrow" w:cs="Arial"/>
+              </w:rPr>
+              <w:t>char</w:t>
+            </w:r>
+            <w:proofErr w:type="spellEnd"/>
+            <w:r>
+              <w:rPr>
+                <w:rFonts w:ascii="Arial Narrow" w:hAnsi="Arial Narrow" w:cs="Arial"/>
+              </w:rPr>
+              <w:t xml:space="preserve"> </w:t>
+            </w:r>
+            <w:proofErr w:type="spellStart"/>
+            <w:r>
+              <w:rPr>
+                <w:rFonts w:ascii="Arial Narrow" w:hAnsi="Arial Narrow" w:cs="Arial"/>
+              </w:rPr>
+              <w:t>ascii_char</w:t>
+            </w:r>
+            <w:proofErr w:type="spellEnd"/>
+            <w:r>
+              <w:rPr>
+                <w:rFonts w:ascii="Arial Narrow" w:hAnsi="Arial Narrow" w:cs="Arial"/>
+              </w:rPr>
+              <w:t>);</w:t>
+            </w:r>
+          </w:p>
+          <w:p>
+            <w:pPr>
+              <w:spacing w:after="0" w:line="240" w:lineRule="auto"/>
+              <w:rPr>
+                <w:rFonts w:ascii="Arial Narrow" w:hAnsi="Arial Narrow" w:cs="Arial"/>
+                <w:lang w:val="en-US"/>
+              </w:rPr>
+            </w:pPr>
+            <w:r>
+              <w:rPr>
+                <w:rFonts w:ascii="Arial Narrow" w:hAnsi="Arial Narrow" w:cs="Arial"/>
+                <w:lang w:val="en-US"/>
+              </w:rPr>
+              <w:t>void usart1_tx_</w:t>
+            </w:r>
+            <w:proofErr w:type="gramStart"/>
+            <w:r>
+              <w:rPr>
+                <w:rFonts w:ascii="Arial Narrow" w:hAnsi="Arial Narrow" w:cs="Arial"/>
+                <w:lang w:val="en-US"/>
+              </w:rPr>
+              <w:t>string(</w:t>
+            </w:r>
+            <w:proofErr w:type="gramEnd"/>
+            <w:r>
+              <w:rPr>
+                <w:rFonts w:ascii="Arial Narrow" w:hAnsi="Arial Narrow" w:cs="Arial"/>
+                <w:lang w:val="en-US"/>
+              </w:rPr>
+              <w:t xml:space="preserve">char* </w:t>
+            </w:r>
+            <w:proofErr w:type="spellStart"/>
+            <w:r>
+              <w:rPr>
+                <w:rFonts w:ascii="Arial Narrow" w:hAnsi="Arial Narrow" w:cs="Arial"/>
+                <w:lang w:val="en-US"/>
+              </w:rPr>
+              <w:t>ascii_string</w:t>
+            </w:r>
+            <w:proofErr w:type="spellEnd"/>
+            <w:r>
+              <w:rPr>
+                <w:rFonts w:ascii="Arial Narrow" w:hAnsi="Arial Narrow" w:cs="Arial"/>
+                <w:lang w:val="en-US"/>
+              </w:rPr>
+              <w:t>);</w:t>
+            </w:r>
+          </w:p>
+          <w:p>
+            <w:pPr>
+              <w:spacing w:after="0" w:line="240" w:lineRule="auto"/>
+              <w:rPr>
+                <w:rFonts w:ascii="Arial Narrow" w:hAnsi="Arial Narrow" w:cs="Arial"/>
+                <w:lang w:val="en-US"/>
+              </w:rPr>
+            </w:pPr>
+          </w:p>
+          <w:p>
+            <w:pPr>
+              <w:spacing w:after="0" w:line="240" w:lineRule="auto"/>
+              <w:rPr>
+                <w:rFonts w:ascii="Arial Narrow" w:hAnsi="Arial Narrow" w:cs="Arial"/>
+                <w:lang w:val="en-US"/>
+              </w:rPr>
+            </w:pPr>
+            <w:r>
+              <w:rPr>
+                <w:rFonts w:ascii="Arial Narrow" w:hAnsi="Arial Narrow" w:cs="Arial"/>
+                <w:lang w:val="en-US"/>
+              </w:rPr>
+              <w:t xml:space="preserve">char </w:t>
+            </w:r>
+            <w:proofErr w:type="spellStart"/>
+            <w:proofErr w:type="gramStart"/>
+            <w:r>
+              <w:rPr>
+                <w:rFonts w:ascii="Arial Narrow" w:hAnsi="Arial Narrow" w:cs="Arial"/>
+                <w:lang w:val="en-US"/>
+              </w:rPr>
+              <w:t>cmd</w:t>
+            </w:r>
+            <w:proofErr w:type="spellEnd"/>
+            <w:r>
+              <w:rPr>
+                <w:rFonts w:ascii="Arial Narrow" w:hAnsi="Arial Narrow" w:cs="Arial"/>
+                <w:lang w:val="en-US"/>
+              </w:rPr>
+              <w:t>[</w:t>
+            </w:r>
+            <w:proofErr w:type="gramEnd"/>
+            <w:r>
+              <w:rPr>
+                <w:rFonts w:ascii="Arial Narrow" w:hAnsi="Arial Narrow" w:cs="Arial"/>
+                <w:lang w:val="en-US"/>
+              </w:rPr>
+              <w:t>7] = "XBBBB\t"; // Command string default value</w:t>
+            </w:r>
+          </w:p>
+          <w:p>
+            <w:pPr>
+              <w:spacing w:after="0" w:line="240" w:lineRule="auto"/>
+              <w:rPr>
+                <w:rFonts w:ascii="Arial Narrow" w:hAnsi="Arial Narrow" w:cs="Arial"/>
+                <w:lang w:val="en-US"/>
+              </w:rPr>
+            </w:pPr>
+          </w:p>
+          <w:p>
+            <w:pPr>
+              <w:spacing w:after="0" w:line="240" w:lineRule="auto"/>
+              <w:rPr>
+                <w:rFonts w:ascii="Arial Narrow" w:hAnsi="Arial Narrow" w:cs="Arial"/>
+                <w:lang w:val="en-US"/>
+              </w:rPr>
+            </w:pPr>
+            <w:r>
+              <w:rPr>
+                <w:rFonts w:ascii="Arial Narrow" w:hAnsi="Arial Narrow" w:cs="Arial"/>
+                <w:lang w:val="en-US"/>
+              </w:rPr>
+              <w:t>int main(void)</w:t>
+            </w:r>
+          </w:p>
+          <w:p>
+            <w:pPr>
+              <w:spacing w:after="0" w:line="240" w:lineRule="auto"/>
+              <w:rPr>
+                <w:rFonts w:ascii="Arial Narrow" w:hAnsi="Arial Narrow" w:cs="Arial"/>
+                <w:lang w:val="en-US"/>
+              </w:rPr>
+            </w:pPr>
+            <w:r>
+              <w:rPr>
+                <w:rFonts w:ascii="Arial Narrow" w:hAnsi="Arial Narrow" w:cs="Arial"/>
+                <w:lang w:val="en-US"/>
+              </w:rPr>
+              <w:t>{</w:t>
+            </w:r>
+          </w:p>
+          <w:p>
+            <w:pPr>
+              <w:spacing w:after="0" w:line="240" w:lineRule="auto"/>
+              <w:rPr>
+                <w:rFonts w:ascii="Arial Narrow" w:hAnsi="Arial Narrow" w:cs="Arial"/>
+                <w:lang w:val="en-US"/>
+              </w:rPr>
+            </w:pPr>
+          </w:p>
+          <w:p>
+            <w:pPr>
+              <w:spacing w:after="0" w:line="240" w:lineRule="auto"/>
+              <w:rPr>
+                <w:rFonts w:ascii="Arial Narrow" w:hAnsi="Arial Narrow" w:cs="Arial"/>
+                <w:lang w:val="en-US"/>
+              </w:rPr>
+            </w:pPr>
+            <w:r>
+              <w:rPr>
+                <w:rFonts w:ascii="Arial Narrow" w:hAnsi="Arial Narrow" w:cs="Arial"/>
+                <w:lang w:val="en-US"/>
+              </w:rPr>
+              <w:t xml:space="preserve">  uint16_t mask = 0;</w:t>
+            </w:r>
+          </w:p>
+          <w:p>
+            <w:pPr>
+              <w:spacing w:after="0" w:line="240" w:lineRule="auto"/>
+              <w:rPr>
+                <w:rFonts w:ascii="Arial Narrow" w:hAnsi="Arial Narrow" w:cs="Arial"/>
+                <w:lang w:val="en-US"/>
+              </w:rPr>
+            </w:pPr>
+          </w:p>
+          <w:p>
+            <w:pPr>
+              <w:spacing w:after="0" w:line="240" w:lineRule="auto"/>
+              <w:rPr>
+                <w:rFonts w:ascii="Arial Narrow" w:hAnsi="Arial Narrow" w:cs="Arial"/>
+                <w:lang w:val="en-US"/>
+              </w:rPr>
+            </w:pPr>
+            <w:r>
+              <w:rPr>
+                <w:rFonts w:ascii="Arial Narrow" w:hAnsi="Arial Narrow" w:cs="Arial"/>
+                <w:lang w:val="en-US"/>
+              </w:rPr>
+              <w:t xml:space="preserve">  </w:t>
+            </w:r>
+            <w:proofErr w:type="spellStart"/>
+            <w:r>
+              <w:rPr>
+                <w:rFonts w:ascii="Arial Narrow" w:hAnsi="Arial Narrow" w:cs="Arial"/>
+                <w:lang w:val="en-US"/>
+              </w:rPr>
+              <w:t>SystemClock_</w:t>
+            </w:r>
+            <w:proofErr w:type="gramStart"/>
+            <w:r>
+              <w:rPr>
+                <w:rFonts w:ascii="Arial Narrow" w:hAnsi="Arial Narrow" w:cs="Arial"/>
+                <w:lang w:val="en-US"/>
+              </w:rPr>
+              <w:t>Config</w:t>
+            </w:r>
+            <w:proofErr w:type="spellEnd"/>
+            <w:r>
+              <w:rPr>
+                <w:rFonts w:ascii="Arial Narrow" w:hAnsi="Arial Narrow" w:cs="Arial"/>
+                <w:lang w:val="en-US"/>
+              </w:rPr>
+              <w:t>(</w:t>
+            </w:r>
+            <w:proofErr w:type="gramEnd"/>
+            <w:r>
+              <w:rPr>
+                <w:rFonts w:ascii="Arial Narrow" w:hAnsi="Arial Narrow" w:cs="Arial"/>
+                <w:lang w:val="en-US"/>
+              </w:rPr>
+              <w:t>);</w:t>
+            </w:r>
+          </w:p>
+          <w:p>
+            <w:pPr>
+              <w:spacing w:after="0" w:line="240" w:lineRule="auto"/>
+              <w:rPr>
+                <w:rFonts w:ascii="Arial Narrow" w:hAnsi="Arial Narrow" w:cs="Arial"/>
+                <w:lang w:val="en-US"/>
+              </w:rPr>
+            </w:pPr>
+          </w:p>
+          <w:p>
+            <w:pPr>
+              <w:spacing w:after="0" w:line="240" w:lineRule="auto"/>
+              <w:rPr>
+                <w:rFonts w:ascii="Arial Narrow" w:hAnsi="Arial Narrow" w:cs="Arial"/>
+                <w:lang w:val="en-US"/>
+              </w:rPr>
+            </w:pPr>
+            <w:r>
+              <w:rPr>
+                <w:rFonts w:ascii="Arial Narrow" w:hAnsi="Arial Narrow" w:cs="Arial"/>
+                <w:lang w:val="en-US"/>
+              </w:rPr>
+              <w:t xml:space="preserve">  /* Configuring PC13 as GPIO input*/</w:t>
+            </w:r>
+          </w:p>
+          <w:p>
+            <w:pPr>
+              <w:spacing w:after="0" w:line="240" w:lineRule="auto"/>
+              <w:rPr>
+                <w:rFonts w:ascii="Arial Narrow" w:hAnsi="Arial Narrow" w:cs="Arial"/>
+                <w:lang w:val="en-US"/>
+              </w:rPr>
+            </w:pPr>
+            <w:r>
+              <w:rPr>
+                <w:rFonts w:ascii="Arial Narrow" w:hAnsi="Arial Narrow" w:cs="Arial"/>
+                <w:lang w:val="en-US"/>
+              </w:rPr>
+              <w:t xml:space="preserve">  RCC-&gt;AHB2ENR |= RCC_AHB2ENR_GPIOCEN; // Enabling GPIOC Port Clock</w:t>
+            </w:r>
+          </w:p>
+          <w:p>
+            <w:pPr>
+              <w:spacing w:after="0" w:line="240" w:lineRule="auto"/>
+              <w:rPr>
+                <w:rFonts w:ascii="Arial Narrow" w:hAnsi="Arial Narrow" w:cs="Arial"/>
+                <w:lang w:val="en-US"/>
+              </w:rPr>
+            </w:pPr>
+            <w:r>
+              <w:rPr>
+                <w:rFonts w:ascii="Arial Narrow" w:hAnsi="Arial Narrow" w:cs="Arial"/>
+                <w:lang w:val="en-US"/>
+              </w:rPr>
+              <w:t xml:space="preserve">  GPIOC-&gt;MODER &amp;= ~GPIO_MODER_MODE</w:t>
+            </w:r>
+            <w:proofErr w:type="gramStart"/>
+            <w:r>
+              <w:rPr>
+                <w:rFonts w:ascii="Arial Narrow" w:hAnsi="Arial Narrow" w:cs="Arial"/>
+                <w:lang w:val="en-US"/>
+              </w:rPr>
+              <w:t>13;  /</w:t>
+            </w:r>
+            <w:proofErr w:type="gramEnd"/>
+            <w:r>
+              <w:rPr>
+                <w:rFonts w:ascii="Arial Narrow" w:hAnsi="Arial Narrow" w:cs="Arial"/>
+                <w:lang w:val="en-US"/>
+              </w:rPr>
+              <w:t>/ Enabling PC13 pin as digital input</w:t>
+            </w:r>
+          </w:p>
+          <w:p>
+            <w:pPr>
+              <w:spacing w:after="0" w:line="240" w:lineRule="auto"/>
+              <w:rPr>
+                <w:rFonts w:ascii="Arial Narrow" w:hAnsi="Arial Narrow" w:cs="Arial"/>
+                <w:lang w:val="en-US"/>
+              </w:rPr>
+            </w:pPr>
+          </w:p>
+          <w:p>
+            <w:pPr>
+              <w:spacing w:after="0" w:line="240" w:lineRule="auto"/>
+              <w:rPr>
+                <w:rFonts w:ascii="Arial Narrow" w:hAnsi="Arial Narrow" w:cs="Arial"/>
+                <w:lang w:val="en-US"/>
+              </w:rPr>
+            </w:pPr>
+            <w:r>
+              <w:rPr>
+                <w:rFonts w:ascii="Arial Narrow" w:hAnsi="Arial Narrow" w:cs="Arial"/>
+                <w:lang w:val="en-US"/>
+              </w:rPr>
+              <w:t xml:space="preserve">  /* Configuring PA5 as GPIO output*/</w:t>
+            </w:r>
+          </w:p>
+          <w:p>
+            <w:pPr>
+              <w:spacing w:after="0" w:line="240" w:lineRule="auto"/>
+              <w:rPr>
+                <w:rFonts w:ascii="Arial Narrow" w:hAnsi="Arial Narrow" w:cs="Arial"/>
+                <w:lang w:val="en-US"/>
+              </w:rPr>
+            </w:pPr>
+            <w:r>
+              <w:rPr>
+                <w:rFonts w:ascii="Arial Narrow" w:hAnsi="Arial Narrow" w:cs="Arial"/>
+                <w:lang w:val="en-US"/>
+              </w:rPr>
+              <w:t xml:space="preserve">  RCC-&gt;AHB2ENR |= RCC_AHB2ENR_GPIOAEN; // Enabling GPIOA Port Clock</w:t>
+            </w:r>
+          </w:p>
+          <w:p>
+            <w:pPr>
+              <w:spacing w:after="0" w:line="240" w:lineRule="auto"/>
+              <w:rPr>
+                <w:rFonts w:ascii="Arial Narrow" w:hAnsi="Arial Narrow" w:cs="Arial"/>
+                <w:lang w:val="en-US"/>
+              </w:rPr>
+            </w:pPr>
+            <w:r>
+              <w:rPr>
+                <w:rFonts w:ascii="Arial Narrow" w:hAnsi="Arial Narrow" w:cs="Arial"/>
+                <w:lang w:val="en-US"/>
+              </w:rPr>
+              <w:t xml:space="preserve">  GPIOA-&gt;MODER = (GPIOA-&gt;MODER &amp; ~GPIO_MODER_MODE5) | GPIO_MODER_MODE5_</w:t>
+            </w:r>
+            <w:proofErr w:type="gramStart"/>
+            <w:r>
+              <w:rPr>
+                <w:rFonts w:ascii="Arial Narrow" w:hAnsi="Arial Narrow" w:cs="Arial"/>
+                <w:lang w:val="en-US"/>
+              </w:rPr>
+              <w:t>0;  /</w:t>
+            </w:r>
+            <w:proofErr w:type="gramEnd"/>
+            <w:r>
+              <w:rPr>
+                <w:rFonts w:ascii="Arial Narrow" w:hAnsi="Arial Narrow" w:cs="Arial"/>
+                <w:lang w:val="en-US"/>
+              </w:rPr>
+              <w:t>/ Enabling PA5 pin as digital output</w:t>
+            </w:r>
+          </w:p>
+          <w:p>
+            <w:pPr>
+              <w:spacing w:after="0" w:line="240" w:lineRule="auto"/>
+              <w:rPr>
+                <w:rFonts w:ascii="Arial Narrow" w:hAnsi="Arial Narrow" w:cs="Arial"/>
+                <w:lang w:val="en-US"/>
+              </w:rPr>
+            </w:pPr>
+          </w:p>
+          <w:p>
+            <w:pPr>
+              <w:spacing w:after="0" w:line="240" w:lineRule="auto"/>
+              <w:rPr>
+                <w:rFonts w:ascii="Arial Narrow" w:hAnsi="Arial Narrow" w:cs="Arial"/>
+                <w:lang w:val="en-US"/>
+              </w:rPr>
+            </w:pPr>
+            <w:r>
+              <w:rPr>
+                <w:rFonts w:ascii="Arial Narrow" w:hAnsi="Arial Narrow" w:cs="Arial"/>
+                <w:lang w:val="en-US"/>
+              </w:rPr>
+              <w:t xml:space="preserve">  /* Configuring PA9 as USART1-TX and PA10 as USART1-RX with interrupts enabled*/</w:t>
+            </w:r>
+          </w:p>
+          <w:p>
+            <w:pPr>
+              <w:spacing w:after="0" w:line="240" w:lineRule="auto"/>
+              <w:rPr>
+                <w:rFonts w:ascii="Arial Narrow" w:hAnsi="Arial Narrow" w:cs="Arial"/>
+                <w:lang w:val="en-US"/>
+              </w:rPr>
+            </w:pPr>
+            <w:r>
+              <w:rPr>
+                <w:rFonts w:ascii="Arial Narrow" w:hAnsi="Arial Narrow" w:cs="Arial"/>
+                <w:lang w:val="en-US"/>
+              </w:rPr>
+              <w:t xml:space="preserve">  RCC-&gt;AHB2ENR |= RCC_AHB2ENR_</w:t>
+            </w:r>
+            <w:proofErr w:type="gramStart"/>
+            <w:r>
+              <w:rPr>
+                <w:rFonts w:ascii="Arial Narrow" w:hAnsi="Arial Narrow" w:cs="Arial"/>
+                <w:lang w:val="en-US"/>
+              </w:rPr>
+              <w:t xml:space="preserve">GPIOAEN;   </w:t>
+            </w:r>
+            <w:proofErr w:type="gramEnd"/>
+            <w:r>
+              <w:rPr>
+                <w:rFonts w:ascii="Arial Narrow" w:hAnsi="Arial Narrow" w:cs="Arial"/>
+                <w:lang w:val="en-US"/>
+              </w:rPr>
+              <w:t xml:space="preserve">      // Enabling GPIOA Port Clock</w:t>
+            </w:r>
+          </w:p>
+          <w:p>
+            <w:pPr>
+              <w:spacing w:after="0" w:line="240" w:lineRule="auto"/>
+              <w:rPr>
+                <w:rFonts w:ascii="Arial Narrow" w:hAnsi="Arial Narrow" w:cs="Arial"/>
+                <w:lang w:val="en-US"/>
+              </w:rPr>
+            </w:pPr>
+            <w:r>
+              <w:rPr>
+                <w:rFonts w:ascii="Arial Narrow" w:hAnsi="Arial Narrow" w:cs="Arial"/>
+                <w:lang w:val="en-US"/>
+              </w:rPr>
+              <w:t xml:space="preserve">  RCC-&gt;APB2ENR |= RCC_APB2ENR_USART1</w:t>
+            </w:r>
+            <w:proofErr w:type="gramStart"/>
+            <w:r>
+              <w:rPr>
+                <w:rFonts w:ascii="Arial Narrow" w:hAnsi="Arial Narrow" w:cs="Arial"/>
+                <w:lang w:val="en-US"/>
+              </w:rPr>
+              <w:t xml:space="preserve">EN;   </w:t>
+            </w:r>
+            <w:proofErr w:type="gramEnd"/>
+            <w:r>
+              <w:rPr>
+                <w:rFonts w:ascii="Arial Narrow" w:hAnsi="Arial Narrow" w:cs="Arial"/>
+                <w:lang w:val="en-US"/>
+              </w:rPr>
+              <w:t xml:space="preserve">     // Enabling USART1 Module</w:t>
+            </w:r>
+          </w:p>
+          <w:p>
+            <w:pPr>
+              <w:spacing w:after="0" w:line="240" w:lineRule="auto"/>
+              <w:rPr>
+                <w:rFonts w:ascii="Arial Narrow" w:hAnsi="Arial Narrow" w:cs="Arial"/>
+                <w:lang w:val="en-US"/>
+              </w:rPr>
+            </w:pPr>
+            <w:r>
+              <w:rPr>
+                <w:rFonts w:ascii="Arial Narrow" w:hAnsi="Arial Narrow" w:cs="Arial"/>
+                <w:lang w:val="en-US"/>
+              </w:rPr>
+              <w:t xml:space="preserve">  GPIOA-&gt;</w:t>
+            </w:r>
+            <w:proofErr w:type="gramStart"/>
+            <w:r>
+              <w:rPr>
+                <w:rFonts w:ascii="Arial Narrow" w:hAnsi="Arial Narrow" w:cs="Arial"/>
+                <w:lang w:val="en-US"/>
+              </w:rPr>
+              <w:t>AFR[</w:t>
+            </w:r>
+            <w:proofErr w:type="gramEnd"/>
+            <w:r>
+              <w:rPr>
+                <w:rFonts w:ascii="Arial Narrow" w:hAnsi="Arial Narrow" w:cs="Arial"/>
+                <w:lang w:val="en-US"/>
+              </w:rPr>
+              <w:t>1] |= 7UL&lt;&lt;GPIO_AFRH_AFSEL9_Pos;  // Enabling AF07 (USART1-TX) in PA9</w:t>
+            </w:r>
+          </w:p>
+          <w:p>
+            <w:pPr>
+              <w:spacing w:after="0" w:line="240" w:lineRule="auto"/>
+              <w:rPr>
+                <w:rFonts w:ascii="Arial Narrow" w:hAnsi="Arial Narrow" w:cs="Arial"/>
+                <w:lang w:val="en-US"/>
+              </w:rPr>
+            </w:pPr>
+            <w:r>
+              <w:rPr>
+                <w:rFonts w:ascii="Arial Narrow" w:hAnsi="Arial Narrow" w:cs="Arial"/>
+                <w:lang w:val="en-US"/>
+              </w:rPr>
+              <w:t xml:space="preserve">  GPIOA-&gt;</w:t>
+            </w:r>
+            <w:proofErr w:type="gramStart"/>
+            <w:r>
+              <w:rPr>
+                <w:rFonts w:ascii="Arial Narrow" w:hAnsi="Arial Narrow" w:cs="Arial"/>
+                <w:lang w:val="en-US"/>
+              </w:rPr>
+              <w:t>AFR[</w:t>
+            </w:r>
+            <w:proofErr w:type="gramEnd"/>
+            <w:r>
+              <w:rPr>
+                <w:rFonts w:ascii="Arial Narrow" w:hAnsi="Arial Narrow" w:cs="Arial"/>
+                <w:lang w:val="en-US"/>
+              </w:rPr>
+              <w:t>1] |= 7UL&lt;&lt;GPIO_AFRH_AFSEL10_Pos; // Enabling AF07 (USART1-RX) in PA10</w:t>
+            </w:r>
+          </w:p>
+          <w:p>
+            <w:pPr>
+              <w:spacing w:after="0" w:line="240" w:lineRule="auto"/>
+              <w:rPr>
+                <w:rFonts w:ascii="Arial Narrow" w:hAnsi="Arial Narrow" w:cs="Arial"/>
+                <w:lang w:val="en-US"/>
+              </w:rPr>
+            </w:pPr>
+            <w:r>
+              <w:rPr>
+                <w:rFonts w:ascii="Arial Narrow" w:hAnsi="Arial Narrow" w:cs="Arial"/>
+                <w:lang w:val="en-US"/>
+              </w:rPr>
+              <w:t xml:space="preserve">  GPIOA-&gt;MODER = (GPIOA-&gt;MODER &amp; ~GPIO_MODER_MODE9) | GPIO_MODER_MODE9_</w:t>
+            </w:r>
+            <w:proofErr w:type="gramStart"/>
+            <w:r>
+              <w:rPr>
+                <w:rFonts w:ascii="Arial Narrow" w:hAnsi="Arial Narrow" w:cs="Arial"/>
+                <w:lang w:val="en-US"/>
+              </w:rPr>
+              <w:t xml:space="preserve">1;   </w:t>
+            </w:r>
+            <w:proofErr w:type="gramEnd"/>
+            <w:r>
+              <w:rPr>
+                <w:rFonts w:ascii="Arial Narrow" w:hAnsi="Arial Narrow" w:cs="Arial"/>
+                <w:lang w:val="en-US"/>
+              </w:rPr>
+              <w:t>// Enabling PA9 pin with alternate function</w:t>
+            </w:r>
+          </w:p>
+          <w:p>
+            <w:pPr>
+              <w:spacing w:after="0" w:line="240" w:lineRule="auto"/>
+              <w:rPr>
+                <w:rFonts w:ascii="Arial Narrow" w:hAnsi="Arial Narrow" w:cs="Arial"/>
+                <w:lang w:val="en-US"/>
+              </w:rPr>
+            </w:pPr>
+            <w:r>
+              <w:rPr>
+                <w:rFonts w:ascii="Arial Narrow" w:hAnsi="Arial Narrow" w:cs="Arial"/>
+                <w:lang w:val="en-US"/>
+              </w:rPr>
+              <w:t xml:space="preserve">  GPIOA-&gt;MODER = (GPIOA-&gt;MODER &amp; ~GPIO_MODER_MODE10) | GPIO_MODER_MODE10_1; // Enabling PA10 pin with alternate function</w:t>
+            </w:r>
+          </w:p>
+          <w:p>
+            <w:pPr>
+              <w:spacing w:after="0" w:line="240" w:lineRule="auto"/>
+              <w:rPr>
+                <w:rFonts w:ascii="Arial Narrow" w:hAnsi="Arial Narrow" w:cs="Arial"/>
+                <w:lang w:val="en-US"/>
+              </w:rPr>
+            </w:pPr>
+          </w:p>
+          <w:p>
+            <w:pPr>
+              <w:spacing w:after="0" w:line="240" w:lineRule="auto"/>
+              <w:rPr>
+                <w:rFonts w:ascii="Arial Narrow" w:hAnsi="Arial Narrow" w:cs="Arial"/>
+                <w:lang w:val="en-US"/>
+              </w:rPr>
+            </w:pPr>
+            <w:r>
+              <w:rPr>
+                <w:rFonts w:ascii="Arial Narrow" w:hAnsi="Arial Narrow" w:cs="Arial"/>
+                <w:lang w:val="en-US"/>
+              </w:rPr>
+              <w:t xml:space="preserve">  USART1-&gt;BRR = (1562&lt;&lt;4) | 8; // b = F / (16*UDIV) -&gt; UDIV = F / (16*b)</w:t>
+            </w:r>
+          </w:p>
+          <w:p>
+            <w:pPr>
+              <w:spacing w:after="0" w:line="240" w:lineRule="auto"/>
+              <w:rPr>
+                <w:rFonts w:ascii="Arial Narrow" w:hAnsi="Arial Narrow" w:cs="Arial"/>
+                <w:lang w:val="en-US"/>
+              </w:rPr>
+            </w:pPr>
+            <w:r>
+              <w:rPr>
+                <w:rFonts w:ascii="Arial Narrow" w:hAnsi="Arial Narrow" w:cs="Arial"/>
+                <w:lang w:val="en-US"/>
+              </w:rPr>
+              <w:t xml:space="preserve">                               // = 240M / (16*9600)</w:t>
+            </w:r>
+          </w:p>
+          <w:p>
+            <w:pPr>
+              <w:spacing w:after="0" w:line="240" w:lineRule="auto"/>
+              <w:rPr>
+                <w:rFonts w:ascii="Arial Narrow" w:hAnsi="Arial Narrow" w:cs="Arial"/>
+                <w:lang w:val="en-US"/>
+              </w:rPr>
+            </w:pPr>
+            <w:r>
+              <w:rPr>
+                <w:rFonts w:ascii="Arial Narrow" w:hAnsi="Arial Narrow" w:cs="Arial"/>
+                <w:lang w:val="en-US"/>
+              </w:rPr>
+              <w:t xml:space="preserve">                               // = 1562.5 -&gt; 1562&lt;&lt;4, </w:t>
+            </w:r>
+            <w:proofErr w:type="gramStart"/>
+            <w:r>
+              <w:rPr>
+                <w:rFonts w:ascii="Arial Narrow" w:hAnsi="Arial Narrow" w:cs="Arial"/>
+                <w:lang w:val="en-US"/>
+              </w:rPr>
+              <w:t>ceil(</w:t>
+            </w:r>
+            <w:proofErr w:type="gramEnd"/>
+            <w:r>
+              <w:rPr>
+                <w:rFonts w:ascii="Arial Narrow" w:hAnsi="Arial Narrow" w:cs="Arial"/>
+                <w:lang w:val="en-US"/>
+              </w:rPr>
+              <w:t>0.5*16)&lt;&lt;0</w:t>
+            </w:r>
+          </w:p>
+          <w:p>
+            <w:pPr>
+              <w:spacing w:after="0" w:line="240" w:lineRule="auto"/>
+              <w:rPr>
+                <w:rFonts w:ascii="Arial Narrow" w:hAnsi="Arial Narrow" w:cs="Arial"/>
+                <w:lang w:val="en-US"/>
+              </w:rPr>
+            </w:pPr>
+            <w:r>
+              <w:rPr>
+                <w:rFonts w:ascii="Arial Narrow" w:hAnsi="Arial Narrow" w:cs="Arial"/>
+                <w:lang w:val="en-US"/>
+              </w:rPr>
+              <w:t xml:space="preserve">  USART1-&gt;CR1 |= (USART_CR1_TE | USART_CR1_RE); // Enabling TX and RX functions in USART1</w:t>
+            </w:r>
+          </w:p>
+          <w:p>
+            <w:pPr>
+              <w:spacing w:after="0" w:line="240" w:lineRule="auto"/>
+              <w:rPr>
+                <w:rFonts w:ascii="Arial Narrow" w:hAnsi="Arial Narrow" w:cs="Arial"/>
+                <w:lang w:val="en-US"/>
+              </w:rPr>
+            </w:pPr>
+            <w:r>
+              <w:rPr>
+                <w:rFonts w:ascii="Arial Narrow" w:hAnsi="Arial Narrow" w:cs="Arial"/>
+                <w:lang w:val="en-US"/>
+              </w:rPr>
+              <w:t xml:space="preserve">  USART1-&gt;CR2 &amp;= ~(USART_CR2_STOP</w:t>
+            </w:r>
+            <w:proofErr w:type="gramStart"/>
+            <w:r>
+              <w:rPr>
+                <w:rFonts w:ascii="Arial Narrow" w:hAnsi="Arial Narrow" w:cs="Arial"/>
+                <w:lang w:val="en-US"/>
+              </w:rPr>
+              <w:t xml:space="preserve">);   </w:t>
+            </w:r>
+            <w:proofErr w:type="gramEnd"/>
+            <w:r>
+              <w:rPr>
+                <w:rFonts w:ascii="Arial Narrow" w:hAnsi="Arial Narrow" w:cs="Arial"/>
+                <w:lang w:val="en-US"/>
+              </w:rPr>
+              <w:t xml:space="preserve">          // Stop bit(s) = 1</w:t>
+            </w:r>
+          </w:p>
+          <w:p>
+            <w:pPr>
+              <w:spacing w:after="0" w:line="240" w:lineRule="auto"/>
+              <w:rPr>
+                <w:rFonts w:ascii="Arial Narrow" w:hAnsi="Arial Narrow" w:cs="Arial"/>
+                <w:lang w:val="en-US"/>
+              </w:rPr>
+            </w:pPr>
+            <w:r>
+              <w:rPr>
+                <w:rFonts w:ascii="Arial Narrow" w:hAnsi="Arial Narrow" w:cs="Arial"/>
+                <w:lang w:val="en-US"/>
+              </w:rPr>
+              <w:t xml:space="preserve">  USART1-&gt;CR3 &amp;= ~(USART_CR3_CTSE</w:t>
+            </w:r>
+            <w:proofErr w:type="gramStart"/>
+            <w:r>
+              <w:rPr>
+                <w:rFonts w:ascii="Arial Narrow" w:hAnsi="Arial Narrow" w:cs="Arial"/>
+                <w:lang w:val="en-US"/>
+              </w:rPr>
+              <w:t xml:space="preserve">);   </w:t>
+            </w:r>
+            <w:proofErr w:type="gramEnd"/>
+            <w:r>
+              <w:rPr>
+                <w:rFonts w:ascii="Arial Narrow" w:hAnsi="Arial Narrow" w:cs="Arial"/>
+                <w:lang w:val="en-US"/>
+              </w:rPr>
+              <w:t xml:space="preserve">          // Flow control = 0</w:t>
+            </w:r>
+          </w:p>
+          <w:p>
+            <w:pPr>
+              <w:spacing w:after="0" w:line="240" w:lineRule="auto"/>
+              <w:rPr>
+                <w:rFonts w:ascii="Arial Narrow" w:hAnsi="Arial Narrow" w:cs="Arial"/>
+                <w:lang w:val="en-US"/>
+              </w:rPr>
+            </w:pPr>
+            <w:r>
+              <w:rPr>
+                <w:rFonts w:ascii="Arial Narrow" w:hAnsi="Arial Narrow" w:cs="Arial"/>
+                <w:lang w:val="en-US"/>
+              </w:rPr>
+              <w:t xml:space="preserve">  USART1-&gt;RDR = </w:t>
+            </w:r>
+            <w:proofErr w:type="gramStart"/>
+            <w:r>
+              <w:rPr>
+                <w:rFonts w:ascii="Arial Narrow" w:hAnsi="Arial Narrow" w:cs="Arial"/>
+                <w:lang w:val="en-US"/>
+              </w:rPr>
+              <w:t xml:space="preserve">0;   </w:t>
+            </w:r>
+            <w:proofErr w:type="gramEnd"/>
+            <w:r>
+              <w:rPr>
+                <w:rFonts w:ascii="Arial Narrow" w:hAnsi="Arial Narrow" w:cs="Arial"/>
+                <w:lang w:val="en-US"/>
+              </w:rPr>
+              <w:t xml:space="preserve">                           // Clearing RX buffer</w:t>
+            </w:r>
+          </w:p>
+          <w:p>
+            <w:pPr>
+              <w:spacing w:after="0" w:line="240" w:lineRule="auto"/>
+              <w:rPr>
+                <w:rFonts w:ascii="Arial Narrow" w:hAnsi="Arial Narrow" w:cs="Arial"/>
+                <w:lang w:val="en-US"/>
+              </w:rPr>
+            </w:pPr>
+          </w:p>
+          <w:p>
+            <w:pPr>
+              <w:spacing w:after="0" w:line="240" w:lineRule="auto"/>
+              <w:rPr>
+                <w:rFonts w:ascii="Arial Narrow" w:hAnsi="Arial Narrow" w:cs="Arial"/>
+                <w:lang w:val="en-US"/>
+              </w:rPr>
+            </w:pPr>
+            <w:r>
+              <w:rPr>
+                <w:rFonts w:ascii="Arial Narrow" w:hAnsi="Arial Narrow" w:cs="Arial"/>
+                <w:lang w:val="en-US"/>
+              </w:rPr>
+              <w:t xml:space="preserve">  USART1-&gt;CR1 |= USART_CR1_</w:t>
+            </w:r>
+            <w:proofErr w:type="gramStart"/>
+            <w:r>
+              <w:rPr>
+                <w:rFonts w:ascii="Arial Narrow" w:hAnsi="Arial Narrow" w:cs="Arial"/>
+                <w:lang w:val="en-US"/>
+              </w:rPr>
+              <w:t xml:space="preserve">RXNEIE;   </w:t>
+            </w:r>
+            <w:proofErr w:type="gramEnd"/>
+            <w:r>
+              <w:rPr>
+                <w:rFonts w:ascii="Arial Narrow" w:hAnsi="Arial Narrow" w:cs="Arial"/>
+                <w:lang w:val="en-US"/>
+              </w:rPr>
+              <w:t xml:space="preserve"> // Enabling USART-RX interrupt</w:t>
+            </w:r>
+          </w:p>
+          <w:p>
+            <w:pPr>
+              <w:spacing w:after="0" w:line="240" w:lineRule="auto"/>
+              <w:rPr>
+                <w:rFonts w:ascii="Arial Narrow" w:hAnsi="Arial Narrow" w:cs="Arial"/>
+                <w:lang w:val="en-US"/>
+              </w:rPr>
+            </w:pPr>
+            <w:r>
+              <w:rPr>
+                <w:rFonts w:ascii="Arial Narrow" w:hAnsi="Arial Narrow" w:cs="Arial"/>
+                <w:lang w:val="en-US"/>
+              </w:rPr>
+              <w:t xml:space="preserve">  </w:t>
+            </w:r>
+            <w:proofErr w:type="spellStart"/>
+            <w:r>
+              <w:rPr>
+                <w:rFonts w:ascii="Arial Narrow" w:hAnsi="Arial Narrow" w:cs="Arial"/>
+                <w:lang w:val="en-US"/>
+              </w:rPr>
+              <w:t>NVIC_</w:t>
+            </w:r>
+            <w:proofErr w:type="gramStart"/>
+            <w:r>
+              <w:rPr>
+                <w:rFonts w:ascii="Arial Narrow" w:hAnsi="Arial Narrow" w:cs="Arial"/>
+                <w:lang w:val="en-US"/>
+              </w:rPr>
+              <w:t>EnableIRQ</w:t>
+            </w:r>
+            <w:proofErr w:type="spellEnd"/>
+            <w:r>
+              <w:rPr>
+                <w:rFonts w:ascii="Arial Narrow" w:hAnsi="Arial Narrow" w:cs="Arial"/>
+                <w:lang w:val="en-US"/>
+              </w:rPr>
+              <w:t>(</w:t>
+            </w:r>
+            <w:proofErr w:type="gramEnd"/>
+            <w:r>
+              <w:rPr>
+                <w:rFonts w:ascii="Arial Narrow" w:hAnsi="Arial Narrow" w:cs="Arial"/>
+                <w:lang w:val="en-US"/>
+              </w:rPr>
+              <w:t>USART1_IRQn);  // Enabling USART-RX interrupt in NVIC tree</w:t>
+            </w:r>
+          </w:p>
+          <w:p>
+            <w:pPr>
+              <w:spacing w:after="0" w:line="240" w:lineRule="auto"/>
+              <w:rPr>
+                <w:rFonts w:ascii="Arial Narrow" w:hAnsi="Arial Narrow" w:cs="Arial"/>
+                <w:lang w:val="en-US"/>
+              </w:rPr>
+            </w:pPr>
+            <w:r>
+              <w:rPr>
+                <w:rFonts w:ascii="Arial Narrow" w:hAnsi="Arial Narrow" w:cs="Arial"/>
+                <w:lang w:val="en-US"/>
+              </w:rPr>
+              <w:t xml:space="preserve">  __</w:t>
+            </w:r>
+            <w:proofErr w:type="spellStart"/>
+            <w:r>
+              <w:rPr>
+                <w:rFonts w:ascii="Arial Narrow" w:hAnsi="Arial Narrow" w:cs="Arial"/>
+                <w:lang w:val="en-US"/>
+              </w:rPr>
+              <w:t>enable_</w:t>
+            </w:r>
+            <w:proofErr w:type="gramStart"/>
+            <w:r>
+              <w:rPr>
+                <w:rFonts w:ascii="Arial Narrow" w:hAnsi="Arial Narrow" w:cs="Arial"/>
+                <w:lang w:val="en-US"/>
+              </w:rPr>
+              <w:t>irq</w:t>
+            </w:r>
+            <w:proofErr w:type="spellEnd"/>
+            <w:r>
+              <w:rPr>
+                <w:rFonts w:ascii="Arial Narrow" w:hAnsi="Arial Narrow" w:cs="Arial"/>
+                <w:lang w:val="en-US"/>
+              </w:rPr>
+              <w:t>(</w:t>
+            </w:r>
+            <w:proofErr w:type="gramEnd"/>
+            <w:r>
+              <w:rPr>
+                <w:rFonts w:ascii="Arial Narrow" w:hAnsi="Arial Narrow" w:cs="Arial"/>
+                <w:lang w:val="en-US"/>
+              </w:rPr>
+              <w:t>);                    // Enabling global interrupts</w:t>
+            </w:r>
+          </w:p>
+          <w:p>
+            <w:pPr>
+              <w:spacing w:after="0" w:line="240" w:lineRule="auto"/>
+              <w:rPr>
+                <w:rFonts w:ascii="Arial Narrow" w:hAnsi="Arial Narrow" w:cs="Arial"/>
+                <w:lang w:val="en-US"/>
+              </w:rPr>
+            </w:pPr>
+          </w:p>
+          <w:p>
+            <w:pPr>
+              <w:spacing w:after="0" w:line="240" w:lineRule="auto"/>
+              <w:rPr>
+                <w:rFonts w:ascii="Arial Narrow" w:hAnsi="Arial Narrow" w:cs="Arial"/>
+                <w:lang w:val="en-US"/>
+              </w:rPr>
+            </w:pPr>
+            <w:r>
+              <w:rPr>
+                <w:rFonts w:ascii="Arial Narrow" w:hAnsi="Arial Narrow" w:cs="Arial"/>
+                <w:lang w:val="en-US"/>
+              </w:rPr>
+              <w:t xml:space="preserve">  USART1-&gt;CR1 |= USART_CR1_UE; // USART Enable</w:t>
+            </w:r>
+          </w:p>
+          <w:p>
+            <w:pPr>
+              <w:spacing w:after="0" w:line="240" w:lineRule="auto"/>
+              <w:rPr>
+                <w:rFonts w:ascii="Arial Narrow" w:hAnsi="Arial Narrow" w:cs="Arial"/>
+                <w:lang w:val="en-US"/>
+              </w:rPr>
+            </w:pPr>
+          </w:p>
+          <w:p>
+            <w:pPr>
+              <w:spacing w:after="0" w:line="240" w:lineRule="auto"/>
+              <w:rPr>
+                <w:rFonts w:ascii="Arial Narrow" w:hAnsi="Arial Narrow" w:cs="Arial"/>
+                <w:lang w:val="en-US"/>
+              </w:rPr>
+            </w:pPr>
+            <w:r>
+              <w:rPr>
+                <w:rFonts w:ascii="Arial Narrow" w:hAnsi="Arial Narrow" w:cs="Arial"/>
+                <w:lang w:val="en-US"/>
+              </w:rPr>
+              <w:t xml:space="preserve">  while (1)</w:t>
+            </w:r>
+          </w:p>
+          <w:p>
+            <w:pPr>
+              <w:spacing w:after="0" w:line="240" w:lineRule="auto"/>
+              <w:rPr>
+                <w:rFonts w:ascii="Arial Narrow" w:hAnsi="Arial Narrow" w:cs="Arial"/>
+                <w:lang w:val="en-US"/>
+              </w:rPr>
+            </w:pPr>
+            <w:r>
+              <w:rPr>
+                <w:rFonts w:ascii="Arial Narrow" w:hAnsi="Arial Narrow" w:cs="Arial"/>
+                <w:lang w:val="en-US"/>
+              </w:rPr>
+              <w:t xml:space="preserve">  {</w:t>
+            </w:r>
+          </w:p>
+          <w:p>
+            <w:pPr>
+              <w:spacing w:after="0" w:line="240" w:lineRule="auto"/>
+              <w:rPr>
+                <w:rFonts w:ascii="Arial Narrow" w:hAnsi="Arial Narrow" w:cs="Arial"/>
+                <w:lang w:val="en-US"/>
+              </w:rPr>
+            </w:pPr>
+            <w:r>
+              <w:rPr>
+                <w:rFonts w:ascii="Arial Narrow" w:hAnsi="Arial Narrow" w:cs="Arial"/>
+                <w:lang w:val="en-US"/>
+              </w:rPr>
+              <w:t xml:space="preserve">    //GPIOA-&gt;ODR = (GPIOA-&gt;ODR &amp; ~GPIO_ODR_OD5) | ((GPIOC-&gt;IDR &amp; GPIO_IDR_ID13)&gt;&gt;GPIO_IDR_ID13_</w:t>
+            </w:r>
+            <w:proofErr w:type="gramStart"/>
+            <w:r>
+              <w:rPr>
+                <w:rFonts w:ascii="Arial Narrow" w:hAnsi="Arial Narrow" w:cs="Arial"/>
+                <w:lang w:val="en-US"/>
+              </w:rPr>
+              <w:t>Pos)&lt;</w:t>
+            </w:r>
+            <w:proofErr w:type="gramEnd"/>
+            <w:r>
+              <w:rPr>
+                <w:rFonts w:ascii="Arial Narrow" w:hAnsi="Arial Narrow" w:cs="Arial"/>
+                <w:lang w:val="en-US"/>
+              </w:rPr>
+              <w:t>&lt;GPIO_ODR_OD5_Pos;</w:t>
+            </w:r>
+          </w:p>
+          <w:p>
+            <w:pPr>
+              <w:spacing w:after="0" w:line="240" w:lineRule="auto"/>
+              <w:rPr>
+                <w:rFonts w:ascii="Arial Narrow" w:hAnsi="Arial Narrow" w:cs="Arial"/>
+                <w:lang w:val="en-US"/>
+              </w:rPr>
+            </w:pPr>
+            <w:r>
+              <w:rPr>
+                <w:rFonts w:ascii="Arial Narrow" w:hAnsi="Arial Narrow" w:cs="Arial"/>
+                <w:lang w:val="en-US"/>
+              </w:rPr>
+              <w:t xml:space="preserve">    usart1_tx_string(</w:t>
+            </w:r>
+            <w:proofErr w:type="spellStart"/>
+            <w:r>
+              <w:rPr>
+                <w:rFonts w:ascii="Arial Narrow" w:hAnsi="Arial Narrow" w:cs="Arial"/>
+                <w:lang w:val="en-US"/>
+              </w:rPr>
+              <w:t>cmd</w:t>
+            </w:r>
+            <w:proofErr w:type="spellEnd"/>
+            <w:r>
+              <w:rPr>
+                <w:rFonts w:ascii="Arial Narrow" w:hAnsi="Arial Narrow" w:cs="Arial"/>
+                <w:lang w:val="en-US"/>
+              </w:rPr>
+              <w:t>);</w:t>
+            </w:r>
+          </w:p>
+          <w:p>
+            <w:pPr>
+              <w:spacing w:after="0" w:line="240" w:lineRule="auto"/>
+              <w:rPr>
+                <w:rFonts w:ascii="Arial Narrow" w:hAnsi="Arial Narrow" w:cs="Arial"/>
+                <w:lang w:val="en-US"/>
+              </w:rPr>
+            </w:pPr>
+            <w:r>
+              <w:rPr>
+                <w:rFonts w:ascii="Arial Narrow" w:hAnsi="Arial Narrow" w:cs="Arial"/>
+                <w:lang w:val="en-US"/>
+              </w:rPr>
+              <w:t xml:space="preserve">    </w:t>
+            </w:r>
+            <w:proofErr w:type="spellStart"/>
+            <w:r>
+              <w:rPr>
+                <w:rFonts w:ascii="Arial Narrow" w:hAnsi="Arial Narrow" w:cs="Arial"/>
+                <w:lang w:val="en-US"/>
+              </w:rPr>
+              <w:t>HAL_</w:t>
+            </w:r>
+            <w:proofErr w:type="gramStart"/>
+            <w:r>
+              <w:rPr>
+                <w:rFonts w:ascii="Arial Narrow" w:hAnsi="Arial Narrow" w:cs="Arial"/>
+                <w:lang w:val="en-US"/>
+              </w:rPr>
+              <w:t>Delay</w:t>
+            </w:r>
+            <w:proofErr w:type="spellEnd"/>
+            <w:r>
+              <w:rPr>
+                <w:rFonts w:ascii="Arial Narrow" w:hAnsi="Arial Narrow" w:cs="Arial"/>
+                <w:lang w:val="en-US"/>
+              </w:rPr>
+              <w:t>(</w:t>
+            </w:r>
+            <w:proofErr w:type="gramEnd"/>
+            <w:r>
+              <w:rPr>
+                <w:rFonts w:ascii="Arial Narrow" w:hAnsi="Arial Narrow" w:cs="Arial"/>
+                <w:lang w:val="en-US"/>
+              </w:rPr>
+              <w:t>1000);</w:t>
+            </w:r>
+          </w:p>
+          <w:p>
+            <w:pPr>
+              <w:spacing w:after="0" w:line="240" w:lineRule="auto"/>
+              <w:rPr>
+                <w:rFonts w:ascii="Arial Narrow" w:hAnsi="Arial Narrow" w:cs="Arial"/>
+                <w:lang w:val="en-US"/>
+              </w:rPr>
+            </w:pPr>
+            <w:r>
+              <w:rPr>
+                <w:rFonts w:ascii="Arial Narrow" w:hAnsi="Arial Narrow" w:cs="Arial"/>
+                <w:lang w:val="en-US"/>
+              </w:rPr>
+              <w:t xml:space="preserve">    // Verifying command fields that should have a 1 or a 0</w:t>
+            </w:r>
+          </w:p>
+          <w:p>
+            <w:pPr>
+              <w:spacing w:after="0" w:line="240" w:lineRule="auto"/>
+              <w:rPr>
+                <w:rFonts w:ascii="Arial Narrow" w:hAnsi="Arial Narrow" w:cs="Arial"/>
+                <w:lang w:val="en-US"/>
+              </w:rPr>
+            </w:pPr>
+            <w:r>
+              <w:rPr>
+                <w:rFonts w:ascii="Arial Narrow" w:hAnsi="Arial Narrow" w:cs="Arial"/>
+                <w:lang w:val="en-US"/>
+              </w:rPr>
+              <w:t xml:space="preserve">    if((</w:t>
+            </w:r>
+            <w:proofErr w:type="spellStart"/>
+            <w:proofErr w:type="gramStart"/>
+            <w:r>
+              <w:rPr>
+                <w:rFonts w:ascii="Arial Narrow" w:hAnsi="Arial Narrow" w:cs="Arial"/>
+                <w:lang w:val="en-US"/>
+              </w:rPr>
+              <w:t>cmd</w:t>
+            </w:r>
+            <w:proofErr w:type="spellEnd"/>
+            <w:r>
+              <w:rPr>
+                <w:rFonts w:ascii="Arial Narrow" w:hAnsi="Arial Narrow" w:cs="Arial"/>
+                <w:lang w:val="en-US"/>
+              </w:rPr>
+              <w:t>[</w:t>
+            </w:r>
+            <w:proofErr w:type="gramEnd"/>
+            <w:r>
+              <w:rPr>
+                <w:rFonts w:ascii="Arial Narrow" w:hAnsi="Arial Narrow" w:cs="Arial"/>
+                <w:lang w:val="en-US"/>
+              </w:rPr>
+              <w:t xml:space="preserve">1]=='1' || </w:t>
+            </w:r>
+            <w:proofErr w:type="spellStart"/>
+            <w:r>
+              <w:rPr>
+                <w:rFonts w:ascii="Arial Narrow" w:hAnsi="Arial Narrow" w:cs="Arial"/>
+                <w:lang w:val="en-US"/>
+              </w:rPr>
+              <w:t>cmd</w:t>
+            </w:r>
+            <w:proofErr w:type="spellEnd"/>
+            <w:r>
+              <w:rPr>
+                <w:rFonts w:ascii="Arial Narrow" w:hAnsi="Arial Narrow" w:cs="Arial"/>
+                <w:lang w:val="en-US"/>
+              </w:rPr>
+              <w:t>[1]=='0') &amp;&amp;</w:t>
+            </w:r>
+          </w:p>
+          <w:p>
+            <w:pPr>
+              <w:spacing w:after="0" w:line="240" w:lineRule="auto"/>
+              <w:rPr>
+                <w:rFonts w:ascii="Arial Narrow" w:hAnsi="Arial Narrow" w:cs="Arial"/>
+                <w:lang w:val="en-US"/>
+              </w:rPr>
+            </w:pPr>
+            <w:r>
+              <w:rPr>
+                <w:rFonts w:ascii="Arial Narrow" w:hAnsi="Arial Narrow" w:cs="Arial"/>
+                <w:lang w:val="en-US"/>
+              </w:rPr>
+              <w:t xml:space="preserve">      (</w:t>
+            </w:r>
+            <w:proofErr w:type="spellStart"/>
+            <w:proofErr w:type="gramStart"/>
+            <w:r>
+              <w:rPr>
+                <w:rFonts w:ascii="Arial Narrow" w:hAnsi="Arial Narrow" w:cs="Arial"/>
+                <w:lang w:val="en-US"/>
+              </w:rPr>
+              <w:t>cmd</w:t>
+            </w:r>
+            <w:proofErr w:type="spellEnd"/>
+            <w:r>
+              <w:rPr>
+                <w:rFonts w:ascii="Arial Narrow" w:hAnsi="Arial Narrow" w:cs="Arial"/>
+                <w:lang w:val="en-US"/>
+              </w:rPr>
+              <w:t>[</w:t>
+            </w:r>
+            <w:proofErr w:type="gramEnd"/>
+            <w:r>
+              <w:rPr>
+                <w:rFonts w:ascii="Arial Narrow" w:hAnsi="Arial Narrow" w:cs="Arial"/>
+                <w:lang w:val="en-US"/>
+              </w:rPr>
+              <w:t xml:space="preserve">2]=='1' || </w:t>
+            </w:r>
+            <w:proofErr w:type="spellStart"/>
+            <w:r>
+              <w:rPr>
+                <w:rFonts w:ascii="Arial Narrow" w:hAnsi="Arial Narrow" w:cs="Arial"/>
+                <w:lang w:val="en-US"/>
+              </w:rPr>
+              <w:t>cmd</w:t>
+            </w:r>
+            <w:proofErr w:type="spellEnd"/>
+            <w:r>
+              <w:rPr>
+                <w:rFonts w:ascii="Arial Narrow" w:hAnsi="Arial Narrow" w:cs="Arial"/>
+                <w:lang w:val="en-US"/>
+              </w:rPr>
+              <w:t>[2]=='0') &amp;&amp;</w:t>
+            </w:r>
+          </w:p>
+          <w:p>
+            <w:pPr>
+              <w:spacing w:after="0" w:line="240" w:lineRule="auto"/>
+              <w:rPr>
+                <w:rFonts w:ascii="Arial Narrow" w:hAnsi="Arial Narrow" w:cs="Arial"/>
+                <w:lang w:val="en-US"/>
+              </w:rPr>
+            </w:pPr>
+            <w:r>
+              <w:rPr>
+                <w:rFonts w:ascii="Arial Narrow" w:hAnsi="Arial Narrow" w:cs="Arial"/>
+                <w:lang w:val="en-US"/>
+              </w:rPr>
+              <w:t xml:space="preserve">      (</w:t>
+            </w:r>
+            <w:proofErr w:type="spellStart"/>
+            <w:proofErr w:type="gramStart"/>
+            <w:r>
+              <w:rPr>
+                <w:rFonts w:ascii="Arial Narrow" w:hAnsi="Arial Narrow" w:cs="Arial"/>
+                <w:lang w:val="en-US"/>
+              </w:rPr>
+              <w:t>cmd</w:t>
+            </w:r>
+            <w:proofErr w:type="spellEnd"/>
+            <w:r>
+              <w:rPr>
+                <w:rFonts w:ascii="Arial Narrow" w:hAnsi="Arial Narrow" w:cs="Arial"/>
+                <w:lang w:val="en-US"/>
+              </w:rPr>
+              <w:t>[</w:t>
+            </w:r>
+            <w:proofErr w:type="gramEnd"/>
+            <w:r>
+              <w:rPr>
+                <w:rFonts w:ascii="Arial Narrow" w:hAnsi="Arial Narrow" w:cs="Arial"/>
+                <w:lang w:val="en-US"/>
+              </w:rPr>
+              <w:t xml:space="preserve">3]=='1' || </w:t>
+            </w:r>
+            <w:proofErr w:type="spellStart"/>
+            <w:r>
+              <w:rPr>
+                <w:rFonts w:ascii="Arial Narrow" w:hAnsi="Arial Narrow" w:cs="Arial"/>
+                <w:lang w:val="en-US"/>
+              </w:rPr>
+              <w:t>cmd</w:t>
+            </w:r>
+            <w:proofErr w:type="spellEnd"/>
+            <w:r>
+              <w:rPr>
+                <w:rFonts w:ascii="Arial Narrow" w:hAnsi="Arial Narrow" w:cs="Arial"/>
+                <w:lang w:val="en-US"/>
+              </w:rPr>
+              <w:t>[3]=='0') &amp;&amp;</w:t>
+            </w:r>
+          </w:p>
+          <w:p>
+            <w:pPr>
+              <w:spacing w:after="0" w:line="240" w:lineRule="auto"/>
+              <w:rPr>
+                <w:rFonts w:ascii="Arial Narrow" w:hAnsi="Arial Narrow" w:cs="Arial"/>
+                <w:lang w:val="en-US"/>
+              </w:rPr>
+            </w:pPr>
+            <w:r>
+              <w:rPr>
+                <w:rFonts w:ascii="Arial Narrow" w:hAnsi="Arial Narrow" w:cs="Arial"/>
+                <w:lang w:val="en-US"/>
+              </w:rPr>
+              <w:t xml:space="preserve">      (</w:t>
+            </w:r>
+            <w:proofErr w:type="spellStart"/>
+            <w:proofErr w:type="gramStart"/>
+            <w:r>
+              <w:rPr>
+                <w:rFonts w:ascii="Arial Narrow" w:hAnsi="Arial Narrow" w:cs="Arial"/>
+                <w:lang w:val="en-US"/>
+              </w:rPr>
+              <w:t>cmd</w:t>
+            </w:r>
+            <w:proofErr w:type="spellEnd"/>
+            <w:r>
+              <w:rPr>
+                <w:rFonts w:ascii="Arial Narrow" w:hAnsi="Arial Narrow" w:cs="Arial"/>
+                <w:lang w:val="en-US"/>
+              </w:rPr>
+              <w:t>[</w:t>
+            </w:r>
+            <w:proofErr w:type="gramEnd"/>
+            <w:r>
+              <w:rPr>
+                <w:rFonts w:ascii="Arial Narrow" w:hAnsi="Arial Narrow" w:cs="Arial"/>
+                <w:lang w:val="en-US"/>
+              </w:rPr>
+              <w:t xml:space="preserve">4]=='1' || </w:t>
+            </w:r>
+            <w:proofErr w:type="spellStart"/>
+            <w:r>
+              <w:rPr>
+                <w:rFonts w:ascii="Arial Narrow" w:hAnsi="Arial Narrow" w:cs="Arial"/>
+                <w:lang w:val="en-US"/>
+              </w:rPr>
+              <w:t>cmd</w:t>
+            </w:r>
+            <w:proofErr w:type="spellEnd"/>
+            <w:r>
+              <w:rPr>
+                <w:rFonts w:ascii="Arial Narrow" w:hAnsi="Arial Narrow" w:cs="Arial"/>
+                <w:lang w:val="en-US"/>
+              </w:rPr>
+              <w:t>[4]=='0') &amp;&amp;</w:t>
+            </w:r>
+          </w:p>
+          <w:p>
+            <w:pPr>
+              <w:spacing w:after="0" w:line="240" w:lineRule="auto"/>
+              <w:rPr>
+                <w:rFonts w:ascii="Arial Narrow" w:hAnsi="Arial Narrow" w:cs="Arial"/>
+                <w:lang w:val="en-US"/>
+              </w:rPr>
+            </w:pPr>
+            <w:r>
+              <w:rPr>
+                <w:rFonts w:ascii="Arial Narrow" w:hAnsi="Arial Narrow" w:cs="Arial"/>
+                <w:lang w:val="en-US"/>
+              </w:rPr>
+              <w:t xml:space="preserve">      </w:t>
+            </w:r>
+            <w:proofErr w:type="spellStart"/>
+            <w:proofErr w:type="gramStart"/>
+            <w:r>
+              <w:rPr>
+                <w:rFonts w:ascii="Arial Narrow" w:hAnsi="Arial Narrow" w:cs="Arial"/>
+                <w:lang w:val="en-US"/>
+              </w:rPr>
+              <w:t>cmd</w:t>
+            </w:r>
+            <w:proofErr w:type="spellEnd"/>
+            <w:r>
+              <w:rPr>
+                <w:rFonts w:ascii="Arial Narrow" w:hAnsi="Arial Narrow" w:cs="Arial"/>
+                <w:lang w:val="en-US"/>
+              </w:rPr>
+              <w:t>[</w:t>
+            </w:r>
+            <w:proofErr w:type="gramEnd"/>
+            <w:r>
+              <w:rPr>
+                <w:rFonts w:ascii="Arial Narrow" w:hAnsi="Arial Narrow" w:cs="Arial"/>
+                <w:lang w:val="en-US"/>
+              </w:rPr>
+              <w:t>5]=='\n'</w:t>
+            </w:r>
+          </w:p>
+          <w:p>
+            <w:pPr>
+              <w:spacing w:after="0" w:line="240" w:lineRule="auto"/>
+              <w:rPr>
+                <w:rFonts w:ascii="Arial Narrow" w:hAnsi="Arial Narrow" w:cs="Arial"/>
+                <w:lang w:val="en-US"/>
+              </w:rPr>
+            </w:pPr>
+            <w:r>
+              <w:rPr>
+                <w:rFonts w:ascii="Arial Narrow" w:hAnsi="Arial Narrow" w:cs="Arial"/>
+                <w:lang w:val="en-US"/>
+              </w:rPr>
+              <w:t xml:space="preserve">      )</w:t>
+            </w:r>
+          </w:p>
+          <w:p>
+            <w:pPr>
+              <w:spacing w:after="0" w:line="240" w:lineRule="auto"/>
+              <w:rPr>
+                <w:rFonts w:ascii="Arial Narrow" w:hAnsi="Arial Narrow" w:cs="Arial"/>
+                <w:lang w:val="en-US"/>
+              </w:rPr>
+            </w:pPr>
+            <w:r>
+              <w:rPr>
+                <w:rFonts w:ascii="Arial Narrow" w:hAnsi="Arial Narrow" w:cs="Arial"/>
+                <w:lang w:val="en-US"/>
+              </w:rPr>
+              <w:t xml:space="preserve">    {</w:t>
+            </w:r>
+          </w:p>
+          <w:p>
+            <w:pPr>
+              <w:spacing w:after="0" w:line="240" w:lineRule="auto"/>
+              <w:rPr>
+                <w:rFonts w:ascii="Arial Narrow" w:hAnsi="Arial Narrow" w:cs="Arial"/>
+                <w:lang w:val="en-US"/>
+              </w:rPr>
+            </w:pPr>
+            <w:r>
+              <w:rPr>
+                <w:rFonts w:ascii="Arial Narrow" w:hAnsi="Arial Narrow" w:cs="Arial"/>
+                <w:lang w:val="en-US"/>
+              </w:rPr>
+              <w:t xml:space="preserve">      // Verifying first character in order to turn on LEDs or read switches</w:t>
+            </w:r>
+          </w:p>
+          <w:p>
+            <w:pPr>
+              <w:spacing w:after="0" w:line="240" w:lineRule="auto"/>
+              <w:rPr>
+                <w:rFonts w:ascii="Arial Narrow" w:hAnsi="Arial Narrow" w:cs="Arial"/>
+                <w:lang w:val="en-US"/>
+              </w:rPr>
+            </w:pPr>
+            <w:r>
+              <w:rPr>
+                <w:rFonts w:ascii="Arial Narrow" w:hAnsi="Arial Narrow" w:cs="Arial"/>
+                <w:lang w:val="en-US"/>
+              </w:rPr>
+              <w:t xml:space="preserve">      switch(</w:t>
+            </w:r>
+            <w:proofErr w:type="spellStart"/>
+            <w:proofErr w:type="gramStart"/>
+            <w:r>
+              <w:rPr>
+                <w:rFonts w:ascii="Arial Narrow" w:hAnsi="Arial Narrow" w:cs="Arial"/>
+                <w:lang w:val="en-US"/>
+              </w:rPr>
+              <w:t>cmd</w:t>
+            </w:r>
+            <w:proofErr w:type="spellEnd"/>
+            <w:r>
+              <w:rPr>
+                <w:rFonts w:ascii="Arial Narrow" w:hAnsi="Arial Narrow" w:cs="Arial"/>
+                <w:lang w:val="en-US"/>
+              </w:rPr>
+              <w:t>[</w:t>
+            </w:r>
+            <w:proofErr w:type="gramEnd"/>
+            <w:r>
+              <w:rPr>
+                <w:rFonts w:ascii="Arial Narrow" w:hAnsi="Arial Narrow" w:cs="Arial"/>
+                <w:lang w:val="en-US"/>
+              </w:rPr>
+              <w:t>0])</w:t>
+            </w:r>
+          </w:p>
+          <w:p>
+            <w:pPr>
+              <w:spacing w:after="0" w:line="240" w:lineRule="auto"/>
+              <w:rPr>
+                <w:rFonts w:ascii="Arial Narrow" w:hAnsi="Arial Narrow" w:cs="Arial"/>
+                <w:lang w:val="en-US"/>
+              </w:rPr>
+            </w:pPr>
+            <w:r>
+              <w:rPr>
+                <w:rFonts w:ascii="Arial Narrow" w:hAnsi="Arial Narrow" w:cs="Arial"/>
+                <w:lang w:val="en-US"/>
+              </w:rPr>
+              <w:t xml:space="preserve">      {</w:t>
+            </w:r>
+          </w:p>
+          <w:p>
+            <w:pPr>
+              <w:spacing w:after="0" w:line="240" w:lineRule="auto"/>
+              <w:rPr>
+                <w:rFonts w:ascii="Arial Narrow" w:hAnsi="Arial Narrow" w:cs="Arial"/>
+                <w:lang w:val="en-US"/>
+              </w:rPr>
+            </w:pPr>
+            <w:r>
+              <w:rPr>
+                <w:rFonts w:ascii="Arial Narrow" w:hAnsi="Arial Narrow" w:cs="Arial"/>
+                <w:lang w:val="en-US"/>
+              </w:rPr>
+              <w:t xml:space="preserve">        case 'S': // Reading GPIOA input register and extracting individual bits</w:t>
+            </w:r>
+          </w:p>
+          <w:p>
+            <w:pPr>
+              <w:spacing w:after="0" w:line="240" w:lineRule="auto"/>
+              <w:rPr>
+                <w:rFonts w:ascii="Arial Narrow" w:hAnsi="Arial Narrow" w:cs="Arial"/>
+                <w:lang w:val="en-US"/>
+              </w:rPr>
+            </w:pPr>
+            <w:r>
+              <w:rPr>
+                <w:rFonts w:ascii="Arial Narrow" w:hAnsi="Arial Narrow" w:cs="Arial"/>
+                <w:lang w:val="en-US"/>
+              </w:rPr>
+              <w:t xml:space="preserve">                  // status to transmit</w:t>
+            </w:r>
+          </w:p>
+          <w:p>
+            <w:pPr>
+              <w:spacing w:after="0" w:line="240" w:lineRule="auto"/>
+              <w:rPr>
+                <w:rFonts w:ascii="Arial Narrow" w:hAnsi="Arial Narrow" w:cs="Arial"/>
+                <w:lang w:val="en-US"/>
+              </w:rPr>
+            </w:pPr>
+            <w:r>
+              <w:rPr>
+                <w:rFonts w:ascii="Arial Narrow" w:hAnsi="Arial Narrow" w:cs="Arial"/>
+                <w:lang w:val="en-US"/>
+              </w:rPr>
+              <w:lastRenderedPageBreak/>
+              <w:t xml:space="preserve">        case 's':</w:t>
+            </w:r>
+          </w:p>
+          <w:p>
+            <w:pPr>
+              <w:spacing w:after="0" w:line="240" w:lineRule="auto"/>
+              <w:rPr>
+                <w:rFonts w:ascii="Arial Narrow" w:hAnsi="Arial Narrow" w:cs="Arial"/>
+              </w:rPr>
+            </w:pPr>
+            <w:r>
+              <w:rPr>
+                <w:rFonts w:ascii="Arial Narrow" w:hAnsi="Arial Narrow" w:cs="Arial"/>
+                <w:lang w:val="en-US"/>
+              </w:rPr>
+              <w:t xml:space="preserve">          </w:t>
+            </w:r>
+            <w:proofErr w:type="spellStart"/>
+            <w:r>
+              <w:rPr>
+                <w:rFonts w:ascii="Arial Narrow" w:hAnsi="Arial Narrow" w:cs="Arial"/>
+              </w:rPr>
+              <w:t>mask</w:t>
+            </w:r>
+            <w:proofErr w:type="spellEnd"/>
+            <w:r>
+              <w:rPr>
+                <w:rFonts w:ascii="Arial Narrow" w:hAnsi="Arial Narrow" w:cs="Arial"/>
+              </w:rPr>
+              <w:t xml:space="preserve"> = ((GPIOC-&gt;IDR &amp; GPIO_IDR_ID13)&gt;&gt;GPIO_IDR_ID13_Pos)&gt;&gt;0U;</w:t>
+            </w:r>
+          </w:p>
+          <w:p>
+            <w:pPr>
+              <w:spacing w:after="0" w:line="240" w:lineRule="auto"/>
+              <w:rPr>
+                <w:rFonts w:ascii="Arial Narrow" w:hAnsi="Arial Narrow" w:cs="Arial"/>
+              </w:rPr>
+            </w:pPr>
+            <w:r>
+              <w:rPr>
+                <w:rFonts w:ascii="Arial Narrow" w:hAnsi="Arial Narrow" w:cs="Arial"/>
+              </w:rPr>
+              <w:t xml:space="preserve">          </w:t>
+            </w:r>
+            <w:proofErr w:type="spellStart"/>
+            <w:proofErr w:type="gramStart"/>
+            <w:r>
+              <w:rPr>
+                <w:rFonts w:ascii="Arial Narrow" w:hAnsi="Arial Narrow" w:cs="Arial"/>
+              </w:rPr>
+              <w:t>cmd</w:t>
+            </w:r>
+            <w:proofErr w:type="spellEnd"/>
+            <w:r>
+              <w:rPr>
+                <w:rFonts w:ascii="Arial Narrow" w:hAnsi="Arial Narrow" w:cs="Arial"/>
+              </w:rPr>
+              <w:t>[</w:t>
+            </w:r>
+            <w:proofErr w:type="gramEnd"/>
+            <w:r>
+              <w:rPr>
+                <w:rFonts w:ascii="Arial Narrow" w:hAnsi="Arial Narrow" w:cs="Arial"/>
+              </w:rPr>
+              <w:t xml:space="preserve">4] = </w:t>
+            </w:r>
+            <w:proofErr w:type="spellStart"/>
+            <w:r>
+              <w:rPr>
+                <w:rFonts w:ascii="Arial Narrow" w:hAnsi="Arial Narrow" w:cs="Arial"/>
+              </w:rPr>
+              <w:t>cmd</w:t>
+            </w:r>
+            <w:proofErr w:type="spellEnd"/>
+            <w:r>
+              <w:rPr>
+                <w:rFonts w:ascii="Arial Narrow" w:hAnsi="Arial Narrow" w:cs="Arial"/>
+              </w:rPr>
+              <w:t>[4]=='0' ? '0</w:t>
+            </w:r>
+            <w:proofErr w:type="gramStart"/>
+            <w:r>
+              <w:rPr>
+                <w:rFonts w:ascii="Arial Narrow" w:hAnsi="Arial Narrow" w:cs="Arial"/>
+              </w:rPr>
+              <w:t>' :</w:t>
+            </w:r>
+            <w:proofErr w:type="gramEnd"/>
+            <w:r>
+              <w:rPr>
+                <w:rFonts w:ascii="Arial Narrow" w:hAnsi="Arial Narrow" w:cs="Arial"/>
+              </w:rPr>
+              <w:t xml:space="preserve"> ((</w:t>
+            </w:r>
+            <w:proofErr w:type="spellStart"/>
+            <w:r>
+              <w:rPr>
+                <w:rFonts w:ascii="Arial Narrow" w:hAnsi="Arial Narrow" w:cs="Arial"/>
+              </w:rPr>
+              <w:t>mask</w:t>
+            </w:r>
+            <w:proofErr w:type="spellEnd"/>
+            <w:r>
+              <w:rPr>
+                <w:rFonts w:ascii="Arial Narrow" w:hAnsi="Arial Narrow" w:cs="Arial"/>
+              </w:rPr>
+              <w:t>&gt;&gt;0U) &amp; 0x01) + 0x30;</w:t>
+            </w:r>
+          </w:p>
+          <w:p>
+            <w:pPr>
+              <w:spacing w:after="0" w:line="240" w:lineRule="auto"/>
+              <w:rPr>
+                <w:rFonts w:ascii="Arial Narrow" w:hAnsi="Arial Narrow" w:cs="Arial"/>
+                <w:lang w:val="en-US"/>
+              </w:rPr>
+            </w:pPr>
+            <w:r>
+              <w:rPr>
+                <w:rFonts w:ascii="Arial Narrow" w:hAnsi="Arial Narrow" w:cs="Arial"/>
+              </w:rPr>
+              <w:t xml:space="preserve">          </w:t>
+            </w:r>
+            <w:proofErr w:type="spellStart"/>
+            <w:proofErr w:type="gramStart"/>
+            <w:r>
+              <w:rPr>
+                <w:rFonts w:ascii="Arial Narrow" w:hAnsi="Arial Narrow" w:cs="Arial"/>
+                <w:lang w:val="en-US"/>
+              </w:rPr>
+              <w:t>cmd</w:t>
+            </w:r>
+            <w:proofErr w:type="spellEnd"/>
+            <w:r>
+              <w:rPr>
+                <w:rFonts w:ascii="Arial Narrow" w:hAnsi="Arial Narrow" w:cs="Arial"/>
+                <w:lang w:val="en-US"/>
+              </w:rPr>
+              <w:t>[</w:t>
+            </w:r>
+            <w:proofErr w:type="gramEnd"/>
+            <w:r>
+              <w:rPr>
+                <w:rFonts w:ascii="Arial Narrow" w:hAnsi="Arial Narrow" w:cs="Arial"/>
+                <w:lang w:val="en-US"/>
+              </w:rPr>
+              <w:t>0] = '&gt;';</w:t>
+            </w:r>
+          </w:p>
+          <w:p>
+            <w:pPr>
+              <w:spacing w:after="0" w:line="240" w:lineRule="auto"/>
+              <w:rPr>
+                <w:rFonts w:ascii="Arial Narrow" w:hAnsi="Arial Narrow" w:cs="Arial"/>
+                <w:lang w:val="en-US"/>
+              </w:rPr>
+            </w:pPr>
+            <w:r>
+              <w:rPr>
+                <w:rFonts w:ascii="Arial Narrow" w:hAnsi="Arial Narrow" w:cs="Arial"/>
+                <w:lang w:val="en-US"/>
+              </w:rPr>
+              <w:t xml:space="preserve">          usart1_tx_string(</w:t>
+            </w:r>
+            <w:proofErr w:type="spellStart"/>
+            <w:r>
+              <w:rPr>
+                <w:rFonts w:ascii="Arial Narrow" w:hAnsi="Arial Narrow" w:cs="Arial"/>
+                <w:lang w:val="en-US"/>
+              </w:rPr>
+              <w:t>cmd</w:t>
+            </w:r>
+            <w:proofErr w:type="spellEnd"/>
+            <w:r>
+              <w:rPr>
+                <w:rFonts w:ascii="Arial Narrow" w:hAnsi="Arial Narrow" w:cs="Arial"/>
+                <w:lang w:val="en-US"/>
+              </w:rPr>
+              <w:t>);</w:t>
+            </w:r>
+          </w:p>
+          <w:p>
+            <w:pPr>
+              <w:spacing w:after="0" w:line="240" w:lineRule="auto"/>
+              <w:rPr>
+                <w:rFonts w:ascii="Arial Narrow" w:hAnsi="Arial Narrow" w:cs="Arial"/>
+                <w:lang w:val="en-US"/>
+              </w:rPr>
+            </w:pPr>
+            <w:r>
+              <w:rPr>
+                <w:rFonts w:ascii="Arial Narrow" w:hAnsi="Arial Narrow" w:cs="Arial"/>
+                <w:lang w:val="en-US"/>
+              </w:rPr>
+              <w:t xml:space="preserve">          break;</w:t>
+            </w:r>
+          </w:p>
+          <w:p>
+            <w:pPr>
+              <w:spacing w:after="0" w:line="240" w:lineRule="auto"/>
+              <w:rPr>
+                <w:rFonts w:ascii="Arial Narrow" w:hAnsi="Arial Narrow" w:cs="Arial"/>
+                <w:lang w:val="en-US"/>
+              </w:rPr>
+            </w:pPr>
+            <w:r>
+              <w:rPr>
+                <w:rFonts w:ascii="Arial Narrow" w:hAnsi="Arial Narrow" w:cs="Arial"/>
+                <w:lang w:val="en-US"/>
+              </w:rPr>
+              <w:t xml:space="preserve">        case 'l': // Getting individual bits from received 1s and 0s and creating</w:t>
+            </w:r>
+          </w:p>
+          <w:p>
+            <w:pPr>
+              <w:spacing w:after="0" w:line="240" w:lineRule="auto"/>
+              <w:rPr>
+                <w:rFonts w:ascii="Arial Narrow" w:hAnsi="Arial Narrow" w:cs="Arial"/>
+                <w:lang w:val="en-US"/>
+              </w:rPr>
+            </w:pPr>
+            <w:r>
+              <w:rPr>
+                <w:rFonts w:ascii="Arial Narrow" w:hAnsi="Arial Narrow" w:cs="Arial"/>
+                <w:lang w:val="en-US"/>
+              </w:rPr>
+              <w:t xml:space="preserve">                  // bit mask to write on output</w:t>
+            </w:r>
+          </w:p>
+          <w:p>
+            <w:pPr>
+              <w:spacing w:after="0" w:line="240" w:lineRule="auto"/>
+              <w:rPr>
+                <w:rFonts w:ascii="Arial Narrow" w:hAnsi="Arial Narrow" w:cs="Arial"/>
+                <w:lang w:val="en-US"/>
+              </w:rPr>
+            </w:pPr>
+            <w:r>
+              <w:rPr>
+                <w:rFonts w:ascii="Arial Narrow" w:hAnsi="Arial Narrow" w:cs="Arial"/>
+                <w:lang w:val="en-US"/>
+              </w:rPr>
+              <w:t xml:space="preserve">        case 'L': </w:t>
+            </w:r>
+          </w:p>
+          <w:p>
+            <w:pPr>
+              <w:spacing w:after="0" w:line="240" w:lineRule="auto"/>
+              <w:rPr>
+                <w:rFonts w:ascii="Arial Narrow" w:hAnsi="Arial Narrow" w:cs="Arial"/>
+                <w:lang w:val="en-US"/>
+              </w:rPr>
+            </w:pPr>
+            <w:r>
+              <w:rPr>
+                <w:rFonts w:ascii="Arial Narrow" w:hAnsi="Arial Narrow" w:cs="Arial"/>
+                <w:lang w:val="en-US"/>
+              </w:rPr>
+              <w:t xml:space="preserve">          mask = (</w:t>
+            </w:r>
+            <w:proofErr w:type="spellStart"/>
+            <w:r>
+              <w:rPr>
+                <w:rFonts w:ascii="Arial Narrow" w:hAnsi="Arial Narrow" w:cs="Arial"/>
+                <w:lang w:val="en-US"/>
+              </w:rPr>
+              <w:t>cmd</w:t>
+            </w:r>
+            <w:proofErr w:type="spellEnd"/>
+            <w:r>
+              <w:rPr>
+                <w:rFonts w:ascii="Arial Narrow" w:hAnsi="Arial Narrow" w:cs="Arial"/>
+                <w:lang w:val="en-US"/>
+              </w:rPr>
+              <w:t>[1]-0x</w:t>
+            </w:r>
+            <w:proofErr w:type="gramStart"/>
+            <w:r>
+              <w:rPr>
+                <w:rFonts w:ascii="Arial Narrow" w:hAnsi="Arial Narrow" w:cs="Arial"/>
+                <w:lang w:val="en-US"/>
+              </w:rPr>
+              <w:t>30)&lt;</w:t>
+            </w:r>
+            <w:proofErr w:type="gramEnd"/>
+            <w:r>
+              <w:rPr>
+                <w:rFonts w:ascii="Arial Narrow" w:hAnsi="Arial Narrow" w:cs="Arial"/>
+                <w:lang w:val="en-US"/>
+              </w:rPr>
+              <w:t xml:space="preserve">&lt;3U </w:t>
+            </w:r>
+          </w:p>
+          <w:p>
+            <w:pPr>
+              <w:spacing w:after="0" w:line="240" w:lineRule="auto"/>
+              <w:rPr>
+                <w:rFonts w:ascii="Arial Narrow" w:hAnsi="Arial Narrow" w:cs="Arial"/>
+              </w:rPr>
+            </w:pPr>
+            <w:r>
+              <w:rPr>
+                <w:rFonts w:ascii="Arial Narrow" w:hAnsi="Arial Narrow" w:cs="Arial"/>
+                <w:lang w:val="en-US"/>
+              </w:rPr>
+              <w:t xml:space="preserve">               </w:t>
+            </w:r>
+            <w:r>
+              <w:rPr>
+                <w:rFonts w:ascii="Arial Narrow" w:hAnsi="Arial Narrow" w:cs="Arial"/>
+              </w:rPr>
+              <w:t>| (</w:t>
+            </w:r>
+            <w:proofErr w:type="spellStart"/>
+            <w:r>
+              <w:rPr>
+                <w:rFonts w:ascii="Arial Narrow" w:hAnsi="Arial Narrow" w:cs="Arial"/>
+              </w:rPr>
+              <w:t>cmd</w:t>
+            </w:r>
+            <w:proofErr w:type="spellEnd"/>
+            <w:r>
+              <w:rPr>
+                <w:rFonts w:ascii="Arial Narrow" w:hAnsi="Arial Narrow" w:cs="Arial"/>
+              </w:rPr>
+              <w:t>[2]-0x</w:t>
+            </w:r>
+            <w:proofErr w:type="gramStart"/>
+            <w:r>
+              <w:rPr>
+                <w:rFonts w:ascii="Arial Narrow" w:hAnsi="Arial Narrow" w:cs="Arial"/>
+              </w:rPr>
+              <w:t>30)&lt;</w:t>
+            </w:r>
+            <w:proofErr w:type="gramEnd"/>
+            <w:r>
+              <w:rPr>
+                <w:rFonts w:ascii="Arial Narrow" w:hAnsi="Arial Narrow" w:cs="Arial"/>
+              </w:rPr>
+              <w:t>&lt;2U</w:t>
+            </w:r>
+          </w:p>
+          <w:p>
+            <w:pPr>
+              <w:spacing w:after="0" w:line="240" w:lineRule="auto"/>
+              <w:rPr>
+                <w:rFonts w:ascii="Arial Narrow" w:hAnsi="Arial Narrow" w:cs="Arial"/>
+              </w:rPr>
+            </w:pPr>
+            <w:r>
+              <w:rPr>
+                <w:rFonts w:ascii="Arial Narrow" w:hAnsi="Arial Narrow" w:cs="Arial"/>
+              </w:rPr>
+              <w:t xml:space="preserve">               | (</w:t>
+            </w:r>
+            <w:proofErr w:type="spellStart"/>
+            <w:r>
+              <w:rPr>
+                <w:rFonts w:ascii="Arial Narrow" w:hAnsi="Arial Narrow" w:cs="Arial"/>
+              </w:rPr>
+              <w:t>cmd</w:t>
+            </w:r>
+            <w:proofErr w:type="spellEnd"/>
+            <w:r>
+              <w:rPr>
+                <w:rFonts w:ascii="Arial Narrow" w:hAnsi="Arial Narrow" w:cs="Arial"/>
+              </w:rPr>
+              <w:t>[3]-0x</w:t>
+            </w:r>
+            <w:proofErr w:type="gramStart"/>
+            <w:r>
+              <w:rPr>
+                <w:rFonts w:ascii="Arial Narrow" w:hAnsi="Arial Narrow" w:cs="Arial"/>
+              </w:rPr>
+              <w:t>30)&lt;</w:t>
+            </w:r>
+            <w:proofErr w:type="gramEnd"/>
+            <w:r>
+              <w:rPr>
+                <w:rFonts w:ascii="Arial Narrow" w:hAnsi="Arial Narrow" w:cs="Arial"/>
+              </w:rPr>
+              <w:t xml:space="preserve">&lt;1U </w:t>
+            </w:r>
+          </w:p>
+          <w:p>
+            <w:pPr>
+              <w:spacing w:after="0" w:line="240" w:lineRule="auto"/>
+              <w:rPr>
+                <w:rFonts w:ascii="Arial Narrow" w:hAnsi="Arial Narrow" w:cs="Arial"/>
+              </w:rPr>
+            </w:pPr>
+            <w:r>
+              <w:rPr>
+                <w:rFonts w:ascii="Arial Narrow" w:hAnsi="Arial Narrow" w:cs="Arial"/>
+              </w:rPr>
+              <w:t xml:space="preserve">               | (</w:t>
+            </w:r>
+            <w:proofErr w:type="spellStart"/>
+            <w:r>
+              <w:rPr>
+                <w:rFonts w:ascii="Arial Narrow" w:hAnsi="Arial Narrow" w:cs="Arial"/>
+              </w:rPr>
+              <w:t>cmd</w:t>
+            </w:r>
+            <w:proofErr w:type="spellEnd"/>
+            <w:r>
+              <w:rPr>
+                <w:rFonts w:ascii="Arial Narrow" w:hAnsi="Arial Narrow" w:cs="Arial"/>
+              </w:rPr>
+              <w:t>[4]-0x</w:t>
+            </w:r>
+            <w:proofErr w:type="gramStart"/>
+            <w:r>
+              <w:rPr>
+                <w:rFonts w:ascii="Arial Narrow" w:hAnsi="Arial Narrow" w:cs="Arial"/>
+              </w:rPr>
+              <w:t>30)&lt;</w:t>
+            </w:r>
+            <w:proofErr w:type="gramEnd"/>
+            <w:r>
+              <w:rPr>
+                <w:rFonts w:ascii="Arial Narrow" w:hAnsi="Arial Narrow" w:cs="Arial"/>
+              </w:rPr>
+              <w:t>&lt;0U;</w:t>
+            </w:r>
+          </w:p>
+          <w:p>
+            <w:pPr>
+              <w:spacing w:after="0" w:line="240" w:lineRule="auto"/>
+              <w:rPr>
+                <w:rFonts w:ascii="Arial Narrow" w:hAnsi="Arial Narrow" w:cs="Arial"/>
+              </w:rPr>
+            </w:pPr>
+            <w:r>
+              <w:rPr>
+                <w:rFonts w:ascii="Arial Narrow" w:hAnsi="Arial Narrow" w:cs="Arial"/>
+              </w:rPr>
+              <w:t xml:space="preserve">          GPIOA-&gt;ODR = (GPIOA-&gt;ODR &amp; ~GPIO_ODR_OD5) | (</w:t>
+            </w:r>
+            <w:proofErr w:type="spellStart"/>
+            <w:r>
+              <w:rPr>
+                <w:rFonts w:ascii="Arial Narrow" w:hAnsi="Arial Narrow" w:cs="Arial"/>
+              </w:rPr>
+              <w:t>mask</w:t>
+            </w:r>
+            <w:proofErr w:type="spellEnd"/>
+            <w:r>
+              <w:rPr>
+                <w:rFonts w:ascii="Arial Narrow" w:hAnsi="Arial Narrow" w:cs="Arial"/>
+              </w:rPr>
+              <w:t xml:space="preserve"> &amp; 0x</w:t>
+            </w:r>
+            <w:proofErr w:type="gramStart"/>
+            <w:r>
+              <w:rPr>
+                <w:rFonts w:ascii="Arial Narrow" w:hAnsi="Arial Narrow" w:cs="Arial"/>
+              </w:rPr>
+              <w:t>01)&lt;</w:t>
+            </w:r>
+            <w:proofErr w:type="gramEnd"/>
+            <w:r>
+              <w:rPr>
+                <w:rFonts w:ascii="Arial Narrow" w:hAnsi="Arial Narrow" w:cs="Arial"/>
+              </w:rPr>
+              <w:t>&lt;GPIO_ODR_OD5_Pos;</w:t>
+            </w:r>
+          </w:p>
+          <w:p>
+            <w:pPr>
+              <w:spacing w:after="0" w:line="240" w:lineRule="auto"/>
+              <w:rPr>
+                <w:rFonts w:ascii="Arial Narrow" w:hAnsi="Arial Narrow" w:cs="Arial"/>
+                <w:lang w:val="en-US"/>
+              </w:rPr>
+            </w:pPr>
+            <w:r>
+              <w:rPr>
+                <w:rFonts w:ascii="Arial Narrow" w:hAnsi="Arial Narrow" w:cs="Arial"/>
+              </w:rPr>
+              <w:t xml:space="preserve">          </w:t>
+            </w:r>
+            <w:r>
+              <w:rPr>
+                <w:rFonts w:ascii="Arial Narrow" w:hAnsi="Arial Narrow" w:cs="Arial"/>
+                <w:lang w:val="en-US"/>
+              </w:rPr>
+              <w:t>break;</w:t>
+            </w:r>
+          </w:p>
+          <w:p>
+            <w:pPr>
+              <w:spacing w:after="0" w:line="240" w:lineRule="auto"/>
+              <w:rPr>
+                <w:rFonts w:ascii="Arial Narrow" w:hAnsi="Arial Narrow" w:cs="Arial"/>
+                <w:lang w:val="en-US"/>
+              </w:rPr>
+            </w:pPr>
+            <w:r>
+              <w:rPr>
+                <w:rFonts w:ascii="Arial Narrow" w:hAnsi="Arial Narrow" w:cs="Arial"/>
+                <w:lang w:val="en-US"/>
+              </w:rPr>
+              <w:t xml:space="preserve">        default: </w:t>
+            </w:r>
+          </w:p>
+          <w:p>
+            <w:pPr>
+              <w:spacing w:after="0" w:line="240" w:lineRule="auto"/>
+              <w:rPr>
+                <w:rFonts w:ascii="Arial Narrow" w:hAnsi="Arial Narrow" w:cs="Arial"/>
+                <w:lang w:val="en-US"/>
+              </w:rPr>
+            </w:pPr>
+            <w:r>
+              <w:rPr>
+                <w:rFonts w:ascii="Arial Narrow" w:hAnsi="Arial Narrow" w:cs="Arial"/>
+                <w:lang w:val="en-US"/>
+              </w:rPr>
+              <w:t xml:space="preserve">          break;</w:t>
+            </w:r>
+          </w:p>
+          <w:p>
+            <w:pPr>
+              <w:spacing w:after="0" w:line="240" w:lineRule="auto"/>
+              <w:rPr>
+                <w:rFonts w:ascii="Arial Narrow" w:hAnsi="Arial Narrow" w:cs="Arial"/>
+                <w:lang w:val="en-US"/>
+              </w:rPr>
+            </w:pPr>
+            <w:r>
+              <w:rPr>
+                <w:rFonts w:ascii="Arial Narrow" w:hAnsi="Arial Narrow" w:cs="Arial"/>
+                <w:lang w:val="en-US"/>
+              </w:rPr>
+              <w:t xml:space="preserve">      }</w:t>
+            </w:r>
+          </w:p>
+          <w:p>
+            <w:pPr>
+              <w:spacing w:after="0" w:line="240" w:lineRule="auto"/>
+              <w:rPr>
+                <w:rFonts w:ascii="Arial Narrow" w:hAnsi="Arial Narrow" w:cs="Arial"/>
+                <w:lang w:val="en-US"/>
+              </w:rPr>
+            </w:pPr>
+            <w:r>
+              <w:rPr>
+                <w:rFonts w:ascii="Arial Narrow" w:hAnsi="Arial Narrow" w:cs="Arial"/>
+                <w:lang w:val="en-US"/>
+              </w:rPr>
+              <w:t xml:space="preserve">      </w:t>
+            </w:r>
+            <w:proofErr w:type="spellStart"/>
+            <w:r>
+              <w:rPr>
+                <w:rFonts w:ascii="Arial Narrow" w:hAnsi="Arial Narrow" w:cs="Arial"/>
+                <w:lang w:val="en-US"/>
+              </w:rPr>
+              <w:t>sprintf</w:t>
+            </w:r>
+            <w:proofErr w:type="spellEnd"/>
+            <w:r>
+              <w:rPr>
+                <w:rFonts w:ascii="Arial Narrow" w:hAnsi="Arial Narrow" w:cs="Arial"/>
+                <w:lang w:val="en-US"/>
+              </w:rPr>
+              <w:t>(</w:t>
+            </w:r>
+            <w:proofErr w:type="spellStart"/>
+            <w:r>
+              <w:rPr>
+                <w:rFonts w:ascii="Arial Narrow" w:hAnsi="Arial Narrow" w:cs="Arial"/>
+                <w:lang w:val="en-US"/>
+              </w:rPr>
+              <w:t>cmd</w:t>
+            </w:r>
+            <w:proofErr w:type="spellEnd"/>
+            <w:r>
+              <w:rPr>
+                <w:rFonts w:ascii="Arial Narrow" w:hAnsi="Arial Narrow" w:cs="Arial"/>
+                <w:lang w:val="en-US"/>
+              </w:rPr>
+              <w:t>,"XBBBB\t"); // Resetting string to default status</w:t>
+            </w:r>
+          </w:p>
+          <w:p>
+            <w:pPr>
+              <w:spacing w:after="0" w:line="240" w:lineRule="auto"/>
+              <w:rPr>
+                <w:rFonts w:ascii="Arial Narrow" w:hAnsi="Arial Narrow" w:cs="Arial"/>
+                <w:lang w:val="en-US"/>
+              </w:rPr>
+            </w:pPr>
+            <w:r>
+              <w:rPr>
+                <w:rFonts w:ascii="Arial Narrow" w:hAnsi="Arial Narrow" w:cs="Arial"/>
+                <w:lang w:val="en-US"/>
+              </w:rPr>
+              <w:t xml:space="preserve">    }</w:t>
+            </w:r>
+          </w:p>
+          <w:p>
+            <w:pPr>
+              <w:spacing w:after="0" w:line="240" w:lineRule="auto"/>
+              <w:rPr>
+                <w:rFonts w:ascii="Arial Narrow" w:hAnsi="Arial Narrow" w:cs="Arial"/>
+                <w:lang w:val="en-US"/>
+              </w:rPr>
+            </w:pPr>
+            <w:r>
+              <w:rPr>
+                <w:rFonts w:ascii="Arial Narrow" w:hAnsi="Arial Narrow" w:cs="Arial"/>
+                <w:lang w:val="en-US"/>
+              </w:rPr>
+              <w:t xml:space="preserve">  }</w:t>
+            </w:r>
+          </w:p>
+          <w:p>
+            <w:pPr>
+              <w:spacing w:after="0" w:line="240" w:lineRule="auto"/>
+              <w:rPr>
+                <w:rFonts w:ascii="Arial Narrow" w:hAnsi="Arial Narrow" w:cs="Arial"/>
+                <w:lang w:val="en-US"/>
+              </w:rPr>
+            </w:pPr>
+            <w:r>
+              <w:rPr>
+                <w:rFonts w:ascii="Arial Narrow" w:hAnsi="Arial Narrow" w:cs="Arial"/>
+                <w:lang w:val="en-US"/>
+              </w:rPr>
+              <w:t>}</w:t>
+            </w:r>
+          </w:p>
+          <w:p>
+            <w:pPr>
+              <w:spacing w:after="0" w:line="240" w:lineRule="auto"/>
+              <w:rPr>
+                <w:rFonts w:ascii="Arial Narrow" w:hAnsi="Arial Narrow" w:cs="Arial"/>
+                <w:lang w:val="en-US"/>
+              </w:rPr>
+            </w:pPr>
+          </w:p>
+          <w:p>
+            <w:pPr>
+              <w:spacing w:after="0" w:line="240" w:lineRule="auto"/>
+              <w:rPr>
+                <w:rFonts w:ascii="Arial Narrow" w:hAnsi="Arial Narrow" w:cs="Arial"/>
+                <w:lang w:val="en-US"/>
+              </w:rPr>
+            </w:pPr>
+            <w:r>
+              <w:rPr>
+                <w:rFonts w:ascii="Arial Narrow" w:hAnsi="Arial Narrow" w:cs="Arial"/>
+                <w:lang w:val="en-US"/>
+              </w:rPr>
+              <w:t>void USART1_IRQHandler(void)</w:t>
+            </w:r>
+          </w:p>
+          <w:p>
+            <w:pPr>
+              <w:spacing w:after="0" w:line="240" w:lineRule="auto"/>
+              <w:rPr>
+                <w:rFonts w:ascii="Arial Narrow" w:hAnsi="Arial Narrow" w:cs="Arial"/>
+                <w:lang w:val="en-US"/>
+              </w:rPr>
+            </w:pPr>
+            <w:r>
+              <w:rPr>
+                <w:rFonts w:ascii="Arial Narrow" w:hAnsi="Arial Narrow" w:cs="Arial"/>
+                <w:lang w:val="en-US"/>
+              </w:rPr>
+              <w:t>{</w:t>
+            </w:r>
+          </w:p>
+          <w:p>
+            <w:pPr>
+              <w:spacing w:after="0" w:line="240" w:lineRule="auto"/>
+              <w:rPr>
+                <w:rFonts w:ascii="Arial Narrow" w:hAnsi="Arial Narrow" w:cs="Arial"/>
+                <w:lang w:val="en-US"/>
+              </w:rPr>
+            </w:pPr>
+            <w:r>
+              <w:rPr>
+                <w:rFonts w:ascii="Arial Narrow" w:hAnsi="Arial Narrow" w:cs="Arial"/>
+                <w:lang w:val="en-US"/>
+              </w:rPr>
+              <w:t xml:space="preserve">  static uint8_t index = 0; // Index for command string</w:t>
+            </w:r>
+          </w:p>
+          <w:p>
+            <w:pPr>
+              <w:spacing w:after="0" w:line="240" w:lineRule="auto"/>
+              <w:rPr>
+                <w:rFonts w:ascii="Arial Narrow" w:hAnsi="Arial Narrow" w:cs="Arial"/>
+                <w:lang w:val="en-US"/>
+              </w:rPr>
+            </w:pPr>
+            <w:r>
+              <w:rPr>
+                <w:rFonts w:ascii="Arial Narrow" w:hAnsi="Arial Narrow" w:cs="Arial"/>
+                <w:lang w:val="en-US"/>
+              </w:rPr>
+              <w:t xml:space="preserve">  char </w:t>
+            </w:r>
+            <w:proofErr w:type="spellStart"/>
+            <w:r>
+              <w:rPr>
+                <w:rFonts w:ascii="Arial Narrow" w:hAnsi="Arial Narrow" w:cs="Arial"/>
+                <w:lang w:val="en-US"/>
+              </w:rPr>
+              <w:t>ascii_char</w:t>
+            </w:r>
+            <w:proofErr w:type="spellEnd"/>
+            <w:r>
+              <w:rPr>
+                <w:rFonts w:ascii="Arial Narrow" w:hAnsi="Arial Narrow" w:cs="Arial"/>
+                <w:lang w:val="en-US"/>
+              </w:rPr>
+              <w:t xml:space="preserve">      = 0; // Variable to hold transmitted or received character</w:t>
+            </w:r>
+          </w:p>
+          <w:p>
+            <w:pPr>
+              <w:spacing w:after="0" w:line="240" w:lineRule="auto"/>
+              <w:rPr>
+                <w:rFonts w:ascii="Arial Narrow" w:hAnsi="Arial Narrow" w:cs="Arial"/>
+                <w:lang w:val="en-US"/>
+              </w:rPr>
+            </w:pPr>
+          </w:p>
+          <w:p>
+            <w:pPr>
+              <w:spacing w:after="0" w:line="240" w:lineRule="auto"/>
+              <w:rPr>
+                <w:rFonts w:ascii="Arial Narrow" w:hAnsi="Arial Narrow" w:cs="Arial"/>
+                <w:lang w:val="en-US"/>
+              </w:rPr>
+            </w:pPr>
+            <w:r>
+              <w:rPr>
+                <w:rFonts w:ascii="Arial Narrow" w:hAnsi="Arial Narrow" w:cs="Arial"/>
+                <w:lang w:val="en-US"/>
+              </w:rPr>
+              <w:t xml:space="preserve">  </w:t>
+            </w:r>
+            <w:proofErr w:type="gramStart"/>
+            <w:r>
+              <w:rPr>
+                <w:rFonts w:ascii="Arial Narrow" w:hAnsi="Arial Narrow" w:cs="Arial"/>
+                <w:lang w:val="en-US"/>
+              </w:rPr>
+              <w:t>if(</w:t>
+            </w:r>
+            <w:proofErr w:type="gramEnd"/>
+            <w:r>
+              <w:rPr>
+                <w:rFonts w:ascii="Arial Narrow" w:hAnsi="Arial Narrow" w:cs="Arial"/>
+                <w:lang w:val="en-US"/>
+              </w:rPr>
+              <w:t>USART1-&gt;ISR &amp; USART_ISR_RXNE)           // Checking if RX generated the interrupt</w:t>
+            </w:r>
+          </w:p>
+          <w:p>
+            <w:pPr>
+              <w:spacing w:after="0" w:line="240" w:lineRule="auto"/>
+              <w:rPr>
+                <w:rFonts w:ascii="Arial Narrow" w:hAnsi="Arial Narrow" w:cs="Arial"/>
+                <w:lang w:val="en-US"/>
+              </w:rPr>
+            </w:pPr>
+            <w:r>
+              <w:rPr>
+                <w:rFonts w:ascii="Arial Narrow" w:hAnsi="Arial Narrow" w:cs="Arial"/>
+                <w:lang w:val="en-US"/>
+              </w:rPr>
+              <w:t xml:space="preserve">  {</w:t>
+            </w:r>
+          </w:p>
+          <w:p>
+            <w:pPr>
+              <w:spacing w:after="0" w:line="240" w:lineRule="auto"/>
+              <w:rPr>
+                <w:rFonts w:ascii="Arial Narrow" w:hAnsi="Arial Narrow" w:cs="Arial"/>
+                <w:lang w:val="en-US"/>
+              </w:rPr>
+            </w:pPr>
+            <w:r>
+              <w:rPr>
+                <w:rFonts w:ascii="Arial Narrow" w:hAnsi="Arial Narrow" w:cs="Arial"/>
+                <w:lang w:val="en-US"/>
+              </w:rPr>
+              <w:t xml:space="preserve">    USART1-&gt;ISR &amp;= ~USART_ISR_</w:t>
+            </w:r>
+            <w:proofErr w:type="gramStart"/>
+            <w:r>
+              <w:rPr>
+                <w:rFonts w:ascii="Arial Narrow" w:hAnsi="Arial Narrow" w:cs="Arial"/>
+                <w:lang w:val="en-US"/>
+              </w:rPr>
+              <w:t xml:space="preserve">RXNE;   </w:t>
+            </w:r>
+            <w:proofErr w:type="gramEnd"/>
+            <w:r>
+              <w:rPr>
+                <w:rFonts w:ascii="Arial Narrow" w:hAnsi="Arial Narrow" w:cs="Arial"/>
+                <w:lang w:val="en-US"/>
+              </w:rPr>
+              <w:t xml:space="preserve">       // Clearing the RX interrupt flag</w:t>
+            </w:r>
+          </w:p>
+          <w:p>
+            <w:pPr>
+              <w:spacing w:after="0" w:line="240" w:lineRule="auto"/>
+              <w:rPr>
+                <w:rFonts w:ascii="Arial Narrow" w:hAnsi="Arial Narrow" w:cs="Arial"/>
+                <w:lang w:val="en-US"/>
+              </w:rPr>
+            </w:pPr>
+            <w:r>
+              <w:rPr>
+                <w:rFonts w:ascii="Arial Narrow" w:hAnsi="Arial Narrow" w:cs="Arial"/>
+                <w:lang w:val="en-US"/>
+              </w:rPr>
+              <w:t xml:space="preserve">    </w:t>
+            </w:r>
+            <w:proofErr w:type="spellStart"/>
+            <w:r>
+              <w:rPr>
+                <w:rFonts w:ascii="Arial Narrow" w:hAnsi="Arial Narrow" w:cs="Arial"/>
+                <w:lang w:val="en-US"/>
+              </w:rPr>
+              <w:t>ascii_char</w:t>
+            </w:r>
+            <w:proofErr w:type="spellEnd"/>
+            <w:r>
+              <w:rPr>
+                <w:rFonts w:ascii="Arial Narrow" w:hAnsi="Arial Narrow" w:cs="Arial"/>
+                <w:lang w:val="en-US"/>
+              </w:rPr>
+              <w:t xml:space="preserve"> = (char)(USART1-&gt;RDR &amp; 0xFF); // Copying RX buffer into variable</w:t>
+            </w:r>
+          </w:p>
+          <w:p>
+            <w:pPr>
+              <w:spacing w:after="0" w:line="240" w:lineRule="auto"/>
+              <w:rPr>
+                <w:rFonts w:ascii="Arial Narrow" w:hAnsi="Arial Narrow" w:cs="Arial"/>
+                <w:lang w:val="en-US"/>
+              </w:rPr>
+            </w:pPr>
+          </w:p>
+          <w:p>
+            <w:pPr>
+              <w:spacing w:after="0" w:line="240" w:lineRule="auto"/>
+              <w:rPr>
+                <w:rFonts w:ascii="Arial Narrow" w:hAnsi="Arial Narrow" w:cs="Arial"/>
+                <w:lang w:val="en-US"/>
+              </w:rPr>
+            </w:pPr>
+            <w:r>
+              <w:rPr>
+                <w:rFonts w:ascii="Arial Narrow" w:hAnsi="Arial Narrow" w:cs="Arial"/>
+                <w:lang w:val="en-US"/>
+              </w:rPr>
+              <w:t xml:space="preserve">    USART1-&gt;TDR = </w:t>
+            </w:r>
+            <w:proofErr w:type="spellStart"/>
+            <w:r>
+              <w:rPr>
+                <w:rFonts w:ascii="Arial Narrow" w:hAnsi="Arial Narrow" w:cs="Arial"/>
+                <w:lang w:val="en-US"/>
+              </w:rPr>
+              <w:t>ascii_</w:t>
+            </w:r>
+            <w:proofErr w:type="gramStart"/>
+            <w:r>
+              <w:rPr>
+                <w:rFonts w:ascii="Arial Narrow" w:hAnsi="Arial Narrow" w:cs="Arial"/>
+                <w:lang w:val="en-US"/>
+              </w:rPr>
+              <w:t>char</w:t>
+            </w:r>
+            <w:proofErr w:type="spellEnd"/>
+            <w:r>
+              <w:rPr>
+                <w:rFonts w:ascii="Arial Narrow" w:hAnsi="Arial Narrow" w:cs="Arial"/>
+                <w:lang w:val="en-US"/>
+              </w:rPr>
+              <w:t xml:space="preserve">;   </w:t>
+            </w:r>
+            <w:proofErr w:type="gramEnd"/>
+            <w:r>
+              <w:rPr>
+                <w:rFonts w:ascii="Arial Narrow" w:hAnsi="Arial Narrow" w:cs="Arial"/>
+                <w:lang w:val="en-US"/>
+              </w:rPr>
+              <w:t xml:space="preserve">               // Echoing received input</w:t>
+            </w:r>
+          </w:p>
+          <w:p>
+            <w:pPr>
+              <w:spacing w:after="0" w:line="240" w:lineRule="auto"/>
+              <w:rPr>
+                <w:rFonts w:ascii="Arial Narrow" w:hAnsi="Arial Narrow" w:cs="Arial"/>
+                <w:lang w:val="en-US"/>
+              </w:rPr>
+            </w:pPr>
+            <w:r>
+              <w:rPr>
+                <w:rFonts w:ascii="Arial Narrow" w:hAnsi="Arial Narrow" w:cs="Arial"/>
+                <w:lang w:val="en-US"/>
+              </w:rPr>
+              <w:t xml:space="preserve">    </w:t>
+            </w:r>
+            <w:proofErr w:type="gramStart"/>
+            <w:r>
+              <w:rPr>
+                <w:rFonts w:ascii="Arial Narrow" w:hAnsi="Arial Narrow" w:cs="Arial"/>
+                <w:lang w:val="en-US"/>
+              </w:rPr>
+              <w:t>while( !</w:t>
+            </w:r>
+            <w:proofErr w:type="gramEnd"/>
+            <w:r>
+              <w:rPr>
+                <w:rFonts w:ascii="Arial Narrow" w:hAnsi="Arial Narrow" w:cs="Arial"/>
+                <w:lang w:val="en-US"/>
+              </w:rPr>
+              <w:t>( USART1-&gt;ISR &amp; USART_ISR_TXE ) ); // Waiting for transmission to be over</w:t>
+            </w:r>
+          </w:p>
+          <w:p>
+            <w:pPr>
+              <w:spacing w:after="0" w:line="240" w:lineRule="auto"/>
+              <w:rPr>
+                <w:rFonts w:ascii="Arial Narrow" w:hAnsi="Arial Narrow" w:cs="Arial"/>
+                <w:lang w:val="en-US"/>
+              </w:rPr>
+            </w:pPr>
+          </w:p>
+          <w:p>
+            <w:pPr>
+              <w:spacing w:after="0" w:line="240" w:lineRule="auto"/>
+              <w:rPr>
+                <w:rFonts w:ascii="Arial Narrow" w:hAnsi="Arial Narrow" w:cs="Arial"/>
+                <w:lang w:val="en-US"/>
+              </w:rPr>
+            </w:pPr>
+            <w:r>
+              <w:rPr>
+                <w:rFonts w:ascii="Arial Narrow" w:hAnsi="Arial Narrow" w:cs="Arial"/>
+                <w:lang w:val="en-US"/>
+              </w:rPr>
+              <w:t xml:space="preserve">    </w:t>
+            </w:r>
+            <w:proofErr w:type="spellStart"/>
+            <w:r>
+              <w:rPr>
+                <w:rFonts w:ascii="Arial Narrow" w:hAnsi="Arial Narrow" w:cs="Arial"/>
+                <w:lang w:val="en-US"/>
+              </w:rPr>
+              <w:t>cmd</w:t>
+            </w:r>
+            <w:proofErr w:type="spellEnd"/>
+            <w:r>
+              <w:rPr>
+                <w:rFonts w:ascii="Arial Narrow" w:hAnsi="Arial Narrow" w:cs="Arial"/>
+                <w:lang w:val="en-US"/>
+              </w:rPr>
+              <w:t xml:space="preserve">[index] = </w:t>
+            </w:r>
+            <w:proofErr w:type="spellStart"/>
+            <w:r>
+              <w:rPr>
+                <w:rFonts w:ascii="Arial Narrow" w:hAnsi="Arial Narrow" w:cs="Arial"/>
+                <w:lang w:val="en-US"/>
+              </w:rPr>
+              <w:t>ascii_</w:t>
+            </w:r>
+            <w:proofErr w:type="gramStart"/>
+            <w:r>
+              <w:rPr>
+                <w:rFonts w:ascii="Arial Narrow" w:hAnsi="Arial Narrow" w:cs="Arial"/>
+                <w:lang w:val="en-US"/>
+              </w:rPr>
+              <w:t>char</w:t>
+            </w:r>
+            <w:proofErr w:type="spellEnd"/>
+            <w:r>
+              <w:rPr>
+                <w:rFonts w:ascii="Arial Narrow" w:hAnsi="Arial Narrow" w:cs="Arial"/>
+                <w:lang w:val="en-US"/>
+              </w:rPr>
+              <w:t xml:space="preserve">;   </w:t>
+            </w:r>
+            <w:proofErr w:type="gramEnd"/>
+            <w:r>
+              <w:rPr>
+                <w:rFonts w:ascii="Arial Narrow" w:hAnsi="Arial Narrow" w:cs="Arial"/>
+                <w:lang w:val="en-US"/>
+              </w:rPr>
+              <w:t xml:space="preserve">                      // Adding received character into command string</w:t>
+            </w:r>
+          </w:p>
+          <w:p>
+            <w:pPr>
+              <w:spacing w:after="0" w:line="240" w:lineRule="auto"/>
+              <w:rPr>
+                <w:rFonts w:ascii="Arial Narrow" w:hAnsi="Arial Narrow" w:cs="Arial"/>
+                <w:lang w:val="en-US"/>
+              </w:rPr>
+            </w:pPr>
+            <w:r>
+              <w:rPr>
+                <w:rFonts w:ascii="Arial Narrow" w:hAnsi="Arial Narrow" w:cs="Arial"/>
+                <w:lang w:val="en-US"/>
+              </w:rPr>
+              <w:t xml:space="preserve">    index&gt;5 || </w:t>
+            </w:r>
+            <w:proofErr w:type="spellStart"/>
+            <w:r>
+              <w:rPr>
+                <w:rFonts w:ascii="Arial Narrow" w:hAnsi="Arial Narrow" w:cs="Arial"/>
+                <w:lang w:val="en-US"/>
+              </w:rPr>
+              <w:t>ascii_char</w:t>
+            </w:r>
+            <w:proofErr w:type="spellEnd"/>
+            <w:r>
+              <w:rPr>
+                <w:rFonts w:ascii="Arial Narrow" w:hAnsi="Arial Narrow" w:cs="Arial"/>
+                <w:lang w:val="en-US"/>
+              </w:rPr>
+              <w:t>=='\n</w:t>
+            </w:r>
+            <w:proofErr w:type="gramStart"/>
+            <w:r>
+              <w:rPr>
+                <w:rFonts w:ascii="Arial Narrow" w:hAnsi="Arial Narrow" w:cs="Arial"/>
+                <w:lang w:val="en-US"/>
+              </w:rPr>
+              <w:t>' ?</w:t>
+            </w:r>
+            <w:proofErr w:type="gramEnd"/>
+            <w:r>
+              <w:rPr>
+                <w:rFonts w:ascii="Arial Narrow" w:hAnsi="Arial Narrow" w:cs="Arial"/>
+                <w:lang w:val="en-US"/>
+              </w:rPr>
+              <w:t xml:space="preserve"> index=0 : index++; // Resets index if it exceeds boundaries or</w:t>
+            </w:r>
+          </w:p>
+          <w:p>
+            <w:pPr>
+              <w:spacing w:after="0" w:line="240" w:lineRule="auto"/>
+              <w:rPr>
+                <w:rFonts w:ascii="Arial Narrow" w:hAnsi="Arial Narrow" w:cs="Arial"/>
+                <w:lang w:val="en-US"/>
+              </w:rPr>
+            </w:pPr>
+            <w:r>
+              <w:rPr>
+                <w:rFonts w:ascii="Arial Narrow" w:hAnsi="Arial Narrow" w:cs="Arial"/>
+                <w:lang w:val="en-US"/>
+              </w:rPr>
+              <w:t xml:space="preserve">                                                     // termination character found</w:t>
+            </w:r>
+          </w:p>
+          <w:p>
+            <w:pPr>
+              <w:spacing w:after="0" w:line="240" w:lineRule="auto"/>
+              <w:rPr>
+                <w:rFonts w:ascii="Arial Narrow" w:hAnsi="Arial Narrow" w:cs="Arial"/>
+                <w:lang w:val="en-US"/>
+              </w:rPr>
+            </w:pPr>
+            <w:r>
+              <w:rPr>
+                <w:rFonts w:ascii="Arial Narrow" w:hAnsi="Arial Narrow" w:cs="Arial"/>
+                <w:lang w:val="en-US"/>
+              </w:rPr>
+              <w:t xml:space="preserve">  }</w:t>
+            </w:r>
+          </w:p>
+          <w:p>
+            <w:pPr>
+              <w:spacing w:after="0" w:line="240" w:lineRule="auto"/>
+              <w:rPr>
+                <w:rFonts w:ascii="Arial Narrow" w:hAnsi="Arial Narrow" w:cs="Arial"/>
+                <w:lang w:val="en-US"/>
+              </w:rPr>
+            </w:pPr>
+            <w:r>
+              <w:rPr>
+                <w:rFonts w:ascii="Arial Narrow" w:hAnsi="Arial Narrow" w:cs="Arial"/>
+                <w:lang w:val="en-US"/>
+              </w:rPr>
+              <w:t>}</w:t>
+            </w:r>
+          </w:p>
+          <w:p>
+            <w:pPr>
+              <w:spacing w:after="0" w:line="240" w:lineRule="auto"/>
+              <w:rPr>
+                <w:rFonts w:ascii="Arial Narrow" w:hAnsi="Arial Narrow" w:cs="Arial"/>
+                <w:lang w:val="en-US"/>
+              </w:rPr>
+            </w:pPr>
+          </w:p>
+          <w:p>
+            <w:pPr>
+              <w:spacing w:after="0" w:line="240" w:lineRule="auto"/>
+              <w:rPr>
+                <w:rFonts w:ascii="Arial Narrow" w:hAnsi="Arial Narrow" w:cs="Arial"/>
+                <w:lang w:val="en-US"/>
+              </w:rPr>
+            </w:pPr>
+            <w:r>
+              <w:rPr>
+                <w:rFonts w:ascii="Arial Narrow" w:hAnsi="Arial Narrow" w:cs="Arial"/>
+                <w:lang w:val="en-US"/>
+              </w:rPr>
+              <w:t>void usart1_tx_</w:t>
+            </w:r>
+            <w:proofErr w:type="gramStart"/>
+            <w:r>
+              <w:rPr>
+                <w:rFonts w:ascii="Arial Narrow" w:hAnsi="Arial Narrow" w:cs="Arial"/>
+                <w:lang w:val="en-US"/>
+              </w:rPr>
+              <w:t>byte(</w:t>
+            </w:r>
+            <w:proofErr w:type="gramEnd"/>
+            <w:r>
+              <w:rPr>
+                <w:rFonts w:ascii="Arial Narrow" w:hAnsi="Arial Narrow" w:cs="Arial"/>
+                <w:lang w:val="en-US"/>
+              </w:rPr>
+              <w:t xml:space="preserve">char </w:t>
+            </w:r>
+            <w:proofErr w:type="spellStart"/>
+            <w:r>
+              <w:rPr>
+                <w:rFonts w:ascii="Arial Narrow" w:hAnsi="Arial Narrow" w:cs="Arial"/>
+                <w:lang w:val="en-US"/>
+              </w:rPr>
+              <w:t>ascii_char</w:t>
+            </w:r>
+            <w:proofErr w:type="spellEnd"/>
+            <w:r>
+              <w:rPr>
+                <w:rFonts w:ascii="Arial Narrow" w:hAnsi="Arial Narrow" w:cs="Arial"/>
+                <w:lang w:val="en-US"/>
+              </w:rPr>
+              <w:t>)</w:t>
+            </w:r>
+          </w:p>
+          <w:p>
+            <w:pPr>
+              <w:spacing w:after="0" w:line="240" w:lineRule="auto"/>
+              <w:rPr>
+                <w:rFonts w:ascii="Arial Narrow" w:hAnsi="Arial Narrow" w:cs="Arial"/>
+                <w:lang w:val="en-US"/>
+              </w:rPr>
+            </w:pPr>
+            <w:r>
+              <w:rPr>
+                <w:rFonts w:ascii="Arial Narrow" w:hAnsi="Arial Narrow" w:cs="Arial"/>
+                <w:lang w:val="en-US"/>
+              </w:rPr>
+              <w:t>{</w:t>
+            </w:r>
+          </w:p>
+          <w:p>
+            <w:pPr>
+              <w:spacing w:after="0" w:line="240" w:lineRule="auto"/>
+              <w:rPr>
+                <w:rFonts w:ascii="Arial Narrow" w:hAnsi="Arial Narrow" w:cs="Arial"/>
+                <w:lang w:val="en-US"/>
+              </w:rPr>
+            </w:pPr>
+            <w:r>
+              <w:rPr>
+                <w:rFonts w:ascii="Arial Narrow" w:hAnsi="Arial Narrow" w:cs="Arial"/>
+                <w:lang w:val="en-US"/>
+              </w:rPr>
+              <w:t xml:space="preserve">  USART1-&gt;TDR = </w:t>
+            </w:r>
+            <w:proofErr w:type="spellStart"/>
+            <w:r>
+              <w:rPr>
+                <w:rFonts w:ascii="Arial Narrow" w:hAnsi="Arial Narrow" w:cs="Arial"/>
+                <w:lang w:val="en-US"/>
+              </w:rPr>
+              <w:t>ascii_char</w:t>
+            </w:r>
+            <w:proofErr w:type="spellEnd"/>
+            <w:r>
+              <w:rPr>
+                <w:rFonts w:ascii="Arial Narrow" w:hAnsi="Arial Narrow" w:cs="Arial"/>
+                <w:lang w:val="en-US"/>
+              </w:rPr>
+              <w:t>;</w:t>
+            </w:r>
+            <w:r>
+              <w:rPr>
+                <w:rFonts w:ascii="Arial Narrow" w:hAnsi="Arial Narrow" w:cs="Arial"/>
+                <w:lang w:val="en-US"/>
+              </w:rPr>
+              <w:tab/>
+            </w:r>
+            <w:r>
+              <w:rPr>
+                <w:rFonts w:ascii="Arial Narrow" w:hAnsi="Arial Narrow" w:cs="Arial"/>
+                <w:lang w:val="en-US"/>
+              </w:rPr>
+              <w:tab/>
+            </w:r>
+            <w:r>
+              <w:rPr>
+                <w:rFonts w:ascii="Arial Narrow" w:hAnsi="Arial Narrow" w:cs="Arial"/>
+                <w:lang w:val="en-US"/>
+              </w:rPr>
+              <w:tab/>
+            </w:r>
+            <w:r>
+              <w:rPr>
+                <w:rFonts w:ascii="Arial Narrow" w:hAnsi="Arial Narrow" w:cs="Arial"/>
+                <w:lang w:val="en-US"/>
+              </w:rPr>
+              <w:tab/>
+            </w:r>
+            <w:r>
+              <w:rPr>
+                <w:rFonts w:ascii="Arial Narrow" w:hAnsi="Arial Narrow" w:cs="Arial"/>
+                <w:lang w:val="en-US"/>
+              </w:rPr>
+              <w:tab/>
+            </w:r>
+            <w:r>
+              <w:rPr>
+                <w:rFonts w:ascii="Arial Narrow" w:hAnsi="Arial Narrow" w:cs="Arial"/>
+                <w:lang w:val="en-US"/>
+              </w:rPr>
+              <w:tab/>
+            </w:r>
+            <w:r>
+              <w:rPr>
+                <w:rFonts w:ascii="Arial Narrow" w:hAnsi="Arial Narrow" w:cs="Arial"/>
+                <w:lang w:val="en-US"/>
+              </w:rPr>
+              <w:tab/>
+            </w:r>
+            <w:r>
+              <w:rPr>
+                <w:rFonts w:ascii="Arial Narrow" w:hAnsi="Arial Narrow" w:cs="Arial"/>
+                <w:lang w:val="en-US"/>
+              </w:rPr>
+              <w:tab/>
+              <w:t xml:space="preserve">    // Echoing received input</w:t>
+            </w:r>
+          </w:p>
+          <w:p>
+            <w:pPr>
+              <w:spacing w:after="0" w:line="240" w:lineRule="auto"/>
+              <w:rPr>
+                <w:rFonts w:ascii="Arial Narrow" w:hAnsi="Arial Narrow" w:cs="Arial"/>
+                <w:lang w:val="en-US"/>
+              </w:rPr>
+            </w:pPr>
+            <w:r>
+              <w:rPr>
+                <w:rFonts w:ascii="Arial Narrow" w:hAnsi="Arial Narrow" w:cs="Arial"/>
+                <w:lang w:val="en-US"/>
+              </w:rPr>
+              <w:t xml:space="preserve">  </w:t>
+            </w:r>
+            <w:proofErr w:type="gramStart"/>
+            <w:r>
+              <w:rPr>
+                <w:rFonts w:ascii="Arial Narrow" w:hAnsi="Arial Narrow" w:cs="Arial"/>
+                <w:lang w:val="en-US"/>
+              </w:rPr>
+              <w:t>while( !</w:t>
+            </w:r>
+            <w:proofErr w:type="gramEnd"/>
+            <w:r>
+              <w:rPr>
+                <w:rFonts w:ascii="Arial Narrow" w:hAnsi="Arial Narrow" w:cs="Arial"/>
+                <w:lang w:val="en-US"/>
+              </w:rPr>
+              <w:t>( USART1-&gt;ISR &amp; USART_ISR_TXE ) );</w:t>
+            </w:r>
+            <w:r>
+              <w:rPr>
+                <w:rFonts w:ascii="Arial Narrow" w:hAnsi="Arial Narrow" w:cs="Arial"/>
+                <w:lang w:val="en-US"/>
+              </w:rPr>
+              <w:tab/>
+              <w:t>// Waiting for transmission to be over</w:t>
+            </w:r>
+          </w:p>
+          <w:p>
+            <w:pPr>
+              <w:spacing w:after="0" w:line="240" w:lineRule="auto"/>
+              <w:rPr>
+                <w:rFonts w:ascii="Arial Narrow" w:hAnsi="Arial Narrow" w:cs="Arial"/>
+                <w:lang w:val="en-US"/>
+              </w:rPr>
+            </w:pPr>
+            <w:r>
+              <w:rPr>
+                <w:rFonts w:ascii="Arial Narrow" w:hAnsi="Arial Narrow" w:cs="Arial"/>
+                <w:lang w:val="en-US"/>
+              </w:rPr>
+              <w:t>}</w:t>
+            </w:r>
+          </w:p>
+          <w:p>
+            <w:pPr>
+              <w:spacing w:after="0" w:line="240" w:lineRule="auto"/>
+              <w:rPr>
+                <w:rFonts w:ascii="Arial Narrow" w:hAnsi="Arial Narrow" w:cs="Arial"/>
+                <w:lang w:val="en-US"/>
+              </w:rPr>
+            </w:pPr>
+          </w:p>
+          <w:p>
+            <w:pPr>
+              <w:spacing w:after="0" w:line="240" w:lineRule="auto"/>
+              <w:rPr>
+                <w:rFonts w:ascii="Arial Narrow" w:hAnsi="Arial Narrow" w:cs="Arial"/>
+                <w:lang w:val="en-US"/>
+              </w:rPr>
+            </w:pPr>
+            <w:r>
+              <w:rPr>
+                <w:rFonts w:ascii="Arial Narrow" w:hAnsi="Arial Narrow" w:cs="Arial"/>
+                <w:lang w:val="en-US"/>
+              </w:rPr>
+              <w:t>void usart1_tx_</w:t>
+            </w:r>
+            <w:proofErr w:type="gramStart"/>
+            <w:r>
+              <w:rPr>
+                <w:rFonts w:ascii="Arial Narrow" w:hAnsi="Arial Narrow" w:cs="Arial"/>
+                <w:lang w:val="en-US"/>
+              </w:rPr>
+              <w:t>string(</w:t>
+            </w:r>
+            <w:proofErr w:type="gramEnd"/>
+            <w:r>
+              <w:rPr>
+                <w:rFonts w:ascii="Arial Narrow" w:hAnsi="Arial Narrow" w:cs="Arial"/>
+                <w:lang w:val="en-US"/>
+              </w:rPr>
+              <w:t xml:space="preserve">char* </w:t>
+            </w:r>
+            <w:proofErr w:type="spellStart"/>
+            <w:r>
+              <w:rPr>
+                <w:rFonts w:ascii="Arial Narrow" w:hAnsi="Arial Narrow" w:cs="Arial"/>
+                <w:lang w:val="en-US"/>
+              </w:rPr>
+              <w:t>ascii_string</w:t>
+            </w:r>
+            <w:proofErr w:type="spellEnd"/>
+            <w:r>
+              <w:rPr>
+                <w:rFonts w:ascii="Arial Narrow" w:hAnsi="Arial Narrow" w:cs="Arial"/>
+                <w:lang w:val="en-US"/>
+              </w:rPr>
+              <w:t>)</w:t>
+            </w:r>
+            <w:r>
+              <w:rPr>
+                <w:rFonts w:ascii="Arial Narrow" w:hAnsi="Arial Narrow" w:cs="Arial"/>
+                <w:lang w:val="en-US"/>
+              </w:rPr>
+              <w:tab/>
+            </w:r>
+            <w:r>
+              <w:rPr>
+                <w:rFonts w:ascii="Arial Narrow" w:hAnsi="Arial Narrow" w:cs="Arial"/>
+                <w:lang w:val="en-US"/>
+              </w:rPr>
+              <w:tab/>
+            </w:r>
+            <w:r>
+              <w:rPr>
+                <w:rFonts w:ascii="Arial Narrow" w:hAnsi="Arial Narrow" w:cs="Arial"/>
+                <w:lang w:val="en-US"/>
+              </w:rPr>
+              <w:tab/>
+              <w:t>// Transmitting characters one-by-one</w:t>
+            </w:r>
+          </w:p>
+          <w:p>
+            <w:pPr>
+              <w:spacing w:after="0" w:line="240" w:lineRule="auto"/>
+              <w:rPr>
+                <w:rFonts w:ascii="Arial Narrow" w:hAnsi="Arial Narrow" w:cs="Arial"/>
+                <w:lang w:val="en-US"/>
+              </w:rPr>
+            </w:pPr>
+            <w:r>
+              <w:rPr>
+                <w:rFonts w:ascii="Arial Narrow" w:hAnsi="Arial Narrow" w:cs="Arial"/>
+                <w:lang w:val="en-US"/>
+              </w:rPr>
+              <w:tab/>
+            </w:r>
+            <w:r>
+              <w:rPr>
+                <w:rFonts w:ascii="Arial Narrow" w:hAnsi="Arial Narrow" w:cs="Arial"/>
+                <w:lang w:val="en-US"/>
+              </w:rPr>
+              <w:tab/>
+            </w:r>
+            <w:r>
+              <w:rPr>
+                <w:rFonts w:ascii="Arial Narrow" w:hAnsi="Arial Narrow" w:cs="Arial"/>
+                <w:lang w:val="en-US"/>
+              </w:rPr>
+              <w:tab/>
+            </w:r>
+            <w:r>
+              <w:rPr>
+                <w:rFonts w:ascii="Arial Narrow" w:hAnsi="Arial Narrow" w:cs="Arial"/>
+                <w:lang w:val="en-US"/>
+              </w:rPr>
+              <w:tab/>
+            </w:r>
+            <w:r>
+              <w:rPr>
+                <w:rFonts w:ascii="Arial Narrow" w:hAnsi="Arial Narrow" w:cs="Arial"/>
+                <w:lang w:val="en-US"/>
+              </w:rPr>
+              <w:tab/>
+            </w:r>
+            <w:r>
+              <w:rPr>
+                <w:rFonts w:ascii="Arial Narrow" w:hAnsi="Arial Narrow" w:cs="Arial"/>
+                <w:lang w:val="en-US"/>
+              </w:rPr>
+              <w:tab/>
+            </w:r>
+            <w:r>
+              <w:rPr>
+                <w:rFonts w:ascii="Arial Narrow" w:hAnsi="Arial Narrow" w:cs="Arial"/>
+                <w:lang w:val="en-US"/>
+              </w:rPr>
+              <w:tab/>
+            </w:r>
+            <w:r>
+              <w:rPr>
+                <w:rFonts w:ascii="Arial Narrow" w:hAnsi="Arial Narrow" w:cs="Arial"/>
+                <w:lang w:val="en-US"/>
+              </w:rPr>
+              <w:tab/>
+            </w:r>
+            <w:r>
+              <w:rPr>
+                <w:rFonts w:ascii="Arial Narrow" w:hAnsi="Arial Narrow" w:cs="Arial"/>
+                <w:lang w:val="en-US"/>
+              </w:rPr>
+              <w:tab/>
+            </w:r>
+            <w:r>
+              <w:rPr>
+                <w:rFonts w:ascii="Arial Narrow" w:hAnsi="Arial Narrow" w:cs="Arial"/>
+                <w:lang w:val="en-US"/>
+              </w:rPr>
+              <w:tab/>
+            </w:r>
+            <w:r>
+              <w:rPr>
+                <w:rFonts w:ascii="Arial Narrow" w:hAnsi="Arial Narrow" w:cs="Arial"/>
+                <w:lang w:val="en-US"/>
+              </w:rPr>
+              <w:tab/>
+            </w:r>
+            <w:r>
+              <w:rPr>
+                <w:rFonts w:ascii="Arial Narrow" w:hAnsi="Arial Narrow" w:cs="Arial"/>
+                <w:lang w:val="en-US"/>
+              </w:rPr>
+              <w:tab/>
+            </w:r>
+            <w:r>
+              <w:rPr>
+                <w:rFonts w:ascii="Arial Narrow" w:hAnsi="Arial Narrow" w:cs="Arial"/>
+                <w:lang w:val="en-US"/>
+              </w:rPr>
+              <w:tab/>
+            </w:r>
+            <w:r>
+              <w:rPr>
+                <w:rFonts w:ascii="Arial Narrow" w:hAnsi="Arial Narrow" w:cs="Arial"/>
+                <w:lang w:val="en-US"/>
+              </w:rPr>
+              <w:tab/>
+              <w:t xml:space="preserve">                  /</w:t>
+            </w:r>
+            <w:proofErr w:type="gramStart"/>
+            <w:r>
+              <w:rPr>
+                <w:rFonts w:ascii="Arial Narrow" w:hAnsi="Arial Narrow" w:cs="Arial"/>
+                <w:lang w:val="en-US"/>
+              </w:rPr>
+              <w:t>/  until</w:t>
+            </w:r>
+            <w:proofErr w:type="gramEnd"/>
+            <w:r>
+              <w:rPr>
+                <w:rFonts w:ascii="Arial Narrow" w:hAnsi="Arial Narrow" w:cs="Arial"/>
+                <w:lang w:val="en-US"/>
+              </w:rPr>
+              <w:t xml:space="preserve"> end of string</w:t>
+            </w:r>
+          </w:p>
+          <w:p>
+            <w:pPr>
+              <w:spacing w:after="0" w:line="240" w:lineRule="auto"/>
+              <w:rPr>
+                <w:rFonts w:ascii="Arial Narrow" w:hAnsi="Arial Narrow" w:cs="Arial"/>
+                <w:lang w:val="en-US"/>
+              </w:rPr>
+            </w:pPr>
+            <w:r>
+              <w:rPr>
+                <w:rFonts w:ascii="Arial Narrow" w:hAnsi="Arial Narrow" w:cs="Arial"/>
+                <w:lang w:val="en-US"/>
+              </w:rPr>
+              <w:t>{</w:t>
+            </w:r>
+          </w:p>
+          <w:p>
+            <w:pPr>
+              <w:spacing w:after="0" w:line="240" w:lineRule="auto"/>
+              <w:rPr>
+                <w:rFonts w:ascii="Arial Narrow" w:hAnsi="Arial Narrow" w:cs="Arial"/>
+                <w:lang w:val="en-US"/>
+              </w:rPr>
+            </w:pPr>
+            <w:r>
+              <w:rPr>
+                <w:rFonts w:ascii="Arial Narrow" w:hAnsi="Arial Narrow" w:cs="Arial"/>
+                <w:lang w:val="en-US"/>
+              </w:rPr>
+              <w:t xml:space="preserve">  </w:t>
+            </w:r>
+            <w:proofErr w:type="gramStart"/>
+            <w:r>
+              <w:rPr>
+                <w:rFonts w:ascii="Arial Narrow" w:hAnsi="Arial Narrow" w:cs="Arial"/>
+                <w:lang w:val="en-US"/>
+              </w:rPr>
+              <w:t>for(</w:t>
+            </w:r>
+            <w:proofErr w:type="gramEnd"/>
+            <w:r>
+              <w:rPr>
+                <w:rFonts w:ascii="Arial Narrow" w:hAnsi="Arial Narrow" w:cs="Arial"/>
+                <w:lang w:val="en-US"/>
+              </w:rPr>
+              <w:t xml:space="preserve">uint8_t index=0; </w:t>
+            </w:r>
+            <w:proofErr w:type="spellStart"/>
+            <w:r>
+              <w:rPr>
+                <w:rFonts w:ascii="Arial Narrow" w:hAnsi="Arial Narrow" w:cs="Arial"/>
+                <w:lang w:val="en-US"/>
+              </w:rPr>
+              <w:t>ascii_string</w:t>
+            </w:r>
+            <w:proofErr w:type="spellEnd"/>
+            <w:r>
+              <w:rPr>
+                <w:rFonts w:ascii="Arial Narrow" w:hAnsi="Arial Narrow" w:cs="Arial"/>
+                <w:lang w:val="en-US"/>
+              </w:rPr>
+              <w:t>[index] != '\0'; index++)</w:t>
+            </w:r>
+          </w:p>
+          <w:p>
+            <w:pPr>
+              <w:spacing w:after="0" w:line="240" w:lineRule="auto"/>
+              <w:rPr>
+                <w:rFonts w:ascii="Arial Narrow" w:hAnsi="Arial Narrow" w:cs="Arial"/>
+                <w:lang w:val="en-US"/>
+              </w:rPr>
+            </w:pPr>
+            <w:r>
+              <w:rPr>
+                <w:rFonts w:ascii="Arial Narrow" w:hAnsi="Arial Narrow" w:cs="Arial"/>
+                <w:lang w:val="en-US"/>
+              </w:rPr>
+              <w:t xml:space="preserve">    usart1_tx_byte(</w:t>
+            </w:r>
+            <w:proofErr w:type="spellStart"/>
+            <w:r>
+              <w:rPr>
+                <w:rFonts w:ascii="Arial Narrow" w:hAnsi="Arial Narrow" w:cs="Arial"/>
+                <w:lang w:val="en-US"/>
+              </w:rPr>
+              <w:t>ascii_string</w:t>
+            </w:r>
+            <w:proofErr w:type="spellEnd"/>
+            <w:r>
+              <w:rPr>
+                <w:rFonts w:ascii="Arial Narrow" w:hAnsi="Arial Narrow" w:cs="Arial"/>
+                <w:lang w:val="en-US"/>
+              </w:rPr>
+              <w:t>[index]);</w:t>
+            </w:r>
+          </w:p>
+          <w:p>
+            <w:pPr>
+              <w:spacing w:after="0" w:line="240" w:lineRule="auto"/>
+              <w:rPr>
+                <w:rFonts w:ascii="Arial Narrow" w:hAnsi="Arial Narrow" w:cs="Arial"/>
+                <w:lang w:val="en-US"/>
+              </w:rPr>
+            </w:pPr>
+            <w:r>
+              <w:rPr>
+                <w:rFonts w:ascii="Arial Narrow" w:hAnsi="Arial Narrow" w:cs="Arial"/>
+                <w:lang w:val="en-US"/>
+              </w:rPr>
+              <w:lastRenderedPageBreak/>
+              <w:t>}</w:t>
+            </w:r>
+          </w:p>
+        </w:tc>
+      </w:tr>
+    </w:tbl>
+    <w:p>
+      <w:pPr>
+        <w:spacing w:after="0" w:line="240" w:lineRule="auto"/>
+        <w:jc w:val="both"/>
+        <w:rPr>
+          <w:rFonts w:ascii="Arial Narrow" w:hAnsi="Arial Narrow" w:cs="Arial"/>
+          <w:lang w:val="en-US"/>
+        </w:rPr>
+      </w:pPr>
+    </w:p>
+    <w:p>
+      <w:pPr>
+        <w:spacing w:after="0" w:line="240" w:lineRule="auto"/>
+        <w:jc w:val="both"/>
+        <w:rPr>
+          <w:rFonts w:ascii="Arial Narrow" w:hAnsi="Arial Narrow" w:cs="Arial"/>
+          <w:lang w:val="en-US"/>
+        </w:rPr>
+      </w:pPr>
+    </w:p>
+    <w:p>
+      <w:pPr>
+        <w:pStyle w:val="ListParagraph"/>
+        <w:numPr>
+          <w:ilvl w:val="0"/>
+          <w:numId w:val="44"/>
+        </w:numPr>
+        <w:spacing w:after="0" w:line="240" w:lineRule="auto"/>
+        <w:jc w:val="both"/>
+        <w:rPr>
+          <w:rFonts w:ascii="Arial Narrow" w:hAnsi="Arial Narrow" w:cs="Arial"/>
+          <w:u w:val="single"/>
+          <w:lang w:val="en-US"/>
+        </w:rPr>
+      </w:pPr>
+      <w:r>
+        <w:rPr>
+          <w:rFonts w:ascii="Arial Narrow" w:hAnsi="Arial Narrow"/>
+          <w:lang w:val="en-US"/>
+        </w:rPr>
+        <w:t xml:space="preserve">Using the </w:t>
+      </w:r>
+      <w:proofErr w:type="spellStart"/>
+      <w:r>
+        <w:rPr>
+          <w:rFonts w:ascii="Arial Narrow" w:hAnsi="Arial Narrow"/>
+          <w:sz w:val="20"/>
+          <w:szCs w:val="20"/>
+          <w:u w:val="single"/>
+          <w:lang w:val="en-US"/>
+        </w:rPr>
+        <w:t>CoolTerm</w:t>
+      </w:r>
+      <w:proofErr w:type="spellEnd"/>
+      <w:r>
+        <w:rPr>
+          <w:rFonts w:ascii="Arial Narrow" w:hAnsi="Arial Narrow"/>
+          <w:sz w:val="20"/>
+          <w:szCs w:val="20"/>
+          <w:lang w:val="en-US"/>
+        </w:rPr>
+        <w:t xml:space="preserve"> program, run the project. </w:t>
+      </w:r>
+      <w:r>
+        <w:rPr>
+          <w:rFonts w:ascii="Arial Narrow" w:hAnsi="Arial Narrow"/>
+          <w:sz w:val="20"/>
+          <w:szCs w:val="20"/>
+          <w:u w:val="single"/>
+          <w:lang w:val="en-US"/>
+        </w:rPr>
+        <w:t>Table 4.1.</w:t>
+      </w:r>
+      <w:r>
+        <w:rPr>
+          <w:rFonts w:ascii="Arial Narrow" w:hAnsi="Arial Narrow"/>
+          <w:sz w:val="20"/>
+          <w:szCs w:val="20"/>
+          <w:lang w:val="en-US"/>
+        </w:rPr>
+        <w:t xml:space="preserve"> describes the behavior of the project. The sequence of bits after the L or S characters is a mask.</w:t>
+      </w:r>
+    </w:p>
+    <w:p>
+      <w:pPr>
+        <w:spacing w:after="0" w:line="240" w:lineRule="auto"/>
+        <w:jc w:val="both"/>
+        <w:rPr>
+          <w:rFonts w:ascii="Arial Narrow" w:hAnsi="Arial Narrow" w:cs="Arial"/>
+          <w:lang w:val="en-US"/>
+        </w:rPr>
+      </w:pPr>
+    </w:p>
+    <w:p>
+      <w:pPr>
+        <w:spacing w:after="0" w:line="240" w:lineRule="auto"/>
+        <w:jc w:val="center"/>
+        <w:rPr>
+          <w:rFonts w:ascii="Arial Narrow" w:hAnsi="Arial Narrow" w:cs="Arial"/>
+          <w:lang w:val="en-US"/>
+        </w:rPr>
+      </w:pPr>
+      <w:r>
+        <w:rPr>
+          <w:rFonts w:ascii="Arial Narrow" w:hAnsi="Arial Narrow"/>
+          <w:i/>
+          <w:iCs/>
+          <w:sz w:val="18"/>
+          <w:szCs w:val="18"/>
+          <w:lang w:val="en-US"/>
+        </w:rPr>
+        <w:t xml:space="preserve">Table </w:t>
+      </w:r>
+      <w:r>
+        <w:rPr>
+          <w:rFonts w:ascii="Arial Narrow" w:hAnsi="Arial Narrow"/>
+          <w:i/>
+          <w:iCs/>
+          <w:sz w:val="18"/>
+          <w:szCs w:val="18"/>
+          <w:lang w:val="en-US"/>
+        </w:rPr>
+        <w:t>4</w:t>
+      </w:r>
+      <w:r>
+        <w:rPr>
+          <w:rFonts w:ascii="Arial Narrow" w:hAnsi="Arial Narrow"/>
+          <w:i/>
+          <w:iCs/>
+          <w:sz w:val="18"/>
+          <w:szCs w:val="18"/>
+          <w:lang w:val="en-US"/>
+        </w:rPr>
+        <w:t>.</w:t>
+      </w:r>
+      <w:r>
+        <w:rPr>
+          <w:rFonts w:ascii="Arial Narrow" w:hAnsi="Arial Narrow"/>
+          <w:i/>
+          <w:iCs/>
+          <w:sz w:val="18"/>
+          <w:szCs w:val="18"/>
+          <w:lang w:val="en-US"/>
+        </w:rPr>
+        <w:t>1</w:t>
+      </w:r>
+      <w:r>
+        <w:rPr>
+          <w:rFonts w:ascii="Arial Narrow" w:hAnsi="Arial Narrow"/>
+          <w:i/>
+          <w:iCs/>
+          <w:sz w:val="18"/>
+          <w:szCs w:val="18"/>
+          <w:lang w:val="en-US"/>
+        </w:rPr>
+        <w:t xml:space="preserve">. </w:t>
+      </w:r>
+      <w:r>
+        <w:rPr>
+          <w:rFonts w:ascii="Arial Narrow" w:hAnsi="Arial Narrow"/>
+          <w:i/>
+          <w:iCs/>
+          <w:sz w:val="18"/>
+          <w:szCs w:val="18"/>
+          <w:lang w:val="en-US"/>
+        </w:rPr>
+        <w:t>HM10</w:t>
+      </w:r>
+      <w:r>
+        <w:rPr>
+          <w:rFonts w:ascii="Arial Narrow" w:hAnsi="Arial Narrow"/>
+          <w:i/>
+          <w:iCs/>
+          <w:sz w:val="18"/>
+          <w:szCs w:val="18"/>
+          <w:lang w:val="en-US"/>
+        </w:rPr>
+        <w:t xml:space="preserve"> configuration</w:t>
+      </w:r>
+    </w:p>
+    <w:tbl>
+      <w:tblPr>
+        <w:tblStyle w:val="TableGrid"/>
+        <w:tblW w:w="0" w:type="auto"/>
+        <w:jc w:val="center"/>
+        <w:tblLook w:val="04A0" w:firstRow="1" w:lastRow="0" w:firstColumn="1" w:lastColumn="0" w:noHBand="0" w:noVBand="1"/>
+      </w:tblPr>
+      <w:tblGrid>
+        <w:gridCol w:w="1064"/>
+        <w:gridCol w:w="3893"/>
+      </w:tblGrid>
+      <w:tr>
+        <w:trPr>
+          <w:jc w:val="center"/>
+        </w:trPr>
+        <w:tc>
+          <w:tcPr>
+            <w:tcW w:w="1064" w:type="dxa"/>
+          </w:tcPr>
+          <w:p>
+            <w:pPr>
+              <w:jc w:val="center"/>
+              <w:rPr>
+                <w:rFonts w:ascii="Arial Narrow" w:hAnsi="Arial Narrow"/>
+                <w:b/>
+                <w:bCs/>
+                <w:sz w:val="20"/>
+                <w:szCs w:val="20"/>
+                <w:lang w:val="en-US"/>
+              </w:rPr>
+            </w:pPr>
+            <w:r>
+              <w:rPr>
+                <w:rFonts w:ascii="Arial Narrow" w:hAnsi="Arial Narrow"/>
+                <w:b/>
+                <w:bCs/>
+                <w:sz w:val="20"/>
+                <w:szCs w:val="20"/>
+                <w:lang w:val="en-US"/>
+              </w:rPr>
+              <w:t>Command</w:t>
+            </w:r>
+          </w:p>
+        </w:tc>
+        <w:tc>
+          <w:tcPr>
+            <w:tcW w:w="3893" w:type="dxa"/>
+          </w:tcPr>
+          <w:p>
+            <w:pPr>
+              <w:jc w:val="center"/>
+              <w:rPr>
+                <w:rFonts w:ascii="Arial Narrow" w:hAnsi="Arial Narrow"/>
+                <w:b/>
+                <w:bCs/>
+                <w:sz w:val="20"/>
+                <w:szCs w:val="20"/>
+                <w:lang w:val="en-US"/>
+              </w:rPr>
+            </w:pPr>
+            <w:r>
+              <w:rPr>
+                <w:rFonts w:ascii="Arial Narrow" w:hAnsi="Arial Narrow"/>
+                <w:b/>
+                <w:bCs/>
+                <w:sz w:val="20"/>
+                <w:szCs w:val="20"/>
+                <w:lang w:val="en-US"/>
+              </w:rPr>
+              <w:t>Result on the STM32</w:t>
+            </w:r>
+            <w:r>
+              <w:rPr>
+                <w:rFonts w:ascii="Arial Narrow" w:hAnsi="Arial Narrow"/>
+                <w:b/>
+                <w:bCs/>
+                <w:sz w:val="20"/>
+                <w:szCs w:val="20"/>
+                <w:lang w:val="en-US"/>
+              </w:rPr>
+              <w:t>H533RE</w:t>
+            </w:r>
+            <w:r>
+              <w:rPr>
+                <w:rFonts w:ascii="Arial Narrow" w:hAnsi="Arial Narrow"/>
+                <w:b/>
+                <w:bCs/>
+                <w:sz w:val="20"/>
+                <w:szCs w:val="20"/>
+                <w:lang w:val="en-US"/>
+              </w:rPr>
+              <w:t>3</w:t>
+            </w:r>
+            <w:r>
+              <w:rPr>
+                <w:rFonts w:ascii="Arial Narrow" w:hAnsi="Arial Narrow"/>
+                <w:b/>
+                <w:bCs/>
+                <w:sz w:val="20"/>
+                <w:szCs w:val="20"/>
+                <w:lang w:val="en-US"/>
+              </w:rPr>
+              <w:t>-NUCLEO</w:t>
+            </w:r>
+            <w:r>
+              <w:rPr>
+                <w:rFonts w:ascii="Arial Narrow" w:hAnsi="Arial Narrow"/>
+                <w:b/>
+                <w:bCs/>
+                <w:sz w:val="20"/>
+                <w:szCs w:val="20"/>
+                <w:lang w:val="en-US"/>
+              </w:rPr>
+              <w:t xml:space="preserve"> board</w:t>
+            </w:r>
+          </w:p>
+        </w:tc>
+      </w:tr>
+      <w:tr>
+        <w:trPr>
+          <w:jc w:val="center"/>
+        </w:trPr>
+        <w:tc>
+          <w:tcPr>
+            <w:tcW w:w="1064" w:type="dxa"/>
+          </w:tcPr>
+          <w:p>
+            <w:pPr>
+              <w:jc w:val="center"/>
+              <w:rPr>
+                <w:rFonts w:ascii="Arial Narrow" w:hAnsi="Arial Narrow"/>
+                <w:sz w:val="20"/>
+                <w:szCs w:val="20"/>
+                <w:lang w:val="en-US"/>
+              </w:rPr>
+            </w:pPr>
+            <w:r>
+              <w:rPr>
+                <w:rFonts w:ascii="Arial Narrow" w:hAnsi="Arial Narrow"/>
+                <w:sz w:val="20"/>
+                <w:szCs w:val="20"/>
+                <w:lang w:val="en-US"/>
+              </w:rPr>
+              <w:t>L0001</w:t>
+            </w:r>
+          </w:p>
+        </w:tc>
+        <w:tc>
+          <w:tcPr>
+            <w:tcW w:w="3893" w:type="dxa"/>
+          </w:tcPr>
+          <w:p>
+            <w:pPr>
+              <w:jc w:val="center"/>
+              <w:rPr>
+                <w:rFonts w:ascii="Arial Narrow" w:hAnsi="Arial Narrow"/>
+                <w:sz w:val="20"/>
+                <w:szCs w:val="20"/>
+                <w:lang w:val="en-US"/>
+              </w:rPr>
+            </w:pPr>
+            <w:r>
+              <w:rPr>
+                <w:rFonts w:ascii="Arial Narrow" w:hAnsi="Arial Narrow"/>
+                <w:sz w:val="20"/>
+                <w:szCs w:val="20"/>
+                <w:lang w:val="en-US"/>
+              </w:rPr>
+              <w:t>Turns on P</w:t>
+            </w:r>
+            <w:r>
+              <w:rPr>
+                <w:rFonts w:ascii="Arial Narrow" w:hAnsi="Arial Narrow"/>
+                <w:sz w:val="20"/>
+                <w:szCs w:val="20"/>
+                <w:lang w:val="en-US"/>
+              </w:rPr>
+              <w:t>A5</w:t>
+            </w:r>
+            <w:r>
+              <w:rPr>
+                <w:rFonts w:ascii="Arial Narrow" w:hAnsi="Arial Narrow"/>
+                <w:sz w:val="20"/>
+                <w:szCs w:val="20"/>
+                <w:lang w:val="en-US"/>
+              </w:rPr>
+              <w:t xml:space="preserve"> (LD</w:t>
+            </w:r>
+            <w:r>
+              <w:rPr>
+                <w:rFonts w:ascii="Arial Narrow" w:hAnsi="Arial Narrow"/>
+                <w:sz w:val="20"/>
+                <w:szCs w:val="20"/>
+                <w:lang w:val="en-US"/>
+              </w:rPr>
+              <w:t>2</w:t>
+            </w:r>
+            <w:r>
+              <w:rPr>
+                <w:rFonts w:ascii="Arial Narrow" w:hAnsi="Arial Narrow"/>
+                <w:sz w:val="20"/>
+                <w:szCs w:val="20"/>
+                <w:lang w:val="en-US"/>
+              </w:rPr>
+              <w:t xml:space="preserve"> LED)</w:t>
+            </w:r>
+          </w:p>
+        </w:tc>
+      </w:tr>
+      <w:tr>
+        <w:trPr>
+          <w:jc w:val="center"/>
+        </w:trPr>
+        <w:tc>
+          <w:tcPr>
+            <w:tcW w:w="1064" w:type="dxa"/>
+          </w:tcPr>
+          <w:p>
+            <w:pPr>
+              <w:jc w:val="center"/>
+              <w:rPr>
+                <w:rFonts w:ascii="Arial Narrow" w:hAnsi="Arial Narrow"/>
+                <w:sz w:val="20"/>
+                <w:szCs w:val="20"/>
+                <w:lang w:val="en-US"/>
+              </w:rPr>
+            </w:pPr>
+            <w:r>
+              <w:rPr>
+                <w:rFonts w:ascii="Arial Narrow" w:hAnsi="Arial Narrow"/>
+                <w:sz w:val="20"/>
+                <w:szCs w:val="20"/>
+                <w:lang w:val="en-US"/>
+              </w:rPr>
+              <w:t>L0000</w:t>
+            </w:r>
+          </w:p>
+        </w:tc>
+        <w:tc>
+          <w:tcPr>
+            <w:tcW w:w="3893" w:type="dxa"/>
+          </w:tcPr>
+          <w:p>
+            <w:pPr>
+              <w:jc w:val="center"/>
+              <w:rPr>
+                <w:rFonts w:ascii="Arial Narrow" w:hAnsi="Arial Narrow"/>
+                <w:sz w:val="20"/>
+                <w:szCs w:val="20"/>
+                <w:lang w:val="en-US"/>
+              </w:rPr>
+            </w:pPr>
+            <w:r>
+              <w:rPr>
+                <w:rFonts w:ascii="Arial Narrow" w:hAnsi="Arial Narrow"/>
+                <w:sz w:val="20"/>
+                <w:szCs w:val="20"/>
+                <w:lang w:val="en-US"/>
+              </w:rPr>
+              <w:t>Turns off P</w:t>
+            </w:r>
+            <w:r>
+              <w:rPr>
+                <w:rFonts w:ascii="Arial Narrow" w:hAnsi="Arial Narrow"/>
+                <w:sz w:val="20"/>
+                <w:szCs w:val="20"/>
+                <w:lang w:val="en-US"/>
+              </w:rPr>
+              <w:t>A5</w:t>
+            </w:r>
+            <w:r>
+              <w:rPr>
+                <w:rFonts w:ascii="Arial Narrow" w:hAnsi="Arial Narrow"/>
+                <w:sz w:val="20"/>
+                <w:szCs w:val="20"/>
+                <w:lang w:val="en-US"/>
+              </w:rPr>
+              <w:t xml:space="preserve"> (LD</w:t>
+            </w:r>
+            <w:r>
+              <w:rPr>
+                <w:rFonts w:ascii="Arial Narrow" w:hAnsi="Arial Narrow"/>
+                <w:sz w:val="20"/>
+                <w:szCs w:val="20"/>
+                <w:lang w:val="en-US"/>
+              </w:rPr>
+              <w:t>2</w:t>
+            </w:r>
+            <w:r>
+              <w:rPr>
+                <w:rFonts w:ascii="Arial Narrow" w:hAnsi="Arial Narrow"/>
+                <w:sz w:val="20"/>
+                <w:szCs w:val="20"/>
+                <w:lang w:val="en-US"/>
+              </w:rPr>
+              <w:t xml:space="preserve"> LED)</w:t>
+            </w:r>
+          </w:p>
+        </w:tc>
+      </w:tr>
+      <w:tr>
+        <w:trPr>
+          <w:jc w:val="center"/>
+        </w:trPr>
+        <w:tc>
+          <w:tcPr>
+            <w:tcW w:w="1064" w:type="dxa"/>
+          </w:tcPr>
+          <w:p>
+            <w:pPr>
+              <w:jc w:val="center"/>
+              <w:rPr>
+                <w:rFonts w:ascii="Arial Narrow" w:hAnsi="Arial Narrow"/>
+                <w:sz w:val="20"/>
+                <w:szCs w:val="20"/>
+                <w:lang w:val="en-US"/>
+              </w:rPr>
+            </w:pPr>
+            <w:r>
+              <w:rPr>
+                <w:rFonts w:ascii="Arial Narrow" w:hAnsi="Arial Narrow"/>
+                <w:sz w:val="20"/>
+                <w:szCs w:val="20"/>
+                <w:lang w:val="en-US"/>
+              </w:rPr>
+              <w:t>S0001</w:t>
+            </w:r>
+          </w:p>
+        </w:tc>
+        <w:tc>
+          <w:tcPr>
+            <w:tcW w:w="3893" w:type="dxa"/>
+          </w:tcPr>
+          <w:p>
+            <w:pPr>
+              <w:jc w:val="center"/>
+              <w:rPr>
+                <w:rFonts w:ascii="Arial Narrow" w:hAnsi="Arial Narrow"/>
+                <w:sz w:val="20"/>
+                <w:szCs w:val="20"/>
+                <w:lang w:val="en-US"/>
+              </w:rPr>
+            </w:pPr>
+            <w:r>
+              <w:rPr>
+                <w:rFonts w:ascii="Arial Narrow" w:hAnsi="Arial Narrow"/>
+                <w:sz w:val="20"/>
+                <w:szCs w:val="20"/>
+                <w:lang w:val="en-US"/>
+              </w:rPr>
+              <w:t>Returns the status of the P</w:t>
+            </w:r>
+            <w:r>
+              <w:rPr>
+                <w:rFonts w:ascii="Arial Narrow" w:hAnsi="Arial Narrow"/>
+                <w:sz w:val="20"/>
+                <w:szCs w:val="20"/>
+                <w:lang w:val="en-US"/>
+              </w:rPr>
+              <w:t>C13</w:t>
+            </w:r>
+            <w:r>
+              <w:rPr>
+                <w:rFonts w:ascii="Arial Narrow" w:hAnsi="Arial Narrow"/>
+                <w:sz w:val="20"/>
+                <w:szCs w:val="20"/>
+                <w:lang w:val="en-US"/>
+              </w:rPr>
+              <w:t xml:space="preserve"> pin (user button)</w:t>
+            </w:r>
+          </w:p>
+        </w:tc>
+      </w:tr>
+    </w:tbl>
+    <w:p>
+      <w:pPr>
+        <w:spacing w:after="0" w:line="240" w:lineRule="auto"/>
+        <w:jc w:val="both"/>
+        <w:rPr>
+          <w:rFonts w:ascii="Arial Narrow" w:hAnsi="Arial Narrow" w:cs="Arial"/>
+          <w:lang w:val="en-US"/>
+        </w:rPr>
+      </w:pPr>
+    </w:p>
+    <w:p>
+      <w:pPr>
+        <w:spacing w:after="0" w:line="240" w:lineRule="auto"/>
+        <w:jc w:val="both"/>
+        <w:rPr>
+          <w:rFonts w:ascii="Arial Narrow" w:hAnsi="Arial Narrow" w:cs="Arial"/>
+          <w:lang w:val="en-US"/>
+        </w:rPr>
+      </w:pPr>
+    </w:p>
+    <w:p>
+      <w:pPr>
+        <w:pStyle w:val="ListParagraph"/>
+        <w:numPr>
+          <w:ilvl w:val="0"/>
+          <w:numId w:val="44"/>
+        </w:numPr>
+        <w:spacing w:after="0" w:line="240" w:lineRule="auto"/>
+        <w:jc w:val="both"/>
+        <w:rPr>
+          <w:rFonts w:ascii="Arial Narrow" w:hAnsi="Arial Narrow" w:cs="Arial"/>
+          <w:lang w:val="en-US"/>
+        </w:rPr>
+      </w:pPr>
+      <w:r>
+        <w:rPr>
+          <w:rFonts w:ascii="Arial Narrow" w:hAnsi="Arial Narrow" w:cs="Arial"/>
+          <w:lang w:val="en-US"/>
+        </w:rPr>
+        <w:t xml:space="preserve">Place a screenshot of the </w:t>
+      </w:r>
+      <w:r>
+        <w:rPr>
+          <w:rFonts w:ascii="Arial Narrow" w:hAnsi="Arial Narrow" w:cs="Arial"/>
+          <w:lang w:val="en-US"/>
+        </w:rPr>
+        <w:t xml:space="preserve">output in the </w:t>
+      </w:r>
+      <w:proofErr w:type="spellStart"/>
+      <w:r>
+        <w:rPr>
+          <w:rFonts w:ascii="Arial Narrow" w:hAnsi="Arial Narrow" w:cs="Arial"/>
+          <w:lang w:val="en-US"/>
+        </w:rPr>
+        <w:t>CoolTerm</w:t>
+      </w:r>
+      <w:proofErr w:type="spellEnd"/>
+      <w:r>
+        <w:rPr>
+          <w:rFonts w:ascii="Arial Narrow" w:hAnsi="Arial Narrow" w:cs="Arial"/>
+          <w:lang w:val="en-US"/>
+        </w:rPr>
+        <w:t xml:space="preserve"> program from running the project.</w:t>
+      </w:r>
+    </w:p>
+    <w:p>
+      <w:pPr>
+        <w:spacing w:after="0" w:line="240" w:lineRule="auto"/>
+        <w:jc w:val="both"/>
+        <w:rPr>
+          <w:rFonts w:ascii="Arial Narrow" w:hAnsi="Arial Narrow" w:cs="Arial"/>
+          <w:lang w:val="en-US"/>
+        </w:rPr>
+      </w:pPr>
+    </w:p>
+    <w:p>
+      <w:pPr>
+        <w:spacing w:after="0" w:line="240" w:lineRule="auto"/>
+        <w:jc w:val="center"/>
+        <w:rPr>
+          <w:rFonts w:ascii="Arial Narrow" w:hAnsi="Arial Narrow"/>
+          <w:i/>
+          <w:iCs/>
+          <w:sz w:val="20"/>
+          <w:szCs w:val="20"/>
+          <w:lang w:val="en-US"/>
+        </w:rPr>
+      </w:pPr>
+      <w:r>
+        <w:rPr>
+          <w:rFonts w:ascii="Arial Narrow" w:hAnsi="Arial Narrow"/>
+          <w:i/>
+          <w:iCs/>
+          <w:sz w:val="20"/>
+          <w:szCs w:val="20"/>
+          <w:lang w:val="en-US"/>
+        </w:rPr>
+        <w:t xml:space="preserve">Picture </w:t>
+      </w:r>
+      <w:r>
+        <w:rPr>
+          <w:rFonts w:ascii="Arial Narrow" w:hAnsi="Arial Narrow"/>
+          <w:i/>
+          <w:iCs/>
+          <w:sz w:val="20"/>
+          <w:szCs w:val="20"/>
+          <w:lang w:val="en-US"/>
+        </w:rPr>
+        <w:t>4</w:t>
+      </w:r>
+      <w:r>
+        <w:rPr>
+          <w:rFonts w:ascii="Arial Narrow" w:hAnsi="Arial Narrow"/>
+          <w:i/>
+          <w:iCs/>
+          <w:sz w:val="20"/>
+          <w:szCs w:val="20"/>
+          <w:lang w:val="en-US"/>
+        </w:rPr>
+        <w:t>.</w:t>
+      </w:r>
+      <w:r>
+        <w:rPr>
+          <w:rFonts w:ascii="Arial Narrow" w:hAnsi="Arial Narrow"/>
+          <w:i/>
+          <w:iCs/>
+          <w:sz w:val="20"/>
+          <w:szCs w:val="20"/>
+          <w:lang w:val="en-US"/>
+        </w:rPr>
+        <w:t>1.</w:t>
+      </w:r>
+      <w:r>
+        <w:rPr>
+          <w:rFonts w:ascii="Arial Narrow" w:hAnsi="Arial Narrow"/>
+          <w:i/>
+          <w:iCs/>
+          <w:sz w:val="20"/>
+          <w:szCs w:val="20"/>
+          <w:lang w:val="en-US"/>
+        </w:rPr>
+        <w:t xml:space="preserve"> Screenshot </w:t>
+      </w:r>
+      <w:r>
+        <w:rPr>
+          <w:rFonts w:ascii="Arial Narrow" w:hAnsi="Arial Narrow"/>
+          <w:i/>
+          <w:iCs/>
+          <w:sz w:val="20"/>
+          <w:szCs w:val="20"/>
+          <w:lang w:val="en-US"/>
+        </w:rPr>
+        <w:t>from</w:t>
+      </w:r>
+      <w:r>
+        <w:rPr>
+          <w:rFonts w:ascii="Arial Narrow" w:hAnsi="Arial Narrow"/>
+          <w:i/>
+          <w:iCs/>
+          <w:sz w:val="20"/>
+          <w:szCs w:val="20"/>
+          <w:lang w:val="en-US"/>
+        </w:rPr>
+        <w:t xml:space="preserve"> </w:t>
+      </w:r>
+      <w:proofErr w:type="spellStart"/>
+      <w:r>
+        <w:rPr>
+          <w:rFonts w:ascii="Arial Narrow" w:hAnsi="Arial Narrow"/>
+          <w:i/>
+          <w:iCs/>
+          <w:sz w:val="20"/>
+          <w:szCs w:val="20"/>
+          <w:lang w:val="en-US"/>
+        </w:rPr>
+        <w:t>CoolTerm</w:t>
+      </w:r>
+      <w:proofErr w:type="spellEnd"/>
+      <w:r>
+        <w:rPr>
+          <w:rFonts w:ascii="Arial Narrow" w:hAnsi="Arial Narrow"/>
+          <w:i/>
+          <w:iCs/>
+          <w:sz w:val="20"/>
+          <w:szCs w:val="20"/>
+          <w:lang w:val="en-US"/>
+        </w:rPr>
+        <w:t xml:space="preserve"> terminal output running the L</w:t>
+      </w:r>
+      <w:r>
+        <w:rPr>
+          <w:rFonts w:ascii="Arial Narrow" w:hAnsi="Arial Narrow"/>
+          <w:i/>
+          <w:iCs/>
+          <w:sz w:val="20"/>
+          <w:szCs w:val="20"/>
+          <w:lang w:val="en-US"/>
+        </w:rPr>
+        <w:t>4</w:t>
+      </w:r>
+      <w:r>
+        <w:rPr>
+          <w:rFonts w:ascii="Arial Narrow" w:hAnsi="Arial Narrow"/>
+          <w:i/>
+          <w:iCs/>
+          <w:sz w:val="20"/>
+          <w:szCs w:val="20"/>
+          <w:lang w:val="en-US"/>
+        </w:rPr>
+        <w:t xml:space="preserve"> </w:t>
+      </w:r>
+      <w:r>
+        <w:rPr>
+          <w:rFonts w:ascii="Arial Narrow" w:hAnsi="Arial Narrow"/>
+          <w:i/>
+          <w:iCs/>
+          <w:sz w:val="20"/>
+          <w:szCs w:val="20"/>
+          <w:lang w:val="en-US"/>
+        </w:rPr>
+        <w:t>main program</w:t>
+      </w:r>
+    </w:p>
+    <w:tbl>
+      <w:tblPr>
+        <w:tblW w:w="0" w:type="auto"/>
+        <w:tblBorders>
+          <w:top w:val="dashSmallGap" w:sz="18" w:space="0" w:color="17365D" w:themeColor="text2" w:themeShade="BF"/>
+          <w:left w:val="dashSmallGap" w:sz="18" w:space="0" w:color="17365D" w:themeColor="text2" w:themeShade="BF"/>
+          <w:bottom w:val="dashSmallGap" w:sz="18" w:space="0" w:color="17365D" w:themeColor="text2" w:themeShade="BF"/>
+          <w:right w:val="dashSmallGap" w:sz="18" w:space="0" w:color="17365D" w:themeColor="text2" w:themeShade="BF"/>
+          <w:insideH w:val="dashSmallGap" w:sz="18" w:space="0" w:color="17365D" w:themeColor="text2" w:themeShade="BF"/>
+          <w:insideV w:val="dashSmallGap" w:sz="18" w:space="0" w:color="17365D" w:themeColor="text2" w:themeShade="BF"/>
+        </w:tblBorders>
+        <w:tblCellMar>
+          <w:left w:w="90" w:type="dxa"/>
+        </w:tblCellMar>
+        <w:tblLook w:val="04A0" w:firstRow="1" w:lastRow="0" w:firstColumn="1" w:lastColumn="0" w:noHBand="0" w:noVBand="1"/>
+      </w:tblPr>
+      <w:tblGrid>
+        <w:gridCol w:w="10112"/>
+      </w:tblGrid>
+      <w:tr>
+        <w:tc>
+          <w:tcPr>
+            <w:tcW w:w="10112" w:type="dxa"/>
+            <w:shd w:val="clear" w:color="auto" w:fill="auto"/>
+            <w:tcMar>
+              <w:left w:w="90" w:type="dxa"/>
+            </w:tcMar>
+          </w:tcPr>
+          <w:p>
+            <w:pPr>
+              <w:spacing w:after="0" w:line="240" w:lineRule="auto"/>
+              <w:jc w:val="center"/>
+              <w:rPr>
+                <w:rFonts w:ascii="Arial Narrow" w:hAnsi="Arial Narrow" w:cs="Arial"/>
+                <w:lang w:val="en-US"/>
+              </w:rPr>
+            </w:pPr>
+          </w:p>
+          <w:p>
+            <w:pPr>
+              <w:spacing w:after="0" w:line="240" w:lineRule="auto"/>
+              <w:jc w:val="center"/>
+              <w:rPr>
+                <w:rFonts w:ascii="Arial Narrow" w:hAnsi="Arial Narrow" w:cs="Arial"/>
+                <w:lang w:val="en-US"/>
+              </w:rPr>
+            </w:pPr>
+          </w:p>
+          <w:p>
+            <w:pPr>
+              <w:spacing w:after="0" w:line="240" w:lineRule="auto"/>
+              <w:jc w:val="center"/>
+              <w:rPr>
+                <w:rFonts w:ascii="Arial Narrow" w:hAnsi="Arial Narrow" w:cs="Arial"/>
+                <w:lang w:val="en-US"/>
+              </w:rPr>
+            </w:pPr>
+          </w:p>
+        </w:tc>
+      </w:tr>
+    </w:tbl>
+    <w:p>
+      <w:pPr>
+        <w:spacing w:after="0" w:line="240" w:lineRule="auto"/>
+        <w:jc w:val="both"/>
+        <w:rPr>
+          <w:rFonts w:ascii="Arial Narrow" w:hAnsi="Arial Narrow" w:cs="Arial"/>
+          <w:lang w:val="en-US"/>
+        </w:rPr>
+      </w:pPr>
+    </w:p>
+    <w:p>
+      <w:pPr>
+        <w:spacing w:after="0" w:line="240" w:lineRule="auto"/>
+        <w:jc w:val="both"/>
+        <w:rPr>
+          <w:rFonts w:ascii="Arial Narrow" w:hAnsi="Arial Narrow" w:cs="Arial"/>
+          <w:lang w:val="en-US"/>
+        </w:rPr>
+      </w:pPr>
+    </w:p>
+    <w:p>
+      <w:pPr>
+        <w:spacing w:after="0"/>
+        <w:rPr>
+          <w:rFonts w:ascii="Arial Narrow" w:hAnsi="Arial Narrow"/>
+          <w:b/>
+          <w:bCs/>
+          <w:i/>
+          <w:iCs/>
+          <w:lang w:val="en-US"/>
+        </w:rPr>
+      </w:pPr>
+      <w:r>
+        <w:rPr>
+          <w:rFonts w:ascii="Arial Narrow" w:hAnsi="Arial Narrow"/>
+          <w:b/>
+          <w:bCs/>
+          <w:i/>
+          <w:iCs/>
+          <w:lang w:val="en-US"/>
+        </w:rPr>
+        <w:t xml:space="preserve">Section </w:t>
+      </w:r>
+      <w:r>
+        <w:rPr>
+          <w:rFonts w:ascii="Arial Narrow" w:hAnsi="Arial Narrow"/>
+          <w:b/>
+          <w:bCs/>
+          <w:i/>
+          <w:iCs/>
+          <w:lang w:val="en-US"/>
+        </w:rPr>
+        <w:t>5</w:t>
+      </w:r>
+      <w:r>
+        <w:rPr>
+          <w:rFonts w:ascii="Arial Narrow" w:hAnsi="Arial Narrow"/>
+          <w:b/>
+          <w:bCs/>
+          <w:i/>
+          <w:iCs/>
+          <w:lang w:val="en-US"/>
+        </w:rPr>
+        <w:t xml:space="preserve">: </w:t>
+      </w:r>
+      <w:r>
+        <w:rPr>
+          <w:rFonts w:ascii="Arial Narrow" w:hAnsi="Arial Narrow"/>
+          <w:b/>
+          <w:bCs/>
+          <w:i/>
+          <w:iCs/>
+          <w:lang w:val="en-US"/>
+        </w:rPr>
+        <w:t>USART</w:t>
+      </w:r>
+      <w:r>
+        <w:rPr>
+          <w:rFonts w:ascii="Arial Narrow" w:hAnsi="Arial Narrow"/>
+          <w:b/>
+          <w:bCs/>
+          <w:i/>
+          <w:iCs/>
+          <w:lang w:val="en-US"/>
+        </w:rPr>
+        <w:t>1</w:t>
+      </w:r>
+      <w:r>
+        <w:rPr>
+          <w:rFonts w:ascii="Arial Narrow" w:hAnsi="Arial Narrow"/>
+          <w:b/>
+          <w:bCs/>
+          <w:i/>
+          <w:iCs/>
+          <w:lang w:val="en-US"/>
+        </w:rPr>
+        <w:t xml:space="preserve"> on STM32F3DISCOVERY with </w:t>
+      </w:r>
+      <w:r>
+        <w:rPr>
+          <w:rFonts w:ascii="Arial Narrow" w:hAnsi="Arial Narrow"/>
+          <w:b/>
+          <w:bCs/>
+          <w:i/>
+          <w:iCs/>
+          <w:lang w:val="en-US"/>
+        </w:rPr>
+        <w:t>HM10</w:t>
+      </w:r>
+      <w:r>
+        <w:rPr>
+          <w:rFonts w:ascii="Arial Narrow" w:hAnsi="Arial Narrow"/>
+          <w:b/>
+          <w:bCs/>
+          <w:i/>
+          <w:iCs/>
+          <w:lang w:val="en-US"/>
+        </w:rPr>
+        <w:t xml:space="preserve"> Bluetooth Module</w:t>
+      </w:r>
+    </w:p>
+    <w:p>
+      <w:pPr>
+        <w:spacing w:after="0" w:line="240" w:lineRule="auto"/>
+        <w:jc w:val="both"/>
+        <w:rPr>
+          <w:rFonts w:ascii="Arial Narrow" w:hAnsi="Arial Narrow" w:cs="Arial"/>
+          <w:lang w:val="en-US"/>
+        </w:rPr>
+      </w:pPr>
+    </w:p>
+    <w:p>
+      <w:pPr>
+        <w:pStyle w:val="ListParagraph"/>
+        <w:numPr>
+          <w:ilvl w:val="0"/>
+          <w:numId w:val="45"/>
+        </w:numPr>
+        <w:spacing w:after="0" w:line="240" w:lineRule="auto"/>
+        <w:jc w:val="both"/>
+        <w:rPr>
+          <w:rFonts w:ascii="Arial Narrow" w:hAnsi="Arial Narrow" w:cs="Arial"/>
+          <w:lang w:val="en-US"/>
+        </w:rPr>
+      </w:pPr>
+      <w:r>
+        <w:rPr>
+          <w:rFonts w:ascii="Arial Narrow" w:hAnsi="Arial Narrow"/>
+          <w:lang w:val="en-US"/>
+        </w:rPr>
+        <w:t xml:space="preserve">Connect the </w:t>
+      </w:r>
+      <w:r>
+        <w:rPr>
+          <w:rFonts w:ascii="Arial Narrow" w:hAnsi="Arial Narrow"/>
+          <w:lang w:val="en-US"/>
+        </w:rPr>
+        <w:t>HM10</w:t>
+      </w:r>
+      <w:r>
+        <w:rPr>
+          <w:rFonts w:ascii="Arial Narrow" w:hAnsi="Arial Narrow"/>
+          <w:lang w:val="en-US"/>
+        </w:rPr>
+        <w:t xml:space="preserve"> Bluetooth module and send the commands from </w:t>
+      </w:r>
+      <w:r>
+        <w:rPr>
+          <w:rFonts w:ascii="Arial Narrow" w:hAnsi="Arial Narrow"/>
+          <w:u w:val="single"/>
+          <w:lang w:val="en-US"/>
+        </w:rPr>
+        <w:t>Table 4.1</w:t>
+      </w:r>
+      <w:r>
+        <w:rPr>
+          <w:rFonts w:ascii="Arial Narrow" w:hAnsi="Arial Narrow"/>
+          <w:lang w:val="en-US"/>
+        </w:rPr>
+        <w:t xml:space="preserve"> from the smartphone.</w:t>
+      </w:r>
+    </w:p>
+    <w:p>
+      <w:pPr>
+        <w:pStyle w:val="ListParagraph"/>
+        <w:ind w:left="0"/>
+        <w:rPr>
+          <w:rFonts w:ascii="Arial Narrow" w:hAnsi="Arial Narrow" w:cs="Arial"/>
+          <w:lang w:val="en-US"/>
+        </w:rPr>
+      </w:pPr>
+    </w:p>
+    <w:p>
+      <w:pPr>
+        <w:pStyle w:val="ListParagraph"/>
+        <w:numPr>
+          <w:ilvl w:val="0"/>
+          <w:numId w:val="45"/>
+        </w:numPr>
+        <w:spacing w:after="0" w:line="240" w:lineRule="auto"/>
+        <w:jc w:val="both"/>
+        <w:rPr>
+          <w:rFonts w:ascii="Arial Narrow" w:hAnsi="Arial Narrow" w:cs="Arial"/>
+          <w:lang w:val="en-US"/>
+        </w:rPr>
+      </w:pPr>
+      <w:r>
+        <w:rPr>
+          <w:rFonts w:ascii="Arial Narrow" w:hAnsi="Arial Narrow" w:cs="Arial"/>
+          <w:lang w:val="en-US"/>
+        </w:rPr>
+        <w:t>Extend the previously used commands to write into 4 LEDs and read from 4 switches.</w:t>
+      </w:r>
+    </w:p>
+    <w:p>
+      <w:pPr>
+        <w:spacing w:after="0" w:line="240" w:lineRule="auto"/>
+        <w:jc w:val="both"/>
+        <w:rPr>
+          <w:rFonts w:ascii="Arial Narrow" w:hAnsi="Arial Narrow" w:cs="Arial"/>
+          <w:lang w:val="en-US"/>
+        </w:rPr>
+      </w:pPr>
+    </w:p>
+    <w:p>
+      <w:pPr>
+        <w:pStyle w:val="ListParagraph"/>
+        <w:numPr>
+          <w:ilvl w:val="0"/>
+          <w:numId w:val="45"/>
+        </w:numPr>
+        <w:spacing w:after="0" w:line="240" w:lineRule="auto"/>
+        <w:jc w:val="both"/>
+        <w:rPr>
+          <w:rFonts w:ascii="Arial Narrow" w:hAnsi="Arial Narrow" w:cs="Arial"/>
+          <w:lang w:val="en-US"/>
+        </w:rPr>
+      </w:pPr>
+      <w:r>
+        <w:rPr>
+          <w:rFonts w:ascii="Arial Narrow" w:hAnsi="Arial Narrow"/>
+          <w:lang w:val="en-US"/>
+        </w:rPr>
+        <w:t xml:space="preserve">Using the </w:t>
+      </w:r>
+      <w:r>
+        <w:rPr>
+          <w:rFonts w:ascii="Arial Narrow" w:hAnsi="Arial Narrow"/>
+          <w:u w:val="single"/>
+          <w:lang w:val="en-US"/>
+        </w:rPr>
+        <w:t>Serial Bluetooth Terminal</w:t>
+      </w:r>
+      <w:r>
+        <w:rPr>
+          <w:rFonts w:ascii="Arial Narrow" w:hAnsi="Arial Narrow"/>
+          <w:sz w:val="20"/>
+          <w:szCs w:val="20"/>
+          <w:lang w:val="en-US"/>
+        </w:rPr>
+        <w:t xml:space="preserve"> program, run the new project</w:t>
+      </w:r>
+      <w:r>
+        <w:rPr>
+          <w:rFonts w:ascii="Arial Narrow" w:hAnsi="Arial Narrow"/>
+          <w:sz w:val="20"/>
+          <w:szCs w:val="20"/>
+          <w:lang w:val="en-US"/>
+        </w:rPr>
+        <w:t xml:space="preserve"> and place a screenshot of the working program.</w:t>
+      </w:r>
+    </w:p>
+    <w:p>
+      <w:pPr>
+        <w:spacing w:after="0"/>
+        <w:rPr>
+          <w:rFonts w:ascii="Arial Narrow" w:hAnsi="Arial Narrow" w:cs="Arial"/>
+          <w:lang w:val="en-US"/>
+        </w:rPr>
+      </w:pPr>
+    </w:p>
+    <w:p>
+      <w:pPr>
+        <w:spacing w:after="0" w:line="240" w:lineRule="auto"/>
+        <w:jc w:val="center"/>
+        <w:rPr>
+          <w:rFonts w:ascii="Arial Narrow" w:hAnsi="Arial Narrow"/>
+          <w:i/>
+          <w:iCs/>
+          <w:sz w:val="20"/>
+          <w:szCs w:val="20"/>
+          <w:lang w:val="en-US"/>
+        </w:rPr>
+      </w:pPr>
+      <w:r>
+        <w:rPr>
+          <w:rFonts w:ascii="Arial Narrow" w:hAnsi="Arial Narrow"/>
+          <w:i/>
+          <w:iCs/>
+          <w:sz w:val="20"/>
+          <w:szCs w:val="20"/>
+          <w:lang w:val="en-US"/>
+        </w:rPr>
+        <w:t xml:space="preserve">Picture </w:t>
+      </w:r>
+      <w:r>
+        <w:rPr>
+          <w:rFonts w:ascii="Arial Narrow" w:hAnsi="Arial Narrow"/>
+          <w:i/>
+          <w:iCs/>
+          <w:sz w:val="20"/>
+          <w:szCs w:val="20"/>
+          <w:lang w:val="en-US"/>
+        </w:rPr>
+        <w:t>5</w:t>
+      </w:r>
+      <w:r>
+        <w:rPr>
+          <w:rFonts w:ascii="Arial Narrow" w:hAnsi="Arial Narrow"/>
+          <w:i/>
+          <w:iCs/>
+          <w:sz w:val="20"/>
+          <w:szCs w:val="20"/>
+          <w:lang w:val="en-US"/>
+        </w:rPr>
+        <w:t xml:space="preserve">.1. Screenshot from </w:t>
+      </w:r>
+      <w:r>
+        <w:rPr>
+          <w:rFonts w:ascii="Arial Narrow" w:hAnsi="Arial Narrow"/>
+          <w:i/>
+          <w:iCs/>
+          <w:sz w:val="20"/>
+          <w:szCs w:val="20"/>
+          <w:lang w:val="en-US"/>
+        </w:rPr>
+        <w:t xml:space="preserve">Serial Bluetooth Terminal </w:t>
+      </w:r>
+      <w:r>
+        <w:rPr>
+          <w:rFonts w:ascii="Arial Narrow" w:hAnsi="Arial Narrow"/>
+          <w:i/>
+          <w:iCs/>
+          <w:sz w:val="20"/>
+          <w:szCs w:val="20"/>
+          <w:lang w:val="en-US"/>
+        </w:rPr>
+        <w:t xml:space="preserve">output running the </w:t>
+      </w:r>
+      <w:r>
+        <w:rPr>
+          <w:rFonts w:ascii="Arial Narrow" w:hAnsi="Arial Narrow"/>
+          <w:i/>
+          <w:iCs/>
+          <w:sz w:val="20"/>
+          <w:szCs w:val="20"/>
+          <w:lang w:val="en-US"/>
+        </w:rPr>
+        <w:t xml:space="preserve">modified </w:t>
+      </w:r>
+      <w:r>
+        <w:rPr>
+          <w:rFonts w:ascii="Arial Narrow" w:hAnsi="Arial Narrow"/>
+          <w:i/>
+          <w:iCs/>
+          <w:sz w:val="20"/>
+          <w:szCs w:val="20"/>
+          <w:lang w:val="en-US"/>
+        </w:rPr>
+        <w:t>L</w:t>
+      </w:r>
+      <w:r>
+        <w:rPr>
+          <w:rFonts w:ascii="Arial Narrow" w:hAnsi="Arial Narrow"/>
+          <w:i/>
+          <w:iCs/>
+          <w:sz w:val="20"/>
+          <w:szCs w:val="20"/>
+          <w:lang w:val="en-US"/>
+        </w:rPr>
+        <w:t>4</w:t>
+      </w:r>
+      <w:r>
+        <w:rPr>
+          <w:rFonts w:ascii="Arial Narrow" w:hAnsi="Arial Narrow"/>
+          <w:i/>
+          <w:iCs/>
+          <w:sz w:val="20"/>
+          <w:szCs w:val="20"/>
+          <w:lang w:val="en-US"/>
+        </w:rPr>
+        <w:t xml:space="preserve"> project</w:t>
+      </w:r>
+    </w:p>
+    <w:tbl>
+      <w:tblPr>
+        <w:tblW w:w="0" w:type="auto"/>
+        <w:tblBorders>
+          <w:top w:val="dashSmallGap" w:sz="18" w:space="0" w:color="17365D" w:themeColor="text2" w:themeShade="BF"/>
+          <w:left w:val="dashSmallGap" w:sz="18" w:space="0" w:color="17365D" w:themeColor="text2" w:themeShade="BF"/>
+          <w:bottom w:val="dashSmallGap" w:sz="18" w:space="0" w:color="17365D" w:themeColor="text2" w:themeShade="BF"/>
+          <w:right w:val="dashSmallGap" w:sz="18" w:space="0" w:color="17365D" w:themeColor="text2" w:themeShade="BF"/>
+          <w:insideH w:val="dashSmallGap" w:sz="18" w:space="0" w:color="17365D" w:themeColor="text2" w:themeShade="BF"/>
+          <w:insideV w:val="dashSmallGap" w:sz="18" w:space="0" w:color="17365D" w:themeColor="text2" w:themeShade="BF"/>
+        </w:tblBorders>
+        <w:tblCellMar>
+          <w:left w:w="90" w:type="dxa"/>
+        </w:tblCellMar>
+        <w:tblLook w:val="04A0" w:firstRow="1" w:lastRow="0" w:firstColumn="1" w:lastColumn="0" w:noHBand="0" w:noVBand="1"/>
+      </w:tblPr>
+      <w:tblGrid>
+        <w:gridCol w:w="10112"/>
+      </w:tblGrid>
+      <w:tr>
+        <w:tc>
+          <w:tcPr>
+            <w:tcW w:w="10112" w:type="dxa"/>
+            <w:shd w:val="clear" w:color="auto" w:fill="auto"/>
+            <w:tcMar>
+              <w:left w:w="90" w:type="dxa"/>
+            </w:tcMar>
+          </w:tcPr>
+          <w:p>
+            <w:pPr>
+              <w:spacing w:after="0" w:line="240" w:lineRule="auto"/>
+              <w:jc w:val="center"/>
+              <w:rPr>
+                <w:rFonts w:ascii="Arial Narrow" w:hAnsi="Arial Narrow" w:cs="Arial"/>
+                <w:lang w:val="en-US"/>
+              </w:rPr>
+            </w:pPr>
+          </w:p>
+          <w:p>
+            <w:pPr>
+              <w:spacing w:after="0" w:line="240" w:lineRule="auto"/>
+              <w:jc w:val="center"/>
+              <w:rPr>
+                <w:rFonts w:ascii="Arial Narrow" w:hAnsi="Arial Narrow" w:cs="Arial"/>
+                <w:lang w:val="en-US"/>
+              </w:rPr>
+            </w:pPr>
+          </w:p>
+          <w:p>
+            <w:pPr>
+              <w:spacing w:after="0" w:line="240" w:lineRule="auto"/>
+              <w:jc w:val="center"/>
+              <w:rPr>
+                <w:rFonts w:ascii="Arial Narrow" w:hAnsi="Arial Narrow" w:cs="Arial"/>
+                <w:lang w:val="en-US"/>
+              </w:rPr>
+            </w:pPr>
+          </w:p>
+        </w:tc>
+      </w:tr>
+    </w:tbl>
+    <w:p>
+      <w:pPr>
+        <w:spacing w:after="0" w:line="240" w:lineRule="auto"/>
+        <w:jc w:val="both"/>
+        <w:rPr>
+          <w:rFonts w:ascii="Arial Narrow" w:hAnsi="Arial Narrow"/>
+          <w:sz w:val="20"/>
+          <w:szCs w:val="20"/>
+          <w:lang w:val="en-US"/>
+        </w:rPr>
+      </w:pPr>
+    </w:p>
+    <w:p>
+      <w:pPr>
+        <w:pStyle w:val="ListParagraph"/>
+        <w:numPr>
+          <w:ilvl w:val="0"/>
+          <w:numId w:val="45"/>
+        </w:numPr>
+        <w:spacing w:after="0" w:line="240" w:lineRule="auto"/>
+        <w:jc w:val="both"/>
+        <w:rPr>
+          <w:rFonts w:ascii="Arial Narrow" w:hAnsi="Arial Narrow" w:cs="Arial"/>
+          <w:lang w:val="en-US"/>
+        </w:rPr>
+      </w:pPr>
+      <w:r>
+        <w:rPr>
+          <w:rFonts w:ascii="Arial Narrow" w:hAnsi="Arial Narrow"/>
+          <w:lang w:val="en-US"/>
+        </w:rPr>
+        <w:t>Add and comment the sections of the program modified to implement this new project.</w:t>
+      </w:r>
+    </w:p>
+    <w:p>
+      <w:pPr>
+        <w:spacing w:after="0" w:line="240" w:lineRule="auto"/>
+        <w:jc w:val="center"/>
+        <w:rPr>
+          <w:rFonts w:ascii="Arial Narrow" w:hAnsi="Arial Narrow"/>
+          <w:sz w:val="20"/>
+          <w:szCs w:val="20"/>
+          <w:lang w:val="en-US"/>
+        </w:rPr>
+      </w:pPr>
+    </w:p>
+    <w:p>
+      <w:pPr>
+        <w:spacing w:after="0" w:line="240" w:lineRule="auto"/>
+        <w:jc w:val="center"/>
+        <w:rPr>
+          <w:rFonts w:ascii="Arial Narrow" w:hAnsi="Arial Narrow"/>
+          <w:sz w:val="20"/>
+          <w:szCs w:val="20"/>
+          <w:lang w:val="en-US"/>
+        </w:rPr>
+      </w:pPr>
+      <w:r>
+        <w:rPr>
+          <w:rFonts w:ascii="Arial Narrow" w:hAnsi="Arial Narrow"/>
+          <w:sz w:val="20"/>
+          <w:szCs w:val="20"/>
+          <w:lang w:val="en-US"/>
+        </w:rPr>
+        <w:t xml:space="preserve">Listing </w:t>
+      </w:r>
+      <w:r>
+        <w:rPr>
+          <w:rFonts w:ascii="Arial Narrow" w:hAnsi="Arial Narrow"/>
+          <w:sz w:val="20"/>
+          <w:szCs w:val="20"/>
+          <w:lang w:val="en-US"/>
+        </w:rPr>
+        <w:t>5</w:t>
+      </w:r>
+      <w:r>
+        <w:rPr>
+          <w:rFonts w:ascii="Arial Narrow" w:hAnsi="Arial Narrow"/>
+          <w:sz w:val="20"/>
+          <w:szCs w:val="20"/>
+          <w:lang w:val="en-US"/>
+        </w:rPr>
+        <w:t xml:space="preserve">.1. Code for </w:t>
+      </w:r>
+      <w:r>
+        <w:rPr>
+          <w:rFonts w:ascii="Arial Narrow" w:hAnsi="Arial Narrow"/>
+          <w:sz w:val="20"/>
+          <w:szCs w:val="20"/>
+          <w:lang w:val="en-US"/>
+        </w:rPr>
+        <w:t>section 5</w:t>
+      </w:r>
+    </w:p>
+    <w:tbl>
+      <w:tblPr>
+        <w:tblW w:w="0" w:type="auto"/>
+        <w:tblBorders>
+          <w:top w:val="dashSmallGap" w:sz="18" w:space="0" w:color="FF0000"/>
+          <w:left w:val="dashSmallGap" w:sz="18" w:space="0" w:color="FF0000"/>
+          <w:bottom w:val="dashSmallGap" w:sz="18" w:space="0" w:color="FF0000"/>
+          <w:right w:val="dashSmallGap" w:sz="18" w:space="0" w:color="FF0000"/>
+          <w:insideH w:val="dashSmallGap" w:sz="18" w:space="0" w:color="FF0000"/>
+          <w:insideV w:val="dashSmallGap" w:sz="18" w:space="0" w:color="FF0000"/>
+        </w:tblBorders>
+        <w:tblCellMar>
+          <w:left w:w="90" w:type="dxa"/>
+        </w:tblCellMar>
+        <w:tblLook w:val="04A0" w:firstRow="1" w:lastRow="0" w:firstColumn="1" w:lastColumn="0" w:noHBand="0" w:noVBand="1"/>
+      </w:tblPr>
+      <w:tblGrid>
+        <w:gridCol w:w="10112"/>
+      </w:tblGrid>
+      <w:tr>
+        <w:tc>
+          <w:tcPr>
+            <w:tcW w:w="10112" w:type="dxa"/>
+            <w:tcBorders>
+              <w:top w:val="dashSmallGap" w:sz="18" w:space="0" w:color="FF0000"/>
+              <w:left w:val="dashSmallGap" w:sz="18" w:space="0" w:color="FF0000"/>
+              <w:bottom w:val="dashSmallGap" w:sz="18" w:space="0" w:color="FF0000"/>
+              <w:right w:val="dashSmallGap" w:sz="18" w:space="0" w:color="FF0000"/>
+            </w:tcBorders>
+            <w:shd w:val="clear" w:color="auto" w:fill="auto"/>
+            <w:tcMar>
+              <w:left w:w="90" w:type="dxa"/>
+            </w:tcMar>
+          </w:tcPr>
+          <w:p>
+            <w:pPr>
+              <w:spacing w:after="0" w:line="240" w:lineRule="auto"/>
               <w:jc w:val="center"/>
               <w:rPr>
                 <w:rFonts w:ascii="Arial Narrow" w:hAnsi="Arial Narrow" w:cs="Arial"/>
@@ -5945,8 +9879,8 @@
       </w:pPr>
     </w:p>
     <w:sectPr>
-      <w:headerReference w:type="default" r:id="rId20"/>
-      <w:footerReference w:type="default" r:id="rId21"/>
+      <w:headerReference w:type="default" r:id="rId21"/>
+      <w:footerReference w:type="default" r:id="rId22"/>
       <w:pgSz w:w="12240" w:h="15840"/>
       <w:pgMar w:top="851" w:right="567" w:bottom="567" w:left="851" w:header="142" w:footer="0" w:gutter="0"/>
       <w:cols w:space="708"/>
@@ -11131,6 +15065,7 @@
   <w:style w:type="paragraph" w:default="1" w:styleId="Normal">
     <w:name w:val="Normal"/>
     <w:qFormat/>
+    <w:rsid w:val="00B9349F"/>
   </w:style>
   <w:style w:type="character" w:default="1" w:styleId="DefaultParagraphFont">
     <w:name w:val="Default Paragraph Font"/>

--- a/Activities/L4 - USART.docx
+++ b/Activities/L4 - USART.docx
@@ -1149,7 +1149,7 @@
           <w:lang w:val="en-US"/>
         </w:rPr>
         <w:drawing>
-          <wp:inline distT="0" distB="0" distL="0" distR="0" wp14:anchorId="162642BD" wp14:editId="0B9010D5">
+          <wp:inline distT="0" distB="0" distL="0" distR="0" wp14:anchorId="162642BD" wp14:editId="22A78EDC">
             <wp:extent cx="2547090" cy="749572"/>
             <wp:effectExtent l="0" t="0" r="5715" b="0"/>
             <wp:docPr id="842163261" name="Picture 4"/>
@@ -3809,14 +3809,7 @@
           <w:rFonts w:ascii="Arial Narrow" w:hAnsi="Arial Narrow" w:cs="Arial"/>
           <w:lang w:val="en-US"/>
         </w:rPr>
-        <w:t>In</w:t>
-      </w:r>
-      <w:r>
-        <w:rPr>
-          <w:rFonts w:ascii="Arial Narrow" w:hAnsi="Arial Narrow" w:cs="Arial"/>
-          <w:lang w:val="en-US"/>
-        </w:rPr>
-        <w:t xml:space="preserve"> the </w:t>
+        <w:t xml:space="preserve">In the </w:t>
       </w:r>
       <w:r>
         <w:rPr>
@@ -3831,21 +3824,7 @@
           <w:rFonts w:ascii="Arial Narrow" w:hAnsi="Arial Narrow"/>
           <w:lang w:val="en-US"/>
         </w:rPr>
-        <w:t>. Go to three bars button &gt; Devices. Select the device paired in step</w:t>
-      </w:r>
-      <w:r>
-        <w:rPr>
-          <w:rFonts w:ascii="Arial Narrow" w:hAnsi="Arial Narrow"/>
-          <w:lang w:val="en-US"/>
-        </w:rPr>
-        <w:t xml:space="preserve"> 2</w:t>
-      </w:r>
-      <w:r>
-        <w:rPr>
-          <w:rFonts w:ascii="Arial Narrow" w:hAnsi="Arial Narrow"/>
-          <w:lang w:val="en-US"/>
-        </w:rPr>
-        <w:t xml:space="preserve">. </w:t>
+        <w:t xml:space="preserve">. Go to three bars button &gt; Devices. Select the device paired in step 2. </w:t>
       </w:r>
       <w:r>
         <w:rPr>
@@ -4565,12 +4544,13 @@
       <w:r>
         <w:rPr>
           <w:rFonts w:ascii="Arial Narrow" w:hAnsi="Arial Narrow" w:cs="Arial"/>
+          <w:noProof/>
           <w:lang w:val="en-US"/>
         </w:rPr>
         <w:drawing>
-          <wp:inline distT="0" distB="0" distL="0" distR="0" wp14:anchorId="68EA123C" wp14:editId="55BCAD9A">
-            <wp:extent cx="3106420" cy="3500887"/>
-            <wp:effectExtent l="0" t="0" r="0" b="4445"/>
+          <wp:inline distT="0" distB="0" distL="0" distR="0" wp14:anchorId="68EA123C" wp14:editId="64E5347B">
+            <wp:extent cx="2900706" cy="3269052"/>
+            <wp:effectExtent l="0" t="0" r="0" b="7620"/>
             <wp:docPr id="2" name="Picture 2"/>
             <wp:cNvGraphicFramePr>
               <a:graphicFrameLocks xmlns:a="http://schemas.openxmlformats.org/drawingml/2006/main" noChangeAspect="1"/>
@@ -4590,7 +4570,7 @@
                   <pic:spPr bwMode="auto">
                     <a:xfrm>
                       <a:off x="0" y="0"/>
-                      <a:ext cx="3122765" cy="3519308"/>
+                      <a:ext cx="2921221" cy="3292173"/>
                     </a:xfrm>
                     <a:prstGeom prst="rect">
                       <a:avLst/>
@@ -4809,16 +4789,7 @@
           <w:szCs w:val="20"/>
           <w:lang w:val="en-US"/>
         </w:rPr>
-        <w:t xml:space="preserve">section </w:t>
-      </w:r>
-      <w:r>
-        <w:rPr>
-          <w:rFonts w:ascii="Arial Narrow" w:hAnsi="Arial Narrow"/>
-          <w:sz w:val="20"/>
-          <w:szCs w:val="20"/>
-          <w:lang w:val="en-US"/>
-        </w:rPr>
-        <w:t>4</w:t>
+        <w:t>section 4</w:t>
       </w:r>
     </w:p>
     <w:tbl>
@@ -5074,7 +5045,7 @@
                 <w:rFonts w:ascii="Arial Narrow" w:hAnsi="Arial Narrow" w:cs="Arial"/>
                 <w:lang w:val="en-US"/>
               </w:rPr>
-              <w:t xml:space="preserve">  uint16_t mask = 0;</w:t>
+              <w:t>  uint16_t mask = 0;</w:t>
             </w:r>
           </w:p>
           <w:p>
@@ -5099,7 +5070,7 @@
                 <w:rFonts w:ascii="Arial Narrow" w:hAnsi="Arial Narrow" w:cs="Arial"/>
                 <w:lang w:val="en-US"/>
               </w:rPr>
-              <w:t xml:space="preserve">  </w:t>
+              <w:t xml:space="preserve">  </w:t>
             </w:r>
             <w:proofErr w:type="spellStart"/>
             <w:r>
@@ -5156,7 +5127,7 @@
                 <w:rFonts w:ascii="Arial Narrow" w:hAnsi="Arial Narrow" w:cs="Arial"/>
                 <w:lang w:val="en-US"/>
               </w:rPr>
-              <w:t xml:space="preserve">  /* Configuring PC13 as GPIO input*/</w:t>
+              <w:t>  /* Configuring PC13 as GPIO input*/</w:t>
             </w:r>
           </w:p>
           <w:p>
@@ -5172,7 +5143,7 @@
                 <w:rFonts w:ascii="Arial Narrow" w:hAnsi="Arial Narrow" w:cs="Arial"/>
                 <w:lang w:val="en-US"/>
               </w:rPr>
-              <w:t xml:space="preserve">  RCC-&gt;AHB2ENR |= RCC_AHB2ENR_GPIOCEN; // Enabling GPIOC Port Clock</w:t>
+              <w:t>  RCC-&gt;AHB2ENR |= RCC_AHB2ENR_GPIOCEN; // Enabling GPIOC Port Clock</w:t>
             </w:r>
           </w:p>
           <w:p>
@@ -5188,7 +5159,7 @@
                 <w:rFonts w:ascii="Arial Narrow" w:hAnsi="Arial Narrow" w:cs="Arial"/>
                 <w:lang w:val="en-US"/>
               </w:rPr>
-              <w:t xml:space="preserve">  GPIOC-&gt;MODER &amp;= ~GPIO_MODER_MODE</w:t>
+              <w:t>  GPIOC-&gt;MODER &amp;= ~GPIO_MODER_MODE</w:t>
             </w:r>
             <w:proofErr w:type="gramStart"/>
             <w:r>
@@ -5196,7 +5167,7 @@
                 <w:rFonts w:ascii="Arial Narrow" w:hAnsi="Arial Narrow" w:cs="Arial"/>
                 <w:lang w:val="en-US"/>
               </w:rPr>
-              <w:t>13;  /</w:t>
+              <w:t>13;  /</w:t>
             </w:r>
             <w:proofErr w:type="gramEnd"/>
             <w:r>
@@ -5229,7 +5200,7 @@
                 <w:rFonts w:ascii="Arial Narrow" w:hAnsi="Arial Narrow" w:cs="Arial"/>
                 <w:lang w:val="en-US"/>
               </w:rPr>
-              <w:t xml:space="preserve">  /* Configuring PA5 as GPIO output*/</w:t>
+              <w:t>  /* Configuring PA5 as GPIO output*/</w:t>
             </w:r>
           </w:p>
           <w:p>
@@ -5245,7 +5216,7 @@
                 <w:rFonts w:ascii="Arial Narrow" w:hAnsi="Arial Narrow" w:cs="Arial"/>
                 <w:lang w:val="en-US"/>
               </w:rPr>
-              <w:t xml:space="preserve">  RCC-&gt;AHB2ENR |= RCC_AHB2ENR_GPIOAEN; // Enabling GPIOA Port Clock</w:t>
+              <w:t>  RCC-&gt;AHB2ENR |= RCC_AHB2ENR_GPIOAEN; // Enabling GPIOA Port Clock</w:t>
             </w:r>
           </w:p>
           <w:p>
@@ -5261,7 +5232,7 @@
                 <w:rFonts w:ascii="Arial Narrow" w:hAnsi="Arial Narrow" w:cs="Arial"/>
                 <w:lang w:val="en-US"/>
               </w:rPr>
-              <w:t xml:space="preserve">  GPIOA-&gt;MODER = (GPIOA-&gt;MODER &amp; ~GPIO_MODER_MODE5) | GPIO_MODER_MODE5_</w:t>
+              <w:t>  GPIOA-&gt;MODER = (GPIOA-&gt;MODER &amp; ~GPIO_MODER_MODE5) | GPIO_MODER_MODE5_</w:t>
             </w:r>
             <w:proofErr w:type="gramStart"/>
             <w:r>
@@ -5269,7 +5240,7 @@
                 <w:rFonts w:ascii="Arial Narrow" w:hAnsi="Arial Narrow" w:cs="Arial"/>
                 <w:lang w:val="en-US"/>
               </w:rPr>
-              <w:t>0;  /</w:t>
+              <w:t>0;  /</w:t>
             </w:r>
             <w:proofErr w:type="gramEnd"/>
             <w:r>
@@ -5302,7 +5273,7 @@
                 <w:rFonts w:ascii="Arial Narrow" w:hAnsi="Arial Narrow" w:cs="Arial"/>
                 <w:lang w:val="en-US"/>
               </w:rPr>
-              <w:t xml:space="preserve">  /* Configuring PA9 as USART1-TX and PA10 as USART1-RX with interrupts enabled*/</w:t>
+              <w:t>  /* Configuring PA9 as USART1-TX and PA10 as USART1-RX with interrupts enabled*/</w:t>
             </w:r>
           </w:p>
           <w:p>
@@ -5318,7 +5289,7 @@
                 <w:rFonts w:ascii="Arial Narrow" w:hAnsi="Arial Narrow" w:cs="Arial"/>
                 <w:lang w:val="en-US"/>
               </w:rPr>
-              <w:t xml:space="preserve">  RCC-&gt;AHB2ENR |= RCC_AHB2ENR_</w:t>
+              <w:t>  RCC-&gt;AHB2ENR |= RCC_AHB2ENR_</w:t>
             </w:r>
             <w:proofErr w:type="gramStart"/>
             <w:r>
@@ -5326,7 +5297,7 @@
                 <w:rFonts w:ascii="Arial Narrow" w:hAnsi="Arial Narrow" w:cs="Arial"/>
                 <w:lang w:val="en-US"/>
               </w:rPr>
-              <w:t xml:space="preserve">GPIOAEN;   </w:t>
+              <w:t xml:space="preserve">GPIOAEN;   </w:t>
             </w:r>
             <w:proofErr w:type="gramEnd"/>
             <w:r>
@@ -5334,7 +5305,7 @@
                 <w:rFonts w:ascii="Arial Narrow" w:hAnsi="Arial Narrow" w:cs="Arial"/>
                 <w:lang w:val="en-US"/>
               </w:rPr>
-              <w:t xml:space="preserve">      // Enabling GPIOA Port Clock</w:t>
+              <w:t>      // Enabling GPIOA Port Clock</w:t>
             </w:r>
           </w:p>
           <w:p>
@@ -5350,7 +5321,7 @@
                 <w:rFonts w:ascii="Arial Narrow" w:hAnsi="Arial Narrow" w:cs="Arial"/>
                 <w:lang w:val="en-US"/>
               </w:rPr>
-              <w:t xml:space="preserve">  RCC-&gt;APB2ENR |= RCC_APB2ENR_USART1</w:t>
+              <w:t>  RCC-&gt;APB2ENR |= RCC_APB2ENR_USART1</w:t>
             </w:r>
             <w:proofErr w:type="gramStart"/>
             <w:r>
@@ -5358,7 +5329,7 @@
                 <w:rFonts w:ascii="Arial Narrow" w:hAnsi="Arial Narrow" w:cs="Arial"/>
                 <w:lang w:val="en-US"/>
               </w:rPr>
-              <w:t xml:space="preserve">EN;   </w:t>
+              <w:t xml:space="preserve">EN;   </w:t>
             </w:r>
             <w:proofErr w:type="gramEnd"/>
             <w:r>
@@ -5366,7 +5337,7 @@
                 <w:rFonts w:ascii="Arial Narrow" w:hAnsi="Arial Narrow" w:cs="Arial"/>
                 <w:lang w:val="en-US"/>
               </w:rPr>
-              <w:t xml:space="preserve">     // Enabling USART1 Module</w:t>
+              <w:t>     // Enabling USART1 Module</w:t>
             </w:r>
           </w:p>
           <w:p>
@@ -5382,7 +5353,7 @@
                 <w:rFonts w:ascii="Arial Narrow" w:hAnsi="Arial Narrow" w:cs="Arial"/>
                 <w:lang w:val="en-US"/>
               </w:rPr>
-              <w:t xml:space="preserve">  GPIOA-&gt;</w:t>
+              <w:t>  GPIOA-&gt;</w:t>
             </w:r>
             <w:proofErr w:type="gramStart"/>
             <w:r>
@@ -5398,7 +5369,7 @@
                 <w:rFonts w:ascii="Arial Narrow" w:hAnsi="Arial Narrow" w:cs="Arial"/>
                 <w:lang w:val="en-US"/>
               </w:rPr>
-              <w:t>1] |= 7UL&lt;&lt;GPIO_AFRH_AFSEL9_Pos;  // Enabling AF07 (USART1-TX) in PA9</w:t>
+              <w:t>1] |= 7UL&lt;&lt;GPIO_AFRH_AFSEL9_Pos;  // Enabling AF07 (USART1-TX) in PA9</w:t>
             </w:r>
           </w:p>
           <w:p>
@@ -5414,7 +5385,7 @@
                 <w:rFonts w:ascii="Arial Narrow" w:hAnsi="Arial Narrow" w:cs="Arial"/>
                 <w:lang w:val="en-US"/>
               </w:rPr>
-              <w:t xml:space="preserve">  GPIOA-&gt;</w:t>
+              <w:t>  GPIOA-&gt;</w:t>
             </w:r>
             <w:proofErr w:type="gramStart"/>
             <w:r>
@@ -5446,7 +5417,7 @@
                 <w:rFonts w:ascii="Arial Narrow" w:hAnsi="Arial Narrow" w:cs="Arial"/>
                 <w:lang w:val="en-US"/>
               </w:rPr>
-              <w:t xml:space="preserve">  GPIOA-&gt;MODER = (GPIOA-&gt;MODER &amp; ~GPIO_MODER_MODE9) | GPIO_MODER_MODE9_</w:t>
+              <w:t>  GPIOA-&gt;MODER = (GPIOA-&gt;MODER &amp; ~GPIO_MODER_MODE9) | GPIO_MODER_MODE9_</w:t>
             </w:r>
             <w:proofErr w:type="gramStart"/>
             <w:r>
@@ -5454,7 +5425,7 @@
                 <w:rFonts w:ascii="Arial Narrow" w:hAnsi="Arial Narrow" w:cs="Arial"/>
                 <w:lang w:val="en-US"/>
               </w:rPr>
-              <w:t xml:space="preserve">1;   </w:t>
+              <w:t xml:space="preserve">1;   </w:t>
             </w:r>
             <w:proofErr w:type="gramEnd"/>
             <w:r>
@@ -5478,7 +5449,7 @@
                 <w:rFonts w:ascii="Arial Narrow" w:hAnsi="Arial Narrow" w:cs="Arial"/>
                 <w:lang w:val="en-US"/>
               </w:rPr>
-              <w:t xml:space="preserve">  GPIOA-&gt;MODER = (GPIOA-&gt;MODER &amp; ~GPIO_MODER_MODE10) | GPIO_MODER_MODE10_1; // Enabling PA10 pin with alternate function</w:t>
+              <w:t>  GPIOA-&gt;MODER = (GPIOA-&gt;MODER &amp; ~GPIO_MODER_MODE10) | GPIO_MODER_MODE10_1; // Enabling PA10 pin with alternate function</w:t>
             </w:r>
           </w:p>
           <w:p>
@@ -5503,7 +5474,7 @@
                 <w:rFonts w:ascii="Arial Narrow" w:hAnsi="Arial Narrow" w:cs="Arial"/>
                 <w:lang w:val="en-US"/>
               </w:rPr>
-              <w:t xml:space="preserve">  USART1-&gt;BRR = (1562&lt;&lt;4) | 8; // b = F / (16*UDIV) -&gt; UDIV = F / (16*b)</w:t>
+              <w:t>  USART1-&gt;BRR = (1562&lt;&lt;4) | 8; // b = F / (16*UDIV) -&gt; UDIV = F / (16*b)</w:t>
             </w:r>
           </w:p>
           <w:p>
@@ -5519,7 +5490,7 @@
                 <w:rFonts w:ascii="Arial Narrow" w:hAnsi="Arial Narrow" w:cs="Arial"/>
                 <w:lang w:val="en-US"/>
               </w:rPr>
-              <w:t xml:space="preserve">                               // = 240M / (16*9600)</w:t>
+              <w:t>                               // = 240M / (16*9600)</w:t>
             </w:r>
           </w:p>
           <w:p>
@@ -5535,7 +5506,7 @@
                 <w:rFonts w:ascii="Arial Narrow" w:hAnsi="Arial Narrow" w:cs="Arial"/>
                 <w:lang w:val="en-US"/>
               </w:rPr>
-              <w:t xml:space="preserve">                               // = 1562.5 -&gt; 1562&lt;&lt;4, </w:t>
+              <w:t xml:space="preserve">                               // = 1562.5 -&gt; 1562&lt;&lt;4, </w:t>
             </w:r>
             <w:proofErr w:type="gramStart"/>
             <w:r>
@@ -5567,7 +5538,7 @@
                 <w:rFonts w:ascii="Arial Narrow" w:hAnsi="Arial Narrow" w:cs="Arial"/>
                 <w:lang w:val="en-US"/>
               </w:rPr>
-              <w:t xml:space="preserve">  USART1-&gt;CR1 |= (USART_CR1_TE | USART_CR1_RE); // Enabling TX and RX functions in USART1</w:t>
+              <w:t>  USART1-&gt;CR1 |= (USART_CR1_TE | USART_CR1_RE); // Enabling TX and RX functions in USART1</w:t>
             </w:r>
           </w:p>
           <w:p>
@@ -5583,7 +5554,7 @@
                 <w:rFonts w:ascii="Arial Narrow" w:hAnsi="Arial Narrow" w:cs="Arial"/>
                 <w:lang w:val="en-US"/>
               </w:rPr>
-              <w:t xml:space="preserve">  USART1-&gt;CR2 &amp;= ~(USART_CR2_STOP</w:t>
+              <w:t>  USART1-&gt;CR2 &amp;= ~(USART_CR2_STOP</w:t>
             </w:r>
             <w:proofErr w:type="gramStart"/>
             <w:r>
@@ -5591,7 +5562,7 @@
                 <w:rFonts w:ascii="Arial Narrow" w:hAnsi="Arial Narrow" w:cs="Arial"/>
                 <w:lang w:val="en-US"/>
               </w:rPr>
-              <w:t xml:space="preserve">);   </w:t>
+              <w:t xml:space="preserve">);   </w:t>
             </w:r>
             <w:proofErr w:type="gramEnd"/>
             <w:r>
@@ -5599,7 +5570,7 @@
                 <w:rFonts w:ascii="Arial Narrow" w:hAnsi="Arial Narrow" w:cs="Arial"/>
                 <w:lang w:val="en-US"/>
               </w:rPr>
-              <w:t xml:space="preserve">          // Stop bit(s) = 1</w:t>
+              <w:t>          // Stop bit(s) = 1</w:t>
             </w:r>
           </w:p>
           <w:p>
@@ -5615,7 +5586,7 @@
                 <w:rFonts w:ascii="Arial Narrow" w:hAnsi="Arial Narrow" w:cs="Arial"/>
                 <w:lang w:val="en-US"/>
               </w:rPr>
-              <w:t xml:space="preserve">  USART1-&gt;CR3 &amp;= ~(USART_CR3_CTSE</w:t>
+              <w:t>  USART1-&gt;CR3 &amp;= ~(USART_CR3_CTSE</w:t>
             </w:r>
             <w:proofErr w:type="gramStart"/>
             <w:r>
@@ -5623,7 +5594,7 @@
                 <w:rFonts w:ascii="Arial Narrow" w:hAnsi="Arial Narrow" w:cs="Arial"/>
                 <w:lang w:val="en-US"/>
               </w:rPr>
-              <w:t xml:space="preserve">);   </w:t>
+              <w:t xml:space="preserve">);   </w:t>
             </w:r>
             <w:proofErr w:type="gramEnd"/>
             <w:r>
@@ -5631,7 +5602,7 @@
                 <w:rFonts w:ascii="Arial Narrow" w:hAnsi="Arial Narrow" w:cs="Arial"/>
                 <w:lang w:val="en-US"/>
               </w:rPr>
-              <w:t xml:space="preserve">          // Flow control = 0</w:t>
+              <w:t>          // Flow control = 0</w:t>
             </w:r>
           </w:p>
           <w:p>
@@ -5647,7 +5618,7 @@
                 <w:rFonts w:ascii="Arial Narrow" w:hAnsi="Arial Narrow" w:cs="Arial"/>
                 <w:lang w:val="en-US"/>
               </w:rPr>
-              <w:t xml:space="preserve">  USART1-&gt;RDR = </w:t>
+              <w:t xml:space="preserve">  USART1-&gt;RDR = </w:t>
             </w:r>
             <w:proofErr w:type="gramStart"/>
             <w:r>
@@ -5655,7 +5626,7 @@
                 <w:rFonts w:ascii="Arial Narrow" w:hAnsi="Arial Narrow" w:cs="Arial"/>
                 <w:lang w:val="en-US"/>
               </w:rPr>
-              <w:t xml:space="preserve">0;   </w:t>
+              <w:t xml:space="preserve">0;   </w:t>
             </w:r>
             <w:proofErr w:type="gramEnd"/>
             <w:r>
@@ -5663,7 +5634,7 @@
                 <w:rFonts w:ascii="Arial Narrow" w:hAnsi="Arial Narrow" w:cs="Arial"/>
                 <w:lang w:val="en-US"/>
               </w:rPr>
-              <w:t xml:space="preserve">                           // Clearing RX buffer</w:t>
+              <w:t>                           // Clearing RX buffer</w:t>
             </w:r>
           </w:p>
           <w:p>
@@ -5688,7 +5659,7 @@
                 <w:rFonts w:ascii="Arial Narrow" w:hAnsi="Arial Narrow" w:cs="Arial"/>
                 <w:lang w:val="en-US"/>
               </w:rPr>
-              <w:t xml:space="preserve">  USART1-&gt;CR1 |= USART_CR1_</w:t>
+              <w:t>  USART1-&gt;CR1 |= USART_CR1_</w:t>
             </w:r>
             <w:proofErr w:type="gramStart"/>
             <w:r>
@@ -5696,7 +5667,7 @@
                 <w:rFonts w:ascii="Arial Narrow" w:hAnsi="Arial Narrow" w:cs="Arial"/>
                 <w:lang w:val="en-US"/>
               </w:rPr>
-              <w:t xml:space="preserve">RXNEIE;   </w:t>
+              <w:t xml:space="preserve">RXNEIE;   </w:t>
             </w:r>
             <w:proofErr w:type="gramEnd"/>
             <w:r>
@@ -5704,7 +5675,7 @@
                 <w:rFonts w:ascii="Arial Narrow" w:hAnsi="Arial Narrow" w:cs="Arial"/>
                 <w:lang w:val="en-US"/>
               </w:rPr>
-              <w:t xml:space="preserve"> // Enabling USART-RX interrupt</w:t>
+              <w:t> // Enabling USART-RX interrupt</w:t>
             </w:r>
           </w:p>
           <w:p>
@@ -5720,7 +5691,7 @@
                 <w:rFonts w:ascii="Arial Narrow" w:hAnsi="Arial Narrow" w:cs="Arial"/>
                 <w:lang w:val="en-US"/>
               </w:rPr>
-              <w:t xml:space="preserve">  </w:t>
+              <w:t xml:space="preserve">  </w:t>
             </w:r>
             <w:proofErr w:type="spellStart"/>
             <w:r>
@@ -5752,7 +5723,7 @@
                 <w:rFonts w:ascii="Arial Narrow" w:hAnsi="Arial Narrow" w:cs="Arial"/>
                 <w:lang w:val="en-US"/>
               </w:rPr>
-              <w:t>USART1_IRQn);  // Enabling USART-RX interrupt in NVIC tree</w:t>
+              <w:t>USART1_IRQn);  // Enabling USART-RX interrupt in NVIC tree</w:t>
             </w:r>
           </w:p>
           <w:p>
@@ -5768,7 +5739,7 @@
                 <w:rFonts w:ascii="Arial Narrow" w:hAnsi="Arial Narrow" w:cs="Arial"/>
                 <w:lang w:val="en-US"/>
               </w:rPr>
-              <w:t xml:space="preserve">  __</w:t>
+              <w:t>  __</w:t>
             </w:r>
             <w:proofErr w:type="spellStart"/>
             <w:r>
@@ -5800,7 +5771,7 @@
                 <w:rFonts w:ascii="Arial Narrow" w:hAnsi="Arial Narrow" w:cs="Arial"/>
                 <w:lang w:val="en-US"/>
               </w:rPr>
-              <w:t>);                    // Enabling global interrupts</w:t>
+              <w:t>);                    // Enabling global interrupts</w:t>
             </w:r>
           </w:p>
           <w:p>
@@ -5825,7 +5796,7 @@
                 <w:rFonts w:ascii="Arial Narrow" w:hAnsi="Arial Narrow" w:cs="Arial"/>
                 <w:lang w:val="en-US"/>
               </w:rPr>
-              <w:t xml:space="preserve">  USART1-&gt;CR1 |= USART_CR1_UE; // USART Enable</w:t>
+              <w:t>  USART1-&gt;CR1 |= USART_CR1_UE; // USART Enable</w:t>
             </w:r>
           </w:p>
           <w:p>
@@ -5850,7 +5821,7 @@
                 <w:rFonts w:ascii="Arial Narrow" w:hAnsi="Arial Narrow" w:cs="Arial"/>
                 <w:lang w:val="en-US"/>
               </w:rPr>
-              <w:t xml:space="preserve">  while (1)</w:t>
+              <w:t>  while (1)</w:t>
             </w:r>
           </w:p>
           <w:p>
@@ -5866,7 +5837,7 @@
                 <w:rFonts w:ascii="Arial Narrow" w:hAnsi="Arial Narrow" w:cs="Arial"/>
                 <w:lang w:val="en-US"/>
               </w:rPr>
-              <w:t xml:space="preserve">  {</w:t>
+              <w:t>  {</w:t>
             </w:r>
           </w:p>
           <w:p>
@@ -5882,23 +5853,7 @@
                 <w:rFonts w:ascii="Arial Narrow" w:hAnsi="Arial Narrow" w:cs="Arial"/>
                 <w:lang w:val="en-US"/>
               </w:rPr>
-              <w:t xml:space="preserve">    //GPIOA-&gt;ODR = (GPIOA-&gt;ODR &amp; ~GPIO_ODR_OD5) | ((GPIOC-&gt;IDR &amp; GPIO_IDR_ID13)&gt;&gt;GPIO_IDR_ID13_</w:t>
-            </w:r>
-            <w:proofErr w:type="gramStart"/>
-            <w:r>
-              <w:rPr>
-                <w:rFonts w:ascii="Arial Narrow" w:hAnsi="Arial Narrow" w:cs="Arial"/>
-                <w:lang w:val="en-US"/>
-              </w:rPr>
-              <w:t>Pos)&lt;</w:t>
-            </w:r>
-            <w:proofErr w:type="gramEnd"/>
-            <w:r>
-              <w:rPr>
-                <w:rFonts w:ascii="Arial Narrow" w:hAnsi="Arial Narrow" w:cs="Arial"/>
-                <w:lang w:val="en-US"/>
-              </w:rPr>
-              <w:t>&lt;GPIO_ODR_OD5_Pos;</w:t>
+              <w:t>    // Verifying command fields that should have a 1 or a 0</w:t>
             </w:r>
           </w:p>
           <w:p>
@@ -5914,103 +5869,7 @@
                 <w:rFonts w:ascii="Arial Narrow" w:hAnsi="Arial Narrow" w:cs="Arial"/>
                 <w:lang w:val="en-US"/>
               </w:rPr>
-              <w:t xml:space="preserve">    usart1_tx_string(</w:t>
-            </w:r>
-            <w:proofErr w:type="spellStart"/>
-            <w:r>
-              <w:rPr>
-                <w:rFonts w:ascii="Arial Narrow" w:hAnsi="Arial Narrow" w:cs="Arial"/>
-                <w:lang w:val="en-US"/>
-              </w:rPr>
-              <w:t>cmd</w:t>
-            </w:r>
-            <w:proofErr w:type="spellEnd"/>
-            <w:r>
-              <w:rPr>
-                <w:rFonts w:ascii="Arial Narrow" w:hAnsi="Arial Narrow" w:cs="Arial"/>
-                <w:lang w:val="en-US"/>
-              </w:rPr>
-              <w:t>);</w:t>
-            </w:r>
-          </w:p>
-          <w:p>
-            <w:pPr>
-              <w:spacing w:after="0" w:line="240" w:lineRule="auto"/>
-              <w:rPr>
-                <w:rFonts w:ascii="Arial Narrow" w:hAnsi="Arial Narrow" w:cs="Arial"/>
-                <w:lang w:val="en-US"/>
-              </w:rPr>
-            </w:pPr>
-            <w:r>
-              <w:rPr>
-                <w:rFonts w:ascii="Arial Narrow" w:hAnsi="Arial Narrow" w:cs="Arial"/>
-                <w:lang w:val="en-US"/>
-              </w:rPr>
-              <w:t xml:space="preserve">    </w:t>
-            </w:r>
-            <w:proofErr w:type="spellStart"/>
-            <w:r>
-              <w:rPr>
-                <w:rFonts w:ascii="Arial Narrow" w:hAnsi="Arial Narrow" w:cs="Arial"/>
-                <w:lang w:val="en-US"/>
-              </w:rPr>
-              <w:t>HAL_</w:t>
-            </w:r>
-            <w:proofErr w:type="gramStart"/>
-            <w:r>
-              <w:rPr>
-                <w:rFonts w:ascii="Arial Narrow" w:hAnsi="Arial Narrow" w:cs="Arial"/>
-                <w:lang w:val="en-US"/>
-              </w:rPr>
-              <w:t>Delay</w:t>
-            </w:r>
-            <w:proofErr w:type="spellEnd"/>
-            <w:r>
-              <w:rPr>
-                <w:rFonts w:ascii="Arial Narrow" w:hAnsi="Arial Narrow" w:cs="Arial"/>
-                <w:lang w:val="en-US"/>
-              </w:rPr>
-              <w:t>(</w:t>
-            </w:r>
-            <w:proofErr w:type="gramEnd"/>
-            <w:r>
-              <w:rPr>
-                <w:rFonts w:ascii="Arial Narrow" w:hAnsi="Arial Narrow" w:cs="Arial"/>
-                <w:lang w:val="en-US"/>
-              </w:rPr>
-              <w:t>1000);</w:t>
-            </w:r>
-          </w:p>
-          <w:p>
-            <w:pPr>
-              <w:spacing w:after="0" w:line="240" w:lineRule="auto"/>
-              <w:rPr>
-                <w:rFonts w:ascii="Arial Narrow" w:hAnsi="Arial Narrow" w:cs="Arial"/>
-                <w:lang w:val="en-US"/>
-              </w:rPr>
-            </w:pPr>
-            <w:r>
-              <w:rPr>
-                <w:rFonts w:ascii="Arial Narrow" w:hAnsi="Arial Narrow" w:cs="Arial"/>
-                <w:lang w:val="en-US"/>
-              </w:rPr>
-              <w:t xml:space="preserve">    // Verifying command fields that should have a 1 or a 0</w:t>
-            </w:r>
-          </w:p>
-          <w:p>
-            <w:pPr>
-              <w:spacing w:after="0" w:line="240" w:lineRule="auto"/>
-              <w:rPr>
-                <w:rFonts w:ascii="Arial Narrow" w:hAnsi="Arial Narrow" w:cs="Arial"/>
-                <w:lang w:val="en-US"/>
-              </w:rPr>
-            </w:pPr>
-            <w:r>
-              <w:rPr>
-                <w:rFonts w:ascii="Arial Narrow" w:hAnsi="Arial Narrow" w:cs="Arial"/>
-                <w:lang w:val="en-US"/>
-              </w:rPr>
-              <w:t xml:space="preserve">    if((</w:t>
+              <w:t>    if((</w:t>
             </w:r>
             <w:proofErr w:type="spellStart"/>
             <w:proofErr w:type="gramStart"/>
@@ -6067,7 +5926,7 @@
                 <w:rFonts w:ascii="Arial Narrow" w:hAnsi="Arial Narrow" w:cs="Arial"/>
                 <w:lang w:val="en-US"/>
               </w:rPr>
-              <w:t xml:space="preserve">      (</w:t>
+              <w:t>      (</w:t>
             </w:r>
             <w:proofErr w:type="spellStart"/>
             <w:proofErr w:type="gramStart"/>
@@ -6124,7 +5983,7 @@
                 <w:rFonts w:ascii="Arial Narrow" w:hAnsi="Arial Narrow" w:cs="Arial"/>
                 <w:lang w:val="en-US"/>
               </w:rPr>
-              <w:t xml:space="preserve">      (</w:t>
+              <w:t>      (</w:t>
             </w:r>
             <w:proofErr w:type="spellStart"/>
             <w:proofErr w:type="gramStart"/>
@@ -6181,7 +6040,7 @@
                 <w:rFonts w:ascii="Arial Narrow" w:hAnsi="Arial Narrow" w:cs="Arial"/>
                 <w:lang w:val="en-US"/>
               </w:rPr>
-              <w:t xml:space="preserve">      (</w:t>
+              <w:t>      (</w:t>
             </w:r>
             <w:proofErr w:type="spellStart"/>
             <w:proofErr w:type="gramStart"/>
@@ -6238,7 +6097,7 @@
                 <w:rFonts w:ascii="Arial Narrow" w:hAnsi="Arial Narrow" w:cs="Arial"/>
                 <w:lang w:val="en-US"/>
               </w:rPr>
-              <w:t xml:space="preserve">      </w:t>
+              <w:t xml:space="preserve">      </w:t>
             </w:r>
             <w:proofErr w:type="spellStart"/>
             <w:proofErr w:type="gramStart"/>
@@ -6279,7 +6138,7 @@
                 <w:rFonts w:ascii="Arial Narrow" w:hAnsi="Arial Narrow" w:cs="Arial"/>
                 <w:lang w:val="en-US"/>
               </w:rPr>
-              <w:t xml:space="preserve">      )</w:t>
+              <w:t>      )</w:t>
             </w:r>
           </w:p>
           <w:p>
@@ -6295,7 +6154,7 @@
                 <w:rFonts w:ascii="Arial Narrow" w:hAnsi="Arial Narrow" w:cs="Arial"/>
                 <w:lang w:val="en-US"/>
               </w:rPr>
-              <w:t xml:space="preserve">    {</w:t>
+              <w:t>    {</w:t>
             </w:r>
           </w:p>
           <w:p>
@@ -6311,7 +6170,7 @@
                 <w:rFonts w:ascii="Arial Narrow" w:hAnsi="Arial Narrow" w:cs="Arial"/>
                 <w:lang w:val="en-US"/>
               </w:rPr>
-              <w:t xml:space="preserve">      // Verifying first character in order to turn on LEDs or read switches</w:t>
+              <w:t>      // Verifying first character in order to turn on LEDs or read switches</w:t>
             </w:r>
           </w:p>
           <w:p>
@@ -6327,7 +6186,7 @@
                 <w:rFonts w:ascii="Arial Narrow" w:hAnsi="Arial Narrow" w:cs="Arial"/>
                 <w:lang w:val="en-US"/>
               </w:rPr>
-              <w:t xml:space="preserve">      switch(</w:t>
+              <w:t>      switch(</w:t>
             </w:r>
             <w:proofErr w:type="spellStart"/>
             <w:proofErr w:type="gramStart"/>
@@ -6368,7 +6227,7 @@
                 <w:rFonts w:ascii="Arial Narrow" w:hAnsi="Arial Narrow" w:cs="Arial"/>
                 <w:lang w:val="en-US"/>
               </w:rPr>
-              <w:t xml:space="preserve">      {</w:t>
+              <w:t>      {</w:t>
             </w:r>
           </w:p>
           <w:p>
@@ -6384,7 +6243,7 @@
                 <w:rFonts w:ascii="Arial Narrow" w:hAnsi="Arial Narrow" w:cs="Arial"/>
                 <w:lang w:val="en-US"/>
               </w:rPr>
-              <w:t xml:space="preserve">        case 'S': // Reading GPIOA input register and extracting individual bits</w:t>
+              <w:t>        case 'S': // Reading GPIOA input register and extracting individual bits</w:t>
             </w:r>
           </w:p>
           <w:p>
@@ -6400,7 +6259,7 @@
                 <w:rFonts w:ascii="Arial Narrow" w:hAnsi="Arial Narrow" w:cs="Arial"/>
                 <w:lang w:val="en-US"/>
               </w:rPr>
-              <w:t xml:space="preserve">                  // status to transmit</w:t>
+              <w:t>                  // status to transmit</w:t>
             </w:r>
           </w:p>
           <w:p>
@@ -6416,8 +6275,7 @@
                 <w:rFonts w:ascii="Arial Narrow" w:hAnsi="Arial Narrow" w:cs="Arial"/>
                 <w:lang w:val="en-US"/>
               </w:rPr>
-              <w:lastRenderedPageBreak/>
-              <w:t xml:space="preserve">        case 's':</w:t>
+              <w:t>        case 's':</w:t>
             </w:r>
           </w:p>
           <w:p>
@@ -6425,28 +6283,15 @@
               <w:spacing w:after="0" w:line="240" w:lineRule="auto"/>
               <w:rPr>
                 <w:rFonts w:ascii="Arial Narrow" w:hAnsi="Arial Narrow" w:cs="Arial"/>
-              </w:rPr>
-            </w:pPr>
-            <w:r>
-              <w:rPr>
-                <w:rFonts w:ascii="Arial Narrow" w:hAnsi="Arial Narrow" w:cs="Arial"/>
-                <w:lang w:val="en-US"/>
-              </w:rPr>
-              <w:t xml:space="preserve">          </w:t>
-            </w:r>
-            <w:proofErr w:type="spellStart"/>
-            <w:r>
-              <w:rPr>
-                <w:rFonts w:ascii="Arial Narrow" w:hAnsi="Arial Narrow" w:cs="Arial"/>
-              </w:rPr>
-              <w:t>mask</w:t>
-            </w:r>
-            <w:proofErr w:type="spellEnd"/>
-            <w:r>
-              <w:rPr>
-                <w:rFonts w:ascii="Arial Narrow" w:hAnsi="Arial Narrow" w:cs="Arial"/>
-              </w:rPr>
-              <w:t xml:space="preserve"> = ((GPIOC-&gt;IDR &amp; GPIO_IDR_ID13)&gt;&gt;GPIO_IDR_ID13_Pos)&gt;&gt;0U;</w:t>
+                <w:lang w:val="en-US"/>
+              </w:rPr>
+            </w:pPr>
+            <w:r>
+              <w:rPr>
+                <w:rFonts w:ascii="Arial Narrow" w:hAnsi="Arial Narrow" w:cs="Arial"/>
+                <w:lang w:val="en-US"/>
+              </w:rPr>
+              <w:t>          mask = ((GPIOC-&gt;IDR &amp; GPIO_IDR_ID13)&gt;&gt;GPIO_IDR_ID13_Pos) &amp; 0x01;</w:t>
             </w:r>
           </w:p>
           <w:p>
@@ -6459,8 +6304,9 @@
             <w:r>
               <w:rPr>
                 <w:rFonts w:ascii="Arial Narrow" w:hAnsi="Arial Narrow" w:cs="Arial"/>
-              </w:rPr>
-              <w:t xml:space="preserve">          </w:t>
+                <w:lang w:val="en-US"/>
+              </w:rPr>
+              <w:t xml:space="preserve">          </w:t>
             </w:r>
             <w:proofErr w:type="spellStart"/>
             <w:proofErr w:type="gramStart"/>
@@ -6539,7 +6385,7 @@
               <w:rPr>
                 <w:rFonts w:ascii="Arial Narrow" w:hAnsi="Arial Narrow" w:cs="Arial"/>
               </w:rPr>
-              <w:t xml:space="preserve">          </w:t>
+              <w:t xml:space="preserve">          </w:t>
             </w:r>
             <w:proofErr w:type="spellStart"/>
             <w:proofErr w:type="gramStart"/>
@@ -6580,7 +6426,7 @@
                 <w:rFonts w:ascii="Arial Narrow" w:hAnsi="Arial Narrow" w:cs="Arial"/>
                 <w:lang w:val="en-US"/>
               </w:rPr>
-              <w:t xml:space="preserve">          usart1_tx_string(</w:t>
+              <w:t>          usart1_tx_string(</w:t>
             </w:r>
             <w:proofErr w:type="spellStart"/>
             <w:r>
@@ -6612,7 +6458,7 @@
                 <w:rFonts w:ascii="Arial Narrow" w:hAnsi="Arial Narrow" w:cs="Arial"/>
                 <w:lang w:val="en-US"/>
               </w:rPr>
-              <w:t xml:space="preserve">          break;</w:t>
+              <w:t>          break;</w:t>
             </w:r>
           </w:p>
           <w:p>
@@ -6628,7 +6474,8 @@
                 <w:rFonts w:ascii="Arial Narrow" w:hAnsi="Arial Narrow" w:cs="Arial"/>
                 <w:lang w:val="en-US"/>
               </w:rPr>
-              <w:t xml:space="preserve">        case 'l': // Getting individual bits from received 1s and 0s and creating</w:t>
+              <w:lastRenderedPageBreak/>
+              <w:t>        case 'l': // Getting individual bits from received 1s and 0s and creating</w:t>
             </w:r>
           </w:p>
           <w:p>
@@ -6644,7 +6491,7 @@
                 <w:rFonts w:ascii="Arial Narrow" w:hAnsi="Arial Narrow" w:cs="Arial"/>
                 <w:lang w:val="en-US"/>
               </w:rPr>
-              <w:t xml:space="preserve">                  // bit mask to write on output</w:t>
+              <w:t>                  // bit mask to write on output</w:t>
             </w:r>
           </w:p>
           <w:p>
@@ -6660,7 +6507,7 @@
                 <w:rFonts w:ascii="Arial Narrow" w:hAnsi="Arial Narrow" w:cs="Arial"/>
                 <w:lang w:val="en-US"/>
               </w:rPr>
-              <w:t xml:space="preserve">        case 'L': </w:t>
+              <w:t xml:space="preserve">        case 'L': </w:t>
             </w:r>
           </w:p>
           <w:p>
@@ -6668,21 +6515,33 @@
               <w:spacing w:after="0" w:line="240" w:lineRule="auto"/>
               <w:rPr>
                 <w:rFonts w:ascii="Arial Narrow" w:hAnsi="Arial Narrow" w:cs="Arial"/>
-                <w:lang w:val="en-US"/>
-              </w:rPr>
-            </w:pPr>
-            <w:r>
-              <w:rPr>
-                <w:rFonts w:ascii="Arial Narrow" w:hAnsi="Arial Narrow" w:cs="Arial"/>
-                <w:lang w:val="en-US"/>
-              </w:rPr>
-              <w:t xml:space="preserve">          mask = (</w:t>
+              </w:rPr>
+            </w:pPr>
+            <w:r>
+              <w:rPr>
+                <w:rFonts w:ascii="Arial Narrow" w:hAnsi="Arial Narrow" w:cs="Arial"/>
+                <w:lang w:val="en-US"/>
+              </w:rPr>
+              <w:t xml:space="preserve">          </w:t>
             </w:r>
             <w:proofErr w:type="spellStart"/>
             <w:r>
               <w:rPr>
                 <w:rFonts w:ascii="Arial Narrow" w:hAnsi="Arial Narrow" w:cs="Arial"/>
-                <w:lang w:val="en-US"/>
+              </w:rPr>
+              <w:t>mask</w:t>
+            </w:r>
+            <w:proofErr w:type="spellEnd"/>
+            <w:r>
+              <w:rPr>
+                <w:rFonts w:ascii="Arial Narrow" w:hAnsi="Arial Narrow" w:cs="Arial"/>
+              </w:rPr>
+              <w:t xml:space="preserve"> = (</w:t>
+            </w:r>
+            <w:proofErr w:type="spellStart"/>
+            <w:r>
+              <w:rPr>
+                <w:rFonts w:ascii="Arial Narrow" w:hAnsi="Arial Narrow" w:cs="Arial"/>
               </w:rPr>
               <w:t>cmd</w:t>
             </w:r>
@@ -6690,7 +6549,6 @@
             <w:r>
               <w:rPr>
                 <w:rFonts w:ascii="Arial Narrow" w:hAnsi="Arial Narrow" w:cs="Arial"/>
-                <w:lang w:val="en-US"/>
               </w:rPr>
               <w:t>[1]-0x</w:t>
             </w:r>
@@ -6698,7 +6556,6 @@
             <w:r>
               <w:rPr>
                 <w:rFonts w:ascii="Arial Narrow" w:hAnsi="Arial Narrow" w:cs="Arial"/>
-                <w:lang w:val="en-US"/>
               </w:rPr>
               <w:t>30)&lt;</w:t>
             </w:r>
@@ -6706,7 +6563,6 @@
             <w:r>
               <w:rPr>
                 <w:rFonts w:ascii="Arial Narrow" w:hAnsi="Arial Narrow" w:cs="Arial"/>
-                <w:lang w:val="en-US"/>
               </w:rPr>
               <w:t xml:space="preserve">&lt;3U </w:t>
             </w:r>
@@ -6721,9 +6577,8 @@
             <w:r>
               <w:rPr>
                 <w:rFonts w:ascii="Arial Narrow" w:hAnsi="Arial Narrow" w:cs="Arial"/>
-                <w:lang w:val="en-US"/>
-              </w:rPr>
-              <w:t xml:space="preserve">               </w:t>
+              </w:rPr>
+              <w:t>               </w:t>
             </w:r>
             <w:r>
               <w:rPr>
@@ -6771,7 +6626,7 @@
               <w:rPr>
                 <w:rFonts w:ascii="Arial Narrow" w:hAnsi="Arial Narrow" w:cs="Arial"/>
               </w:rPr>
-              <w:t xml:space="preserve">               | (</w:t>
+              <w:t>               | (</w:t>
             </w:r>
             <w:proofErr w:type="spellStart"/>
             <w:r>
@@ -6813,7 +6668,7 @@
               <w:rPr>
                 <w:rFonts w:ascii="Arial Narrow" w:hAnsi="Arial Narrow" w:cs="Arial"/>
               </w:rPr>
-              <w:t xml:space="preserve">               | (</w:t>
+              <w:t>               | (</w:t>
             </w:r>
             <w:proofErr w:type="spellStart"/>
             <w:r>
@@ -6855,7 +6710,7 @@
               <w:rPr>
                 <w:rFonts w:ascii="Arial Narrow" w:hAnsi="Arial Narrow" w:cs="Arial"/>
               </w:rPr>
-              <w:t xml:space="preserve">          GPIOA-&gt;ODR = (GPIOA-&gt;ODR &amp; ~GPIO_ODR_OD5) | (</w:t>
+              <w:t>          GPIOA-&gt;ODR = (GPIOA-&gt;ODR &amp; ~GPIO_ODR_OD5) | (</w:t>
             </w:r>
             <w:proofErr w:type="spellStart"/>
             <w:r>
@@ -6898,7 +6753,7 @@
               <w:rPr>
                 <w:rFonts w:ascii="Arial Narrow" w:hAnsi="Arial Narrow" w:cs="Arial"/>
               </w:rPr>
-              <w:t xml:space="preserve">          </w:t>
+              <w:t xml:space="preserve">          </w:t>
             </w:r>
             <w:r>
               <w:rPr>
@@ -6921,7 +6776,7 @@
                 <w:rFonts w:ascii="Arial Narrow" w:hAnsi="Arial Narrow" w:cs="Arial"/>
                 <w:lang w:val="en-US"/>
               </w:rPr>
-              <w:t xml:space="preserve">        default: </w:t>
+              <w:t xml:space="preserve">        default: </w:t>
             </w:r>
           </w:p>
           <w:p>
@@ -6937,7 +6792,7 @@
                 <w:rFonts w:ascii="Arial Narrow" w:hAnsi="Arial Narrow" w:cs="Arial"/>
                 <w:lang w:val="en-US"/>
               </w:rPr>
-              <w:t xml:space="preserve">          break;</w:t>
+              <w:t>          break;</w:t>
             </w:r>
           </w:p>
           <w:p>
@@ -6953,7 +6808,7 @@
                 <w:rFonts w:ascii="Arial Narrow" w:hAnsi="Arial Narrow" w:cs="Arial"/>
                 <w:lang w:val="en-US"/>
               </w:rPr>
-              <w:t xml:space="preserve">      }</w:t>
+              <w:t>      }</w:t>
             </w:r>
           </w:p>
           <w:p>
@@ -6969,7 +6824,7 @@
                 <w:rFonts w:ascii="Arial Narrow" w:hAnsi="Arial Narrow" w:cs="Arial"/>
                 <w:lang w:val="en-US"/>
               </w:rPr>
-              <w:t xml:space="preserve">      </w:t>
+              <w:t xml:space="preserve">      </w:t>
             </w:r>
             <w:proofErr w:type="spellStart"/>
             <w:r>
@@ -7017,7 +6872,7 @@
                 <w:rFonts w:ascii="Arial Narrow" w:hAnsi="Arial Narrow" w:cs="Arial"/>
                 <w:lang w:val="en-US"/>
               </w:rPr>
-              <w:t xml:space="preserve">    }</w:t>
+              <w:t>    }</w:t>
             </w:r>
           </w:p>
           <w:p>
@@ -7033,7 +6888,7 @@
                 <w:rFonts w:ascii="Arial Narrow" w:hAnsi="Arial Narrow" w:cs="Arial"/>
                 <w:lang w:val="en-US"/>
               </w:rPr>
-              <w:t xml:space="preserve">  }</w:t>
+              <w:t>  }</w:t>
             </w:r>
           </w:p>
           <w:p>
@@ -7106,7 +6961,7 @@
                 <w:rFonts w:ascii="Arial Narrow" w:hAnsi="Arial Narrow" w:cs="Arial"/>
                 <w:lang w:val="en-US"/>
               </w:rPr>
-              <w:t xml:space="preserve">  static uint8_t index = 0; // Index for command string</w:t>
+              <w:t>  static uint8_t index = 0; // Index for command string</w:t>
             </w:r>
           </w:p>
           <w:p>
@@ -7122,7 +6977,7 @@
                 <w:rFonts w:ascii="Arial Narrow" w:hAnsi="Arial Narrow" w:cs="Arial"/>
                 <w:lang w:val="en-US"/>
               </w:rPr>
-              <w:t xml:space="preserve">  char </w:t>
+              <w:t xml:space="preserve">  char </w:t>
             </w:r>
             <w:proofErr w:type="spellStart"/>
             <w:r>
@@ -7138,7 +6993,7 @@
                 <w:rFonts w:ascii="Arial Narrow" w:hAnsi="Arial Narrow" w:cs="Arial"/>
                 <w:lang w:val="en-US"/>
               </w:rPr>
-              <w:t xml:space="preserve">      = 0; // Variable to hold transmitted or received character</w:t>
+              <w:t xml:space="preserve">      = 0; // Variable to hold transmitted or received character</w:t>
             </w:r>
           </w:p>
           <w:p>
@@ -7163,7 +7018,7 @@
                 <w:rFonts w:ascii="Arial Narrow" w:hAnsi="Arial Narrow" w:cs="Arial"/>
                 <w:lang w:val="en-US"/>
               </w:rPr>
-              <w:t xml:space="preserve">  </w:t>
+              <w:t xml:space="preserve">  </w:t>
             </w:r>
             <w:proofErr w:type="gramStart"/>
             <w:r>
@@ -7179,7 +7034,7 @@
                 <w:rFonts w:ascii="Arial Narrow" w:hAnsi="Arial Narrow" w:cs="Arial"/>
                 <w:lang w:val="en-US"/>
               </w:rPr>
-              <w:t>USART1-&gt;ISR &amp; USART_ISR_RXNE)           // Checking if RX generated the interrupt</w:t>
+              <w:t>USART1-&gt;ISR &amp; USART_ISR_RXNE)           // Checking if RX generated the interrupt</w:t>
             </w:r>
           </w:p>
           <w:p>
@@ -7195,7 +7050,7 @@
                 <w:rFonts w:ascii="Arial Narrow" w:hAnsi="Arial Narrow" w:cs="Arial"/>
                 <w:lang w:val="en-US"/>
               </w:rPr>
-              <w:t xml:space="preserve">  {</w:t>
+              <w:t>  {</w:t>
             </w:r>
           </w:p>
           <w:p>
@@ -7211,7 +7066,7 @@
                 <w:rFonts w:ascii="Arial Narrow" w:hAnsi="Arial Narrow" w:cs="Arial"/>
                 <w:lang w:val="en-US"/>
               </w:rPr>
-              <w:t xml:space="preserve">    USART1-&gt;ISR &amp;= ~USART_ISR_</w:t>
+              <w:t>    USART1-&gt;ISR &amp;= ~USART_ISR_</w:t>
             </w:r>
             <w:proofErr w:type="gramStart"/>
             <w:r>
@@ -7219,7 +7074,7 @@
                 <w:rFonts w:ascii="Arial Narrow" w:hAnsi="Arial Narrow" w:cs="Arial"/>
                 <w:lang w:val="en-US"/>
               </w:rPr>
-              <w:t xml:space="preserve">RXNE;   </w:t>
+              <w:t xml:space="preserve">RXNE;   </w:t>
             </w:r>
             <w:proofErr w:type="gramEnd"/>
             <w:r>
@@ -7227,7 +7082,7 @@
                 <w:rFonts w:ascii="Arial Narrow" w:hAnsi="Arial Narrow" w:cs="Arial"/>
                 <w:lang w:val="en-US"/>
               </w:rPr>
-              <w:t xml:space="preserve">       // Clearing the RX interrupt flag</w:t>
+              <w:t>       // Clearing the RX interrupt flag</w:t>
             </w:r>
           </w:p>
           <w:p>
@@ -7243,7 +7098,7 @@
                 <w:rFonts w:ascii="Arial Narrow" w:hAnsi="Arial Narrow" w:cs="Arial"/>
                 <w:lang w:val="en-US"/>
               </w:rPr>
-              <w:t xml:space="preserve">    </w:t>
+              <w:t xml:space="preserve">    </w:t>
             </w:r>
             <w:proofErr w:type="spellStart"/>
             <w:r>
@@ -7284,7 +7139,7 @@
                 <w:rFonts w:ascii="Arial Narrow" w:hAnsi="Arial Narrow" w:cs="Arial"/>
                 <w:lang w:val="en-US"/>
               </w:rPr>
-              <w:t xml:space="preserve">    USART1-&gt;TDR = </w:t>
+              <w:t xml:space="preserve">    USART1-&gt;TDR = </w:t>
             </w:r>
             <w:proofErr w:type="spellStart"/>
             <w:r>
@@ -7308,7 +7163,7 @@
                 <w:rFonts w:ascii="Arial Narrow" w:hAnsi="Arial Narrow" w:cs="Arial"/>
                 <w:lang w:val="en-US"/>
               </w:rPr>
-              <w:t xml:space="preserve">;   </w:t>
+              <w:t xml:space="preserve">;   </w:t>
             </w:r>
             <w:proofErr w:type="gramEnd"/>
             <w:r>
@@ -7316,7 +7171,7 @@
                 <w:rFonts w:ascii="Arial Narrow" w:hAnsi="Arial Narrow" w:cs="Arial"/>
                 <w:lang w:val="en-US"/>
               </w:rPr>
-              <w:t xml:space="preserve">               // Echoing received input</w:t>
+              <w:t>               // Echoing received input</w:t>
             </w:r>
           </w:p>
           <w:p>
@@ -7332,7 +7187,7 @@
                 <w:rFonts w:ascii="Arial Narrow" w:hAnsi="Arial Narrow" w:cs="Arial"/>
                 <w:lang w:val="en-US"/>
               </w:rPr>
-              <w:t xml:space="preserve">    </w:t>
+              <w:t xml:space="preserve">    </w:t>
             </w:r>
             <w:proofErr w:type="gramStart"/>
             <w:r>
@@ -7373,7 +7228,7 @@
                 <w:rFonts w:ascii="Arial Narrow" w:hAnsi="Arial Narrow" w:cs="Arial"/>
                 <w:lang w:val="en-US"/>
               </w:rPr>
-              <w:t xml:space="preserve">    </w:t>
+              <w:t xml:space="preserve">    </w:t>
             </w:r>
             <w:proofErr w:type="spellStart"/>
             <w:r>
@@ -7413,7 +7268,7 @@
                 <w:rFonts w:ascii="Arial Narrow" w:hAnsi="Arial Narrow" w:cs="Arial"/>
                 <w:lang w:val="en-US"/>
               </w:rPr>
-              <w:t xml:space="preserve">;   </w:t>
+              <w:t xml:space="preserve">;   </w:t>
             </w:r>
             <w:proofErr w:type="gramEnd"/>
             <w:r>
@@ -7421,7 +7276,7 @@
                 <w:rFonts w:ascii="Arial Narrow" w:hAnsi="Arial Narrow" w:cs="Arial"/>
                 <w:lang w:val="en-US"/>
               </w:rPr>
-              <w:t xml:space="preserve">                      // Adding received character into command string</w:t>
+              <w:t>                      // Adding received character into command string</w:t>
             </w:r>
           </w:p>
           <w:p>
@@ -7437,7 +7292,7 @@
                 <w:rFonts w:ascii="Arial Narrow" w:hAnsi="Arial Narrow" w:cs="Arial"/>
                 <w:lang w:val="en-US"/>
               </w:rPr>
-              <w:t xml:space="preserve">    index&gt;5 || </w:t>
+              <w:t xml:space="preserve">    index&gt;5 || </w:t>
             </w:r>
             <w:proofErr w:type="spellStart"/>
             <w:r>
@@ -7485,7 +7340,7 @@
                 <w:rFonts w:ascii="Arial Narrow" w:hAnsi="Arial Narrow" w:cs="Arial"/>
                 <w:lang w:val="en-US"/>
               </w:rPr>
-              <w:t xml:space="preserve">                                                     // termination character found</w:t>
+              <w:t>                                                     // termination character found</w:t>
             </w:r>
           </w:p>
           <w:p>
@@ -7501,7 +7356,7 @@
                 <w:rFonts w:ascii="Arial Narrow" w:hAnsi="Arial Narrow" w:cs="Arial"/>
                 <w:lang w:val="en-US"/>
               </w:rPr>
-              <w:t xml:space="preserve">  }</w:t>
+              <w:t>  }</w:t>
             </w:r>
           </w:p>
           <w:p>
@@ -7534,6 +7389,185 @@
               <w:spacing w:after="0" w:line="240" w:lineRule="auto"/>
               <w:rPr>
                 <w:rFonts w:ascii="Arial Narrow" w:hAnsi="Arial Narrow" w:cs="Arial"/>
+              </w:rPr>
+            </w:pPr>
+            <w:proofErr w:type="spellStart"/>
+            <w:r>
+              <w:rPr>
+                <w:rFonts w:ascii="Arial Narrow" w:hAnsi="Arial Narrow" w:cs="Arial"/>
+              </w:rPr>
+              <w:t>void</w:t>
+            </w:r>
+            <w:proofErr w:type="spellEnd"/>
+            <w:r>
+              <w:rPr>
+                <w:rFonts w:ascii="Arial Narrow" w:hAnsi="Arial Narrow" w:cs="Arial"/>
+              </w:rPr>
+              <w:t xml:space="preserve"> usart1_tx_</w:t>
+            </w:r>
+            <w:proofErr w:type="gramStart"/>
+            <w:r>
+              <w:rPr>
+                <w:rFonts w:ascii="Arial Narrow" w:hAnsi="Arial Narrow" w:cs="Arial"/>
+              </w:rPr>
+              <w:t>byte(</w:t>
+            </w:r>
+            <w:proofErr w:type="spellStart"/>
+            <w:proofErr w:type="gramEnd"/>
+            <w:r>
+              <w:rPr>
+                <w:rFonts w:ascii="Arial Narrow" w:hAnsi="Arial Narrow" w:cs="Arial"/>
+              </w:rPr>
+              <w:t>char</w:t>
+            </w:r>
+            <w:proofErr w:type="spellEnd"/>
+            <w:r>
+              <w:rPr>
+                <w:rFonts w:ascii="Arial Narrow" w:hAnsi="Arial Narrow" w:cs="Arial"/>
+              </w:rPr>
+              <w:t xml:space="preserve"> </w:t>
+            </w:r>
+            <w:proofErr w:type="spellStart"/>
+            <w:r>
+              <w:rPr>
+                <w:rFonts w:ascii="Arial Narrow" w:hAnsi="Arial Narrow" w:cs="Arial"/>
+              </w:rPr>
+              <w:t>ascii_char</w:t>
+            </w:r>
+            <w:proofErr w:type="spellEnd"/>
+            <w:r>
+              <w:rPr>
+                <w:rFonts w:ascii="Arial Narrow" w:hAnsi="Arial Narrow" w:cs="Arial"/>
+              </w:rPr>
+              <w:t>)</w:t>
+            </w:r>
+          </w:p>
+          <w:p>
+            <w:pPr>
+              <w:spacing w:after="0" w:line="240" w:lineRule="auto"/>
+              <w:rPr>
+                <w:rFonts w:ascii="Arial Narrow" w:hAnsi="Arial Narrow" w:cs="Arial"/>
+                <w:lang w:val="en-US"/>
+              </w:rPr>
+            </w:pPr>
+            <w:r>
+              <w:rPr>
+                <w:rFonts w:ascii="Arial Narrow" w:hAnsi="Arial Narrow" w:cs="Arial"/>
+                <w:lang w:val="en-US"/>
+              </w:rPr>
+              <w:t>{</w:t>
+            </w:r>
+          </w:p>
+          <w:p>
+            <w:pPr>
+              <w:spacing w:after="0" w:line="240" w:lineRule="auto"/>
+              <w:rPr>
+                <w:rFonts w:ascii="Arial Narrow" w:hAnsi="Arial Narrow" w:cs="Arial"/>
+                <w:lang w:val="en-US"/>
+              </w:rPr>
+            </w:pPr>
+            <w:r>
+              <w:rPr>
+                <w:rFonts w:ascii="Arial Narrow" w:hAnsi="Arial Narrow" w:cs="Arial"/>
+                <w:lang w:val="en-US"/>
+              </w:rPr>
+              <w:t xml:space="preserve">  USART1-&gt;TDR = </w:t>
+            </w:r>
+            <w:proofErr w:type="spellStart"/>
+            <w:r>
+              <w:rPr>
+                <w:rFonts w:ascii="Arial Narrow" w:hAnsi="Arial Narrow" w:cs="Arial"/>
+                <w:lang w:val="en-US"/>
+              </w:rPr>
+              <w:t>ascii_</w:t>
+            </w:r>
+            <w:proofErr w:type="gramStart"/>
+            <w:r>
+              <w:rPr>
+                <w:rFonts w:ascii="Arial Narrow" w:hAnsi="Arial Narrow" w:cs="Arial"/>
+                <w:lang w:val="en-US"/>
+              </w:rPr>
+              <w:t>char</w:t>
+            </w:r>
+            <w:proofErr w:type="spellEnd"/>
+            <w:r>
+              <w:rPr>
+                <w:rFonts w:ascii="Arial Narrow" w:hAnsi="Arial Narrow" w:cs="Arial"/>
+                <w:lang w:val="en-US"/>
+              </w:rPr>
+              <w:t xml:space="preserve">;   </w:t>
+            </w:r>
+            <w:proofErr w:type="gramEnd"/>
+            <w:r>
+              <w:rPr>
+                <w:rFonts w:ascii="Arial Narrow" w:hAnsi="Arial Narrow" w:cs="Arial"/>
+                <w:lang w:val="en-US"/>
+              </w:rPr>
+              <w:t>                // Echoing received input</w:t>
+            </w:r>
+          </w:p>
+          <w:p>
+            <w:pPr>
+              <w:spacing w:after="0" w:line="240" w:lineRule="auto"/>
+              <w:rPr>
+                <w:rFonts w:ascii="Arial Narrow" w:hAnsi="Arial Narrow" w:cs="Arial"/>
+                <w:lang w:val="en-US"/>
+              </w:rPr>
+            </w:pPr>
+            <w:r>
+              <w:rPr>
+                <w:rFonts w:ascii="Arial Narrow" w:hAnsi="Arial Narrow" w:cs="Arial"/>
+                <w:lang w:val="en-US"/>
+              </w:rPr>
+              <w:t xml:space="preserve">  </w:t>
+            </w:r>
+            <w:proofErr w:type="gramStart"/>
+            <w:r>
+              <w:rPr>
+                <w:rFonts w:ascii="Arial Narrow" w:hAnsi="Arial Narrow" w:cs="Arial"/>
+                <w:lang w:val="en-US"/>
+              </w:rPr>
+              <w:t>while( !</w:t>
+            </w:r>
+            <w:proofErr w:type="gramEnd"/>
+            <w:r>
+              <w:rPr>
+                <w:rFonts w:ascii="Arial Narrow" w:hAnsi="Arial Narrow" w:cs="Arial"/>
+                <w:lang w:val="en-US"/>
+              </w:rPr>
+              <w:t>( USART1-&gt;ISR &amp; USART_ISR_TXE ) );  // Waiting for transmission to be over</w:t>
+            </w:r>
+          </w:p>
+          <w:p>
+            <w:pPr>
+              <w:spacing w:after="0" w:line="240" w:lineRule="auto"/>
+              <w:rPr>
+                <w:rFonts w:ascii="Arial Narrow" w:hAnsi="Arial Narrow" w:cs="Arial"/>
+                <w:lang w:val="en-US"/>
+              </w:rPr>
+            </w:pPr>
+            <w:r>
+              <w:rPr>
+                <w:rFonts w:ascii="Arial Narrow" w:hAnsi="Arial Narrow" w:cs="Arial"/>
+                <w:lang w:val="en-US"/>
+              </w:rPr>
+              <w:t>}</w:t>
+            </w:r>
+          </w:p>
+          <w:p>
+            <w:pPr>
+              <w:spacing w:after="0" w:line="240" w:lineRule="auto"/>
+              <w:rPr>
+                <w:rFonts w:ascii="Arial Narrow" w:hAnsi="Arial Narrow" w:cs="Arial"/>
+                <w:lang w:val="en-US"/>
+              </w:rPr>
+            </w:pPr>
+          </w:p>
+          <w:p>
+            <w:pPr>
+              <w:spacing w:after="0" w:line="240" w:lineRule="auto"/>
+              <w:rPr>
+                <w:rFonts w:ascii="Arial Narrow" w:hAnsi="Arial Narrow" w:cs="Arial"/>
                 <w:lang w:val="en-US"/>
               </w:rPr>
             </w:pPr>
@@ -7550,7 +7584,7 @@
                 <w:rFonts w:ascii="Arial Narrow" w:hAnsi="Arial Narrow" w:cs="Arial"/>
                 <w:lang w:val="en-US"/>
               </w:rPr>
-              <w:t>byte(</w:t>
+              <w:t>string(</w:t>
             </w:r>
             <w:proofErr w:type="gramEnd"/>
             <w:r>
@@ -7558,7 +7592,7 @@
                 <w:rFonts w:ascii="Arial Narrow" w:hAnsi="Arial Narrow" w:cs="Arial"/>
                 <w:lang w:val="en-US"/>
               </w:rPr>
-              <w:t xml:space="preserve">char </w:t>
+              <w:t xml:space="preserve">char* </w:t>
             </w:r>
             <w:proofErr w:type="spellStart"/>
             <w:r>
@@ -7566,7 +7600,7 @@
                 <w:rFonts w:ascii="Arial Narrow" w:hAnsi="Arial Narrow" w:cs="Arial"/>
                 <w:lang w:val="en-US"/>
               </w:rPr>
-              <w:t>ascii_char</w:t>
+              <w:t>ascii_string</w:t>
             </w:r>
             <w:proofErr w:type="spellEnd"/>
             <w:r>
@@ -7574,7 +7608,7 @@
                 <w:rFonts w:ascii="Arial Narrow" w:hAnsi="Arial Narrow" w:cs="Arial"/>
                 <w:lang w:val="en-US"/>
               </w:rPr>
-              <w:t>)</w:t>
+              <w:t>)     // Transmitting characters one-by-one</w:t>
             </w:r>
           </w:p>
           <w:p>
@@ -7590,6 +7624,38 @@
                 <w:rFonts w:ascii="Arial Narrow" w:hAnsi="Arial Narrow" w:cs="Arial"/>
                 <w:lang w:val="en-US"/>
               </w:rPr>
+              <w:t>                                              /</w:t>
+            </w:r>
+            <w:proofErr w:type="gramStart"/>
+            <w:r>
+              <w:rPr>
+                <w:rFonts w:ascii="Arial Narrow" w:hAnsi="Arial Narrow" w:cs="Arial"/>
+                <w:lang w:val="en-US"/>
+              </w:rPr>
+              <w:t>/  until</w:t>
+            </w:r>
+            <w:proofErr w:type="gramEnd"/>
+            <w:r>
+              <w:rPr>
+                <w:rFonts w:ascii="Arial Narrow" w:hAnsi="Arial Narrow" w:cs="Arial"/>
+                <w:lang w:val="en-US"/>
+              </w:rPr>
+              <w:t xml:space="preserve"> end of string</w:t>
+            </w:r>
+          </w:p>
+          <w:p>
+            <w:pPr>
+              <w:spacing w:after="0" w:line="240" w:lineRule="auto"/>
+              <w:rPr>
+                <w:rFonts w:ascii="Arial Narrow" w:hAnsi="Arial Narrow" w:cs="Arial"/>
+                <w:lang w:val="en-US"/>
+              </w:rPr>
+            </w:pPr>
+            <w:r>
+              <w:rPr>
+                <w:rFonts w:ascii="Arial Narrow" w:hAnsi="Arial Narrow" w:cs="Arial"/>
+                <w:lang w:val="en-US"/>
+              </w:rPr>
               <w:t>{</w:t>
             </w:r>
           </w:p>
@@ -7606,7 +7672,23 @@
                 <w:rFonts w:ascii="Arial Narrow" w:hAnsi="Arial Narrow" w:cs="Arial"/>
                 <w:lang w:val="en-US"/>
               </w:rPr>
-              <w:t xml:space="preserve">  USART1-&gt;TDR = </w:t>
+              <w:t xml:space="preserve">  </w:t>
+            </w:r>
+            <w:proofErr w:type="gramStart"/>
+            <w:r>
+              <w:rPr>
+                <w:rFonts w:ascii="Arial Narrow" w:hAnsi="Arial Narrow" w:cs="Arial"/>
+                <w:lang w:val="en-US"/>
+              </w:rPr>
+              <w:t>for(</w:t>
+            </w:r>
+            <w:proofErr w:type="gramEnd"/>
+            <w:r>
+              <w:rPr>
+                <w:rFonts w:ascii="Arial Narrow" w:hAnsi="Arial Narrow" w:cs="Arial"/>
+                <w:lang w:val="en-US"/>
+              </w:rPr>
+              <w:t xml:space="preserve">uint8_t index=0; </w:t>
             </w:r>
             <w:proofErr w:type="spellStart"/>
             <w:r>
@@ -7614,7 +7696,7 @@
                 <w:rFonts w:ascii="Arial Narrow" w:hAnsi="Arial Narrow" w:cs="Arial"/>
                 <w:lang w:val="en-US"/>
               </w:rPr>
-              <w:t>ascii_char</w:t>
+              <w:t>ascii_string</w:t>
             </w:r>
             <w:proofErr w:type="spellEnd"/>
             <w:r>
@@ -7622,64 +7704,7 @@
                 <w:rFonts w:ascii="Arial Narrow" w:hAnsi="Arial Narrow" w:cs="Arial"/>
                 <w:lang w:val="en-US"/>
               </w:rPr>
-              <w:t>;</w:t>
-            </w:r>
-            <w:r>
-              <w:rPr>
-                <w:rFonts w:ascii="Arial Narrow" w:hAnsi="Arial Narrow" w:cs="Arial"/>
-                <w:lang w:val="en-US"/>
-              </w:rPr>
-              <w:tab/>
-            </w:r>
-            <w:r>
-              <w:rPr>
-                <w:rFonts w:ascii="Arial Narrow" w:hAnsi="Arial Narrow" w:cs="Arial"/>
-                <w:lang w:val="en-US"/>
-              </w:rPr>
-              <w:tab/>
-            </w:r>
-            <w:r>
-              <w:rPr>
-                <w:rFonts w:ascii="Arial Narrow" w:hAnsi="Arial Narrow" w:cs="Arial"/>
-                <w:lang w:val="en-US"/>
-              </w:rPr>
-              <w:tab/>
-            </w:r>
-            <w:r>
-              <w:rPr>
-                <w:rFonts w:ascii="Arial Narrow" w:hAnsi="Arial Narrow" w:cs="Arial"/>
-                <w:lang w:val="en-US"/>
-              </w:rPr>
-              <w:tab/>
-            </w:r>
-            <w:r>
-              <w:rPr>
-                <w:rFonts w:ascii="Arial Narrow" w:hAnsi="Arial Narrow" w:cs="Arial"/>
-                <w:lang w:val="en-US"/>
-              </w:rPr>
-              <w:tab/>
-            </w:r>
-            <w:r>
-              <w:rPr>
-                <w:rFonts w:ascii="Arial Narrow" w:hAnsi="Arial Narrow" w:cs="Arial"/>
-                <w:lang w:val="en-US"/>
-              </w:rPr>
-              <w:tab/>
-            </w:r>
-            <w:r>
-              <w:rPr>
-                <w:rFonts w:ascii="Arial Narrow" w:hAnsi="Arial Narrow" w:cs="Arial"/>
-                <w:lang w:val="en-US"/>
-              </w:rPr>
-              <w:tab/>
-            </w:r>
-            <w:r>
-              <w:rPr>
-                <w:rFonts w:ascii="Arial Narrow" w:hAnsi="Arial Narrow" w:cs="Arial"/>
-                <w:lang w:val="en-US"/>
-              </w:rPr>
-              <w:tab/>
-              <w:t xml:space="preserve">    // Echoing received input</w:t>
+              <w:t>[index] != '\0'; index++)</w:t>
             </w:r>
           </w:p>
           <w:p>
@@ -7695,31 +7720,23 @@
                 <w:rFonts w:ascii="Arial Narrow" w:hAnsi="Arial Narrow" w:cs="Arial"/>
                 <w:lang w:val="en-US"/>
               </w:rPr>
-              <w:t xml:space="preserve">  </w:t>
-            </w:r>
-            <w:proofErr w:type="gramStart"/>
-            <w:r>
-              <w:rPr>
-                <w:rFonts w:ascii="Arial Narrow" w:hAnsi="Arial Narrow" w:cs="Arial"/>
-                <w:lang w:val="en-US"/>
-              </w:rPr>
-              <w:t>while( !</w:t>
-            </w:r>
-            <w:proofErr w:type="gramEnd"/>
-            <w:r>
-              <w:rPr>
-                <w:rFonts w:ascii="Arial Narrow" w:hAnsi="Arial Narrow" w:cs="Arial"/>
-                <w:lang w:val="en-US"/>
-              </w:rPr>
-              <w:t>( USART1-&gt;ISR &amp; USART_ISR_TXE ) );</w:t>
-            </w:r>
-            <w:r>
-              <w:rPr>
-                <w:rFonts w:ascii="Arial Narrow" w:hAnsi="Arial Narrow" w:cs="Arial"/>
-                <w:lang w:val="en-US"/>
-              </w:rPr>
-              <w:tab/>
-              <w:t>// Waiting for transmission to be over</w:t>
+              <w:t>    usart1_tx_byte(</w:t>
+            </w:r>
+            <w:proofErr w:type="spellStart"/>
+            <w:r>
+              <w:rPr>
+                <w:rFonts w:ascii="Arial Narrow" w:hAnsi="Arial Narrow" w:cs="Arial"/>
+                <w:lang w:val="en-US"/>
+              </w:rPr>
+              <w:t>ascii_string</w:t>
+            </w:r>
+            <w:proofErr w:type="spellEnd"/>
+            <w:r>
+              <w:rPr>
+                <w:rFonts w:ascii="Arial Narrow" w:hAnsi="Arial Narrow" w:cs="Arial"/>
+                <w:lang w:val="en-US"/>
+              </w:rPr>
+              <w:t>[index]);</w:t>
             </w:r>
           </w:p>
           <w:p>
@@ -7735,328 +7752,52 @@
                 <w:rFonts w:ascii="Arial Narrow" w:hAnsi="Arial Narrow" w:cs="Arial"/>
                 <w:lang w:val="en-US"/>
               </w:rPr>
-              <w:t>}</w:t>
-            </w:r>
-          </w:p>
-          <w:p>
-            <w:pPr>
-              <w:spacing w:after="0" w:line="240" w:lineRule="auto"/>
-              <w:rPr>
-                <w:rFonts w:ascii="Arial Narrow" w:hAnsi="Arial Narrow" w:cs="Arial"/>
-                <w:lang w:val="en-US"/>
-              </w:rPr>
-            </w:pPr>
-          </w:p>
-          <w:p>
-            <w:pPr>
-              <w:spacing w:after="0" w:line="240" w:lineRule="auto"/>
-              <w:rPr>
-                <w:rFonts w:ascii="Arial Narrow" w:hAnsi="Arial Narrow" w:cs="Arial"/>
-                <w:lang w:val="en-US"/>
-              </w:rPr>
-            </w:pPr>
-            <w:r>
-              <w:rPr>
-                <w:rFonts w:ascii="Arial Narrow" w:hAnsi="Arial Narrow" w:cs="Arial"/>
-                <w:lang w:val="en-US"/>
-              </w:rPr>
-              <w:t>void usart1_tx_</w:t>
-            </w:r>
-            <w:proofErr w:type="gramStart"/>
-            <w:r>
-              <w:rPr>
-                <w:rFonts w:ascii="Arial Narrow" w:hAnsi="Arial Narrow" w:cs="Arial"/>
-                <w:lang w:val="en-US"/>
-              </w:rPr>
-              <w:t>string(</w:t>
-            </w:r>
-            <w:proofErr w:type="gramEnd"/>
-            <w:r>
-              <w:rPr>
-                <w:rFonts w:ascii="Arial Narrow" w:hAnsi="Arial Narrow" w:cs="Arial"/>
-                <w:lang w:val="en-US"/>
-              </w:rPr>
-              <w:t xml:space="preserve">char* </w:t>
-            </w:r>
-            <w:proofErr w:type="spellStart"/>
-            <w:r>
-              <w:rPr>
-                <w:rFonts w:ascii="Arial Narrow" w:hAnsi="Arial Narrow" w:cs="Arial"/>
-                <w:lang w:val="en-US"/>
-              </w:rPr>
-              <w:t>ascii_string</w:t>
-            </w:r>
-            <w:proofErr w:type="spellEnd"/>
-            <w:r>
-              <w:rPr>
-                <w:rFonts w:ascii="Arial Narrow" w:hAnsi="Arial Narrow" w:cs="Arial"/>
-                <w:lang w:val="en-US"/>
-              </w:rPr>
-              <w:t>)</w:t>
-            </w:r>
-            <w:r>
-              <w:rPr>
-                <w:rFonts w:ascii="Arial Narrow" w:hAnsi="Arial Narrow" w:cs="Arial"/>
-                <w:lang w:val="en-US"/>
-              </w:rPr>
-              <w:tab/>
-            </w:r>
-            <w:r>
-              <w:rPr>
-                <w:rFonts w:ascii="Arial Narrow" w:hAnsi="Arial Narrow" w:cs="Arial"/>
-                <w:lang w:val="en-US"/>
-              </w:rPr>
-              <w:tab/>
-            </w:r>
-            <w:r>
-              <w:rPr>
-                <w:rFonts w:ascii="Arial Narrow" w:hAnsi="Arial Narrow" w:cs="Arial"/>
-                <w:lang w:val="en-US"/>
-              </w:rPr>
-              <w:tab/>
-              <w:t>// Transmitting characters one-by-one</w:t>
-            </w:r>
-          </w:p>
-          <w:p>
-            <w:pPr>
-              <w:spacing w:after="0" w:line="240" w:lineRule="auto"/>
-              <w:rPr>
-                <w:rFonts w:ascii="Arial Narrow" w:hAnsi="Arial Narrow" w:cs="Arial"/>
-                <w:lang w:val="en-US"/>
-              </w:rPr>
-            </w:pPr>
-            <w:r>
-              <w:rPr>
-                <w:rFonts w:ascii="Arial Narrow" w:hAnsi="Arial Narrow" w:cs="Arial"/>
-                <w:lang w:val="en-US"/>
-              </w:rPr>
-              <w:tab/>
-            </w:r>
-            <w:r>
-              <w:rPr>
-                <w:rFonts w:ascii="Arial Narrow" w:hAnsi="Arial Narrow" w:cs="Arial"/>
-                <w:lang w:val="en-US"/>
-              </w:rPr>
-              <w:tab/>
-            </w:r>
-            <w:r>
-              <w:rPr>
-                <w:rFonts w:ascii="Arial Narrow" w:hAnsi="Arial Narrow" w:cs="Arial"/>
-                <w:lang w:val="en-US"/>
-              </w:rPr>
-              <w:tab/>
-            </w:r>
-            <w:r>
-              <w:rPr>
-                <w:rFonts w:ascii="Arial Narrow" w:hAnsi="Arial Narrow" w:cs="Arial"/>
-                <w:lang w:val="en-US"/>
-              </w:rPr>
-              <w:tab/>
-            </w:r>
-            <w:r>
-              <w:rPr>
-                <w:rFonts w:ascii="Arial Narrow" w:hAnsi="Arial Narrow" w:cs="Arial"/>
-                <w:lang w:val="en-US"/>
-              </w:rPr>
-              <w:tab/>
-            </w:r>
-            <w:r>
-              <w:rPr>
-                <w:rFonts w:ascii="Arial Narrow" w:hAnsi="Arial Narrow" w:cs="Arial"/>
-                <w:lang w:val="en-US"/>
-              </w:rPr>
-              <w:tab/>
-            </w:r>
-            <w:r>
-              <w:rPr>
-                <w:rFonts w:ascii="Arial Narrow" w:hAnsi="Arial Narrow" w:cs="Arial"/>
-                <w:lang w:val="en-US"/>
-              </w:rPr>
-              <w:tab/>
-            </w:r>
-            <w:r>
-              <w:rPr>
-                <w:rFonts w:ascii="Arial Narrow" w:hAnsi="Arial Narrow" w:cs="Arial"/>
-                <w:lang w:val="en-US"/>
-              </w:rPr>
-              <w:tab/>
-            </w:r>
-            <w:r>
-              <w:rPr>
-                <w:rFonts w:ascii="Arial Narrow" w:hAnsi="Arial Narrow" w:cs="Arial"/>
-                <w:lang w:val="en-US"/>
-              </w:rPr>
-              <w:tab/>
-            </w:r>
-            <w:r>
-              <w:rPr>
-                <w:rFonts w:ascii="Arial Narrow" w:hAnsi="Arial Narrow" w:cs="Arial"/>
-                <w:lang w:val="en-US"/>
-              </w:rPr>
-              <w:tab/>
-            </w:r>
-            <w:r>
-              <w:rPr>
-                <w:rFonts w:ascii="Arial Narrow" w:hAnsi="Arial Narrow" w:cs="Arial"/>
-                <w:lang w:val="en-US"/>
-              </w:rPr>
-              <w:tab/>
-            </w:r>
-            <w:r>
-              <w:rPr>
-                <w:rFonts w:ascii="Arial Narrow" w:hAnsi="Arial Narrow" w:cs="Arial"/>
-                <w:lang w:val="en-US"/>
-              </w:rPr>
-              <w:tab/>
-            </w:r>
-            <w:r>
-              <w:rPr>
-                <w:rFonts w:ascii="Arial Narrow" w:hAnsi="Arial Narrow" w:cs="Arial"/>
-                <w:lang w:val="en-US"/>
-              </w:rPr>
-              <w:tab/>
-            </w:r>
-            <w:r>
-              <w:rPr>
-                <w:rFonts w:ascii="Arial Narrow" w:hAnsi="Arial Narrow" w:cs="Arial"/>
-                <w:lang w:val="en-US"/>
-              </w:rPr>
-              <w:tab/>
-              <w:t xml:space="preserve">                  /</w:t>
-            </w:r>
-            <w:proofErr w:type="gramStart"/>
-            <w:r>
-              <w:rPr>
-                <w:rFonts w:ascii="Arial Narrow" w:hAnsi="Arial Narrow" w:cs="Arial"/>
-                <w:lang w:val="en-US"/>
-              </w:rPr>
-              <w:t>/  until</w:t>
-            </w:r>
-            <w:proofErr w:type="gramEnd"/>
-            <w:r>
-              <w:rPr>
-                <w:rFonts w:ascii="Arial Narrow" w:hAnsi="Arial Narrow" w:cs="Arial"/>
-                <w:lang w:val="en-US"/>
-              </w:rPr>
-              <w:t xml:space="preserve"> end of string</w:t>
-            </w:r>
-          </w:p>
-          <w:p>
-            <w:pPr>
-              <w:spacing w:after="0" w:line="240" w:lineRule="auto"/>
-              <w:rPr>
-                <w:rFonts w:ascii="Arial Narrow" w:hAnsi="Arial Narrow" w:cs="Arial"/>
-                <w:lang w:val="en-US"/>
-              </w:rPr>
-            </w:pPr>
-            <w:r>
-              <w:rPr>
-                <w:rFonts w:ascii="Arial Narrow" w:hAnsi="Arial Narrow" w:cs="Arial"/>
-                <w:lang w:val="en-US"/>
-              </w:rPr>
-              <w:t>{</w:t>
-            </w:r>
-          </w:p>
-          <w:p>
-            <w:pPr>
-              <w:spacing w:after="0" w:line="240" w:lineRule="auto"/>
-              <w:rPr>
-                <w:rFonts w:ascii="Arial Narrow" w:hAnsi="Arial Narrow" w:cs="Arial"/>
-                <w:lang w:val="en-US"/>
-              </w:rPr>
-            </w:pPr>
-            <w:r>
-              <w:rPr>
-                <w:rFonts w:ascii="Arial Narrow" w:hAnsi="Arial Narrow" w:cs="Arial"/>
-                <w:lang w:val="en-US"/>
-              </w:rPr>
-              <w:t xml:space="preserve">  </w:t>
-            </w:r>
-            <w:proofErr w:type="gramStart"/>
-            <w:r>
-              <w:rPr>
-                <w:rFonts w:ascii="Arial Narrow" w:hAnsi="Arial Narrow" w:cs="Arial"/>
-                <w:lang w:val="en-US"/>
-              </w:rPr>
-              <w:t>for(</w:t>
-            </w:r>
-            <w:proofErr w:type="gramEnd"/>
-            <w:r>
-              <w:rPr>
-                <w:rFonts w:ascii="Arial Narrow" w:hAnsi="Arial Narrow" w:cs="Arial"/>
-                <w:lang w:val="en-US"/>
-              </w:rPr>
-              <w:t xml:space="preserve">uint8_t index=0; </w:t>
-            </w:r>
-            <w:proofErr w:type="spellStart"/>
-            <w:r>
-              <w:rPr>
-                <w:rFonts w:ascii="Arial Narrow" w:hAnsi="Arial Narrow" w:cs="Arial"/>
-                <w:lang w:val="en-US"/>
-              </w:rPr>
-              <w:t>ascii_string</w:t>
-            </w:r>
-            <w:proofErr w:type="spellEnd"/>
-            <w:r>
-              <w:rPr>
-                <w:rFonts w:ascii="Arial Narrow" w:hAnsi="Arial Narrow" w:cs="Arial"/>
-                <w:lang w:val="en-US"/>
-              </w:rPr>
-              <w:t>[index] != '\0'; index++)</w:t>
-            </w:r>
-          </w:p>
-          <w:p>
-            <w:pPr>
-              <w:spacing w:after="0" w:line="240" w:lineRule="auto"/>
-              <w:rPr>
-                <w:rFonts w:ascii="Arial Narrow" w:hAnsi="Arial Narrow" w:cs="Arial"/>
-                <w:lang w:val="en-US"/>
-              </w:rPr>
-            </w:pPr>
-            <w:r>
-              <w:rPr>
-                <w:rFonts w:ascii="Arial Narrow" w:hAnsi="Arial Narrow" w:cs="Arial"/>
-                <w:lang w:val="en-US"/>
-              </w:rPr>
-              <w:t xml:space="preserve">    usart1_tx_byte(</w:t>
-            </w:r>
-            <w:proofErr w:type="spellStart"/>
-            <w:r>
-              <w:rPr>
-                <w:rFonts w:ascii="Arial Narrow" w:hAnsi="Arial Narrow" w:cs="Arial"/>
-                <w:lang w:val="en-US"/>
-              </w:rPr>
-              <w:t>ascii_string</w:t>
-            </w:r>
-            <w:proofErr w:type="spellEnd"/>
-            <w:r>
-              <w:rPr>
-                <w:rFonts w:ascii="Arial Narrow" w:hAnsi="Arial Narrow" w:cs="Arial"/>
-                <w:lang w:val="en-US"/>
-              </w:rPr>
-              <w:t>[index]);</w:t>
-            </w:r>
-          </w:p>
-          <w:p>
-            <w:pPr>
-              <w:spacing w:after="0" w:line="240" w:lineRule="auto"/>
-              <w:rPr>
-                <w:rFonts w:ascii="Arial Narrow" w:hAnsi="Arial Narrow" w:cs="Arial"/>
-                <w:lang w:val="en-US"/>
-              </w:rPr>
-            </w:pPr>
-            <w:r>
-              <w:rPr>
-                <w:rFonts w:ascii="Arial Narrow" w:hAnsi="Arial Narrow" w:cs="Arial"/>
-                <w:lang w:val="en-US"/>
-              </w:rPr>
-              <w:lastRenderedPageBreak/>
               <w:t>}</w:t>
             </w:r>
           </w:p>
         </w:tc>
       </w:tr>
     </w:tbl>
+    <w:p>
+      <w:pPr>
+        <w:spacing w:after="0" w:line="240" w:lineRule="auto"/>
+        <w:jc w:val="both"/>
+        <w:rPr>
+          <w:rFonts w:ascii="Arial Narrow" w:hAnsi="Arial Narrow" w:cs="Arial"/>
+          <w:lang w:val="en-US"/>
+        </w:rPr>
+      </w:pPr>
+    </w:p>
+    <w:p>
+      <w:pPr>
+        <w:spacing w:after="0" w:line="240" w:lineRule="auto"/>
+        <w:jc w:val="both"/>
+        <w:rPr>
+          <w:rFonts w:ascii="Arial Narrow" w:hAnsi="Arial Narrow" w:cs="Arial"/>
+          <w:lang w:val="en-US"/>
+        </w:rPr>
+      </w:pPr>
+    </w:p>
+    <w:p>
+      <w:pPr>
+        <w:spacing w:after="0" w:line="240" w:lineRule="auto"/>
+        <w:jc w:val="both"/>
+        <w:rPr>
+          <w:rFonts w:ascii="Arial Narrow" w:hAnsi="Arial Narrow" w:cs="Arial"/>
+          <w:lang w:val="en-US"/>
+        </w:rPr>
+      </w:pPr>
+    </w:p>
+    <w:p>
+      <w:pPr>
+        <w:spacing w:after="0" w:line="240" w:lineRule="auto"/>
+        <w:jc w:val="both"/>
+        <w:rPr>
+          <w:rFonts w:ascii="Arial Narrow" w:hAnsi="Arial Narrow" w:cs="Arial"/>
+          <w:lang w:val="en-US"/>
+        </w:rPr>
+      </w:pPr>
+    </w:p>
     <w:p>
       <w:pPr>
         <w:spacing w:after="0" w:line="240" w:lineRule="auto"/>
@@ -8097,6 +7838,7 @@
           <w:rFonts w:ascii="Arial Narrow" w:hAnsi="Arial Narrow"/>
           <w:lang w:val="en-US"/>
         </w:rPr>
+        <w:lastRenderedPageBreak/>
         <w:t xml:space="preserve">Using the </w:t>
       </w:r>
       <w:proofErr w:type="spellStart"/>
@@ -8991,7 +8733,29 @@
           <w:iCs/>
           <w:lang w:val="en-US"/>
         </w:rPr>
-        <w:t xml:space="preserve"> on STM32F3DISCOVERY with </w:t>
+        <w:t xml:space="preserve"> on </w:t>
+      </w:r>
+      <w:r>
+        <w:rPr>
+          <w:rFonts w:ascii="Arial Narrow" w:hAnsi="Arial Narrow"/>
+          <w:b/>
+          <w:bCs/>
+          <w:i/>
+          <w:iCs/>
+          <w:lang w:val="en-US"/>
+        </w:rPr>
+        <w:t>STM32H533RE-NUCLEO</w:t>
+      </w:r>
+      <w:r>
+        <w:rPr>
+          <w:rFonts w:ascii="Arial Narrow" w:hAnsi="Arial Narrow"/>
+          <w:b/>
+          <w:bCs/>
+          <w:i/>
+          <w:iCs/>
+          <w:lang w:val="en-US"/>
+        </w:rPr>
+        <w:t xml:space="preserve"> with </w:t>
       </w:r>
       <w:r>
         <w:rPr>
@@ -9079,8 +8843,8 @@
     </w:p>
     <w:p>
       <w:pPr>
-        <w:pStyle w:val="ListParagraph"/>
-        <w:ind w:left="0"/>
+        <w:spacing w:after="0" w:line="240" w:lineRule="auto"/>
+        <w:jc w:val="both"/>
         <w:rPr>
           <w:rFonts w:ascii="Arial Narrow" w:hAnsi="Arial Narrow" w:cs="Arial"/>
           <w:lang w:val="en-US"/>
@@ -9103,38 +8867,6 @@
       </w:pPr>
       <w:r>
         <w:rPr>
-          <w:rFonts w:ascii="Arial Narrow" w:hAnsi="Arial Narrow" w:cs="Arial"/>
-          <w:lang w:val="en-US"/>
-        </w:rPr>
-        <w:t>Extend the previously used commands to write into 4 LEDs and read from 4 switches.</w:t>
-      </w:r>
-    </w:p>
-    <w:p>
-      <w:pPr>
-        <w:spacing w:after="0" w:line="240" w:lineRule="auto"/>
-        <w:jc w:val="both"/>
-        <w:rPr>
-          <w:rFonts w:ascii="Arial Narrow" w:hAnsi="Arial Narrow" w:cs="Arial"/>
-          <w:lang w:val="en-US"/>
-        </w:rPr>
-      </w:pPr>
-    </w:p>
-    <w:p>
-      <w:pPr>
-        <w:pStyle w:val="ListParagraph"/>
-        <w:numPr>
-          <w:ilvl w:val="0"/>
-          <w:numId w:val="45"/>
-        </w:numPr>
-        <w:spacing w:after="0" w:line="240" w:lineRule="auto"/>
-        <w:jc w:val="both"/>
-        <w:rPr>
-          <w:rFonts w:ascii="Arial Narrow" w:hAnsi="Arial Narrow" w:cs="Arial"/>
-          <w:lang w:val="en-US"/>
-        </w:rPr>
-      </w:pPr>
-      <w:r>
-        <w:rPr>
           <w:rFonts w:ascii="Arial Narrow" w:hAnsi="Arial Narrow"/>
           <w:lang w:val="en-US"/>
         </w:rPr>
@@ -9242,29 +8974,7 @@
           <w:szCs w:val="20"/>
           <w:lang w:val="en-US"/>
         </w:rPr>
-        <w:t xml:space="preserve">output running the </w:t>
-      </w:r>
-      <w:r>
-        <w:rPr>
-          <w:rFonts w:ascii="Arial Narrow" w:hAnsi="Arial Narrow"/>
-          <w:i/>
-          <w:iCs/>
-          <w:sz w:val="20"/>
-          <w:szCs w:val="20"/>
-          <w:lang w:val="en-US"/>
-        </w:rPr>
-        <w:t xml:space="preserve">modified </w:t>
-      </w:r>
-      <w:r>
-        <w:rPr>
-          <w:rFonts w:ascii="Arial Narrow" w:hAnsi="Arial Narrow"/>
-          <w:i/>
-          <w:iCs/>
-          <w:sz w:val="20"/>
-          <w:szCs w:val="20"/>
-          <w:lang w:val="en-US"/>
-        </w:rPr>
-        <w:t>L</w:t>
+        <w:t>output running the L</w:t>
       </w:r>
       <w:r>
         <w:rPr>
@@ -9355,343 +9065,17 @@
         <w:spacing w:after="0" w:line="240" w:lineRule="auto"/>
         <w:jc w:val="both"/>
         <w:rPr>
-          <w:rFonts w:ascii="Arial Narrow" w:hAnsi="Arial Narrow"/>
-          <w:sz w:val="20"/>
-          <w:szCs w:val="20"/>
+          <w:rFonts w:ascii="Arial Narrow" w:hAnsi="Arial Narrow" w:cs="Arial"/>
           <w:lang w:val="en-US"/>
         </w:rPr>
       </w:pPr>
     </w:p>
     <w:p>
       <w:pPr>
-        <w:pStyle w:val="ListParagraph"/>
-        <w:numPr>
-          <w:ilvl w:val="0"/>
-          <w:numId w:val="45"/>
-        </w:numPr>
         <w:spacing w:after="0" w:line="240" w:lineRule="auto"/>
         <w:jc w:val="both"/>
         <w:rPr>
           <w:rFonts w:ascii="Arial Narrow" w:hAnsi="Arial Narrow" w:cs="Arial"/>
-          <w:lang w:val="en-US"/>
-        </w:rPr>
-      </w:pPr>
-      <w:r>
-        <w:rPr>
-          <w:rFonts w:ascii="Arial Narrow" w:hAnsi="Arial Narrow"/>
-          <w:lang w:val="en-US"/>
-        </w:rPr>
-        <w:t>Add and comment the sections of the program modified to implement this new project.</w:t>
-      </w:r>
-    </w:p>
-    <w:p>
-      <w:pPr>
-        <w:spacing w:after="0" w:line="240" w:lineRule="auto"/>
-        <w:jc w:val="center"/>
-        <w:rPr>
-          <w:rFonts w:ascii="Arial Narrow" w:hAnsi="Arial Narrow"/>
-          <w:sz w:val="20"/>
-          <w:szCs w:val="20"/>
-          <w:lang w:val="en-US"/>
-        </w:rPr>
-      </w:pPr>
-    </w:p>
-    <w:p>
-      <w:pPr>
-        <w:spacing w:after="0" w:line="240" w:lineRule="auto"/>
-        <w:jc w:val="center"/>
-        <w:rPr>
-          <w:rFonts w:ascii="Arial Narrow" w:hAnsi="Arial Narrow"/>
-          <w:sz w:val="20"/>
-          <w:szCs w:val="20"/>
-          <w:lang w:val="en-US"/>
-        </w:rPr>
-      </w:pPr>
-      <w:r>
-        <w:rPr>
-          <w:rFonts w:ascii="Arial Narrow" w:hAnsi="Arial Narrow"/>
-          <w:sz w:val="20"/>
-          <w:szCs w:val="20"/>
-          <w:lang w:val="en-US"/>
-        </w:rPr>
-        <w:t xml:space="preserve">Listing </w:t>
-      </w:r>
-      <w:r>
-        <w:rPr>
-          <w:rFonts w:ascii="Arial Narrow" w:hAnsi="Arial Narrow"/>
-          <w:sz w:val="20"/>
-          <w:szCs w:val="20"/>
-          <w:lang w:val="en-US"/>
-        </w:rPr>
-        <w:t>5</w:t>
-      </w:r>
-      <w:r>
-        <w:rPr>
-          <w:rFonts w:ascii="Arial Narrow" w:hAnsi="Arial Narrow"/>
-          <w:sz w:val="20"/>
-          <w:szCs w:val="20"/>
-          <w:lang w:val="en-US"/>
-        </w:rPr>
-        <w:t xml:space="preserve">.1. Code for </w:t>
-      </w:r>
-      <w:r>
-        <w:rPr>
-          <w:rFonts w:ascii="Arial Narrow" w:hAnsi="Arial Narrow"/>
-          <w:sz w:val="20"/>
-          <w:szCs w:val="20"/>
-          <w:lang w:val="en-US"/>
-        </w:rPr>
-        <w:t>section 5</w:t>
-      </w:r>
-    </w:p>
-    <w:tbl>
-      <w:tblPr>
-        <w:tblW w:w="0" w:type="auto"/>
-        <w:tblBorders>
-          <w:top w:val="dashSmallGap" w:sz="18" w:space="0" w:color="FF0000"/>
-          <w:left w:val="dashSmallGap" w:sz="18" w:space="0" w:color="FF0000"/>
-          <w:bottom w:val="dashSmallGap" w:sz="18" w:space="0" w:color="FF0000"/>
-          <w:right w:val="dashSmallGap" w:sz="18" w:space="0" w:color="FF0000"/>
-          <w:insideH w:val="dashSmallGap" w:sz="18" w:space="0" w:color="FF0000"/>
-          <w:insideV w:val="dashSmallGap" w:sz="18" w:space="0" w:color="FF0000"/>
-        </w:tblBorders>
-        <w:tblCellMar>
-          <w:left w:w="90" w:type="dxa"/>
-        </w:tblCellMar>
-        <w:tblLook w:val="04A0" w:firstRow="1" w:lastRow="0" w:firstColumn="1" w:lastColumn="0" w:noHBand="0" w:noVBand="1"/>
-      </w:tblPr>
-      <w:tblGrid>
-        <w:gridCol w:w="10112"/>
-      </w:tblGrid>
-      <w:tr>
-        <w:tc>
-          <w:tcPr>
-            <w:tcW w:w="10112" w:type="dxa"/>
-            <w:tcBorders>
-              <w:top w:val="dashSmallGap" w:sz="18" w:space="0" w:color="FF0000"/>
-              <w:left w:val="dashSmallGap" w:sz="18" w:space="0" w:color="FF0000"/>
-              <w:bottom w:val="dashSmallGap" w:sz="18" w:space="0" w:color="FF0000"/>
-              <w:right w:val="dashSmallGap" w:sz="18" w:space="0" w:color="FF0000"/>
-            </w:tcBorders>
-            <w:shd w:val="clear" w:color="auto" w:fill="auto"/>
-            <w:tcMar>
-              <w:left w:w="90" w:type="dxa"/>
-            </w:tcMar>
-          </w:tcPr>
-          <w:p>
-            <w:pPr>
-              <w:spacing w:after="0" w:line="240" w:lineRule="auto"/>
-              <w:jc w:val="center"/>
-              <w:rPr>
-                <w:rFonts w:ascii="Arial Narrow" w:hAnsi="Arial Narrow" w:cs="Arial"/>
-                <w:lang w:val="en-US"/>
-              </w:rPr>
-            </w:pPr>
-          </w:p>
-          <w:p>
-            <w:pPr>
-              <w:spacing w:after="0" w:line="240" w:lineRule="auto"/>
-              <w:jc w:val="center"/>
-              <w:rPr>
-                <w:rFonts w:ascii="Arial Narrow" w:hAnsi="Arial Narrow" w:cs="Arial"/>
-                <w:lang w:val="en-US"/>
-              </w:rPr>
-            </w:pPr>
-          </w:p>
-          <w:p>
-            <w:pPr>
-              <w:spacing w:after="0" w:line="240" w:lineRule="auto"/>
-              <w:jc w:val="center"/>
-              <w:rPr>
-                <w:rFonts w:ascii="Arial Narrow" w:hAnsi="Arial Narrow" w:cs="Arial"/>
-                <w:lang w:val="en-US"/>
-              </w:rPr>
-            </w:pPr>
-          </w:p>
-        </w:tc>
-      </w:tr>
-    </w:tbl>
-    <w:p>
-      <w:pPr>
-        <w:spacing w:after="0" w:line="240" w:lineRule="auto"/>
-        <w:jc w:val="both"/>
-        <w:rPr>
-          <w:rFonts w:ascii="Arial Narrow" w:hAnsi="Arial Narrow"/>
-          <w:sz w:val="20"/>
-          <w:szCs w:val="20"/>
-          <w:lang w:val="en-US"/>
-        </w:rPr>
-      </w:pPr>
-    </w:p>
-    <w:p>
-      <w:pPr>
-        <w:pStyle w:val="ListParagraph"/>
-        <w:numPr>
-          <w:ilvl w:val="0"/>
-          <w:numId w:val="45"/>
-        </w:numPr>
-        <w:spacing w:after="0" w:line="240" w:lineRule="auto"/>
-        <w:jc w:val="both"/>
-        <w:rPr>
-          <w:rFonts w:ascii="Arial Narrow" w:hAnsi="Arial Narrow" w:cs="Arial"/>
-          <w:lang w:val="en-US"/>
-        </w:rPr>
-      </w:pPr>
-      <w:r>
-        <w:rPr>
-          <w:rFonts w:ascii="Arial Narrow" w:hAnsi="Arial Narrow"/>
-          <w:lang w:val="en-US"/>
-        </w:rPr>
-        <w:t>Explain how does your program works.</w:t>
-      </w:r>
-    </w:p>
-    <w:p>
-      <w:pPr>
-        <w:spacing w:after="0" w:line="240" w:lineRule="auto"/>
-        <w:jc w:val="center"/>
-        <w:rPr>
-          <w:rFonts w:ascii="Arial Narrow" w:hAnsi="Arial Narrow"/>
-          <w:sz w:val="20"/>
-          <w:szCs w:val="20"/>
-          <w:lang w:val="en-US"/>
-        </w:rPr>
-      </w:pPr>
-    </w:p>
-    <w:p>
-      <w:pPr>
-        <w:spacing w:after="0" w:line="240" w:lineRule="auto"/>
-        <w:jc w:val="center"/>
-        <w:rPr>
-          <w:rFonts w:ascii="Arial Narrow" w:hAnsi="Arial Narrow"/>
-          <w:sz w:val="20"/>
-          <w:szCs w:val="20"/>
-          <w:lang w:val="en-US"/>
-        </w:rPr>
-      </w:pPr>
-      <w:r>
-        <w:rPr>
-          <w:rFonts w:ascii="Arial Narrow" w:hAnsi="Arial Narrow"/>
-          <w:sz w:val="20"/>
-          <w:szCs w:val="20"/>
-          <w:lang w:val="en-US"/>
-        </w:rPr>
-        <w:t xml:space="preserve">Listing </w:t>
-      </w:r>
-      <w:r>
-        <w:rPr>
-          <w:rFonts w:ascii="Arial Narrow" w:hAnsi="Arial Narrow"/>
-          <w:sz w:val="20"/>
-          <w:szCs w:val="20"/>
-          <w:lang w:val="en-US"/>
-        </w:rPr>
-        <w:t>5</w:t>
-      </w:r>
-      <w:r>
-        <w:rPr>
-          <w:rFonts w:ascii="Arial Narrow" w:hAnsi="Arial Narrow"/>
-          <w:sz w:val="20"/>
-          <w:szCs w:val="20"/>
-          <w:lang w:val="en-US"/>
-        </w:rPr>
-        <w:t>.</w:t>
-      </w:r>
-      <w:r>
-        <w:rPr>
-          <w:rFonts w:ascii="Arial Narrow" w:hAnsi="Arial Narrow"/>
-          <w:sz w:val="20"/>
-          <w:szCs w:val="20"/>
-          <w:lang w:val="en-US"/>
-        </w:rPr>
-        <w:t>2</w:t>
-      </w:r>
-      <w:r>
-        <w:rPr>
-          <w:rFonts w:ascii="Arial Narrow" w:hAnsi="Arial Narrow"/>
-          <w:sz w:val="20"/>
-          <w:szCs w:val="20"/>
-          <w:lang w:val="en-US"/>
-        </w:rPr>
-        <w:t xml:space="preserve">. </w:t>
-      </w:r>
-      <w:r>
-        <w:rPr>
-          <w:rFonts w:ascii="Arial Narrow" w:hAnsi="Arial Narrow"/>
-          <w:sz w:val="20"/>
-          <w:szCs w:val="20"/>
-          <w:lang w:val="en-US"/>
-        </w:rPr>
-        <w:t>Description for program in section 5</w:t>
-      </w:r>
-    </w:p>
-    <w:tbl>
-      <w:tblPr>
-        <w:tblW w:w="0" w:type="auto"/>
-        <w:tblBorders>
-          <w:top w:val="dashSmallGap" w:sz="18" w:space="0" w:color="FFFF00"/>
-          <w:left w:val="dashSmallGap" w:sz="18" w:space="0" w:color="FFFF00"/>
-          <w:bottom w:val="dashSmallGap" w:sz="18" w:space="0" w:color="FFFF00"/>
-          <w:right w:val="dashSmallGap" w:sz="18" w:space="0" w:color="FFFF00"/>
-          <w:insideH w:val="dashSmallGap" w:sz="18" w:space="0" w:color="FFFF00"/>
-          <w:insideV w:val="dashSmallGap" w:sz="18" w:space="0" w:color="FFFF00"/>
-        </w:tblBorders>
-        <w:tblCellMar>
-          <w:left w:w="90" w:type="dxa"/>
-        </w:tblCellMar>
-        <w:tblLook w:val="04A0" w:firstRow="1" w:lastRow="0" w:firstColumn="1" w:lastColumn="0" w:noHBand="0" w:noVBand="1"/>
-      </w:tblPr>
-      <w:tblGrid>
-        <w:gridCol w:w="10112"/>
-      </w:tblGrid>
-      <w:tr>
-        <w:tc>
-          <w:tcPr>
-            <w:tcW w:w="10112" w:type="dxa"/>
-            <w:shd w:val="clear" w:color="auto" w:fill="auto"/>
-            <w:tcMar>
-              <w:left w:w="90" w:type="dxa"/>
-            </w:tcMar>
-          </w:tcPr>
-          <w:p>
-            <w:pPr>
-              <w:spacing w:after="0" w:line="240" w:lineRule="auto"/>
-              <w:jc w:val="center"/>
-              <w:rPr>
-                <w:rFonts w:ascii="Arial Narrow" w:hAnsi="Arial Narrow" w:cs="Arial"/>
-                <w:lang w:val="en-US"/>
-              </w:rPr>
-            </w:pPr>
-          </w:p>
-          <w:p>
-            <w:pPr>
-              <w:spacing w:after="0" w:line="240" w:lineRule="auto"/>
-              <w:jc w:val="center"/>
-              <w:rPr>
-                <w:rFonts w:ascii="Arial Narrow" w:hAnsi="Arial Narrow" w:cs="Arial"/>
-                <w:lang w:val="en-US"/>
-              </w:rPr>
-            </w:pPr>
-          </w:p>
-          <w:p>
-            <w:pPr>
-              <w:spacing w:after="0" w:line="240" w:lineRule="auto"/>
-              <w:jc w:val="center"/>
-              <w:rPr>
-                <w:rFonts w:ascii="Arial Narrow" w:hAnsi="Arial Narrow" w:cs="Arial"/>
-                <w:lang w:val="en-US"/>
-              </w:rPr>
-            </w:pPr>
-          </w:p>
-        </w:tc>
-      </w:tr>
-    </w:tbl>
-    <w:p>
-      <w:pPr>
-        <w:spacing w:after="0" w:line="240" w:lineRule="auto"/>
-        <w:jc w:val="both"/>
-        <w:rPr>
-          <w:rFonts w:ascii="Arial Narrow" w:hAnsi="Arial Narrow"/>
-          <w:sz w:val="20"/>
-          <w:szCs w:val="20"/>
           <w:lang w:val="en-US"/>
         </w:rPr>
       </w:pPr>
